--- a/Python_Therory_Notes/Python_Theory_Notes.docx
+++ b/Python_Therory_Notes/Python_Theory_Notes.docx
@@ -5,7 +5,7 @@
     <w:p>
       <w:pPr>
         <w:spacing w:after="0" w:line="360" w:lineRule="auto"/>
-        <w:ind w:left="-709" w:right="-755"/>
+        <w:ind w:right="-755"/>
         <w:jc w:val="both"/>
         <w:rPr>
           <w:rFonts w:ascii="Times New Roman" w:hAnsi="Times New Roman" w:cs="Times New Roman"/>
@@ -28,7 +28,7 @@
           <w:bottom w:val="single" w:sz="6" w:space="1" w:color="auto"/>
         </w:pBdr>
         <w:spacing w:after="0" w:line="360" w:lineRule="auto"/>
-        <w:ind w:left="-709" w:right="-755"/>
+        <w:ind w:right="-755"/>
         <w:jc w:val="both"/>
         <w:rPr>
           <w:rFonts w:ascii="Times New Roman" w:hAnsi="Times New Roman" w:cs="Times New Roman"/>
@@ -48,7 +48,7 @@
     <w:p>
       <w:pPr>
         <w:spacing w:after="0" w:line="360" w:lineRule="auto"/>
-        <w:ind w:left="-709" w:right="-755"/>
+        <w:ind w:right="-755"/>
         <w:jc w:val="both"/>
         <w:rPr>
           <w:rFonts w:ascii="Times New Roman" w:hAnsi="Times New Roman" w:cs="Times New Roman"/>
@@ -60,7 +60,7 @@
     <w:p>
       <w:pPr>
         <w:spacing w:after="0" w:line="360" w:lineRule="auto"/>
-        <w:ind w:left="-709" w:right="-755"/>
+        <w:ind w:right="-755"/>
         <w:jc w:val="both"/>
         <w:rPr>
           <w:rFonts w:ascii="Times New Roman" w:hAnsi="Times New Roman" w:cs="Times New Roman"/>
@@ -80,7 +80,7 @@
     <w:p>
       <w:pPr>
         <w:spacing w:after="0" w:line="360" w:lineRule="auto"/>
-        <w:ind w:left="-709" w:right="-755"/>
+        <w:ind w:right="-755"/>
         <w:jc w:val="both"/>
         <w:rPr>
           <w:rFonts w:ascii="Times New Roman" w:hAnsi="Times New Roman" w:cs="Times New Roman"/>
@@ -104,7 +104,7 @@
     <w:p>
       <w:pPr>
         <w:spacing w:after="0" w:line="360" w:lineRule="auto"/>
-        <w:ind w:left="-709" w:right="-755"/>
+        <w:ind w:right="-755"/>
         <w:jc w:val="both"/>
         <w:rPr>
           <w:rFonts w:ascii="Times New Roman" w:hAnsi="Times New Roman" w:cs="Times New Roman"/>
@@ -120,17 +120,17 @@
     <w:p>
       <w:pPr>
         <w:spacing w:after="0" w:line="360" w:lineRule="auto"/>
-        <w:ind w:left="-709" w:right="-755"/>
-        <w:jc w:val="both"/>
-        <w:rPr>
-          <w:rFonts w:ascii="Times New Roman" w:hAnsi="Times New Roman" w:cs="Times New Roman"/>
-        </w:rPr>
-      </w:pPr>
-    </w:p>
-    <w:p>
-      <w:pPr>
-        <w:spacing w:after="0" w:line="360" w:lineRule="auto"/>
-        <w:ind w:left="-709" w:right="-755"/>
+        <w:ind w:right="-755"/>
+        <w:jc w:val="both"/>
+        <w:rPr>
+          <w:rFonts w:ascii="Times New Roman" w:hAnsi="Times New Roman" w:cs="Times New Roman"/>
+        </w:rPr>
+      </w:pPr>
+    </w:p>
+    <w:p>
+      <w:pPr>
+        <w:spacing w:after="0" w:line="360" w:lineRule="auto"/>
+        <w:ind w:right="-755"/>
         <w:jc w:val="both"/>
         <w:rPr>
           <w:rFonts w:ascii="Times New Roman" w:hAnsi="Times New Roman" w:cs="Times New Roman"/>
@@ -157,7 +157,7 @@
           <w:tab w:val="clear" w:pos="720"/>
         </w:tabs>
         <w:spacing w:after="0" w:line="360" w:lineRule="auto"/>
-        <w:ind w:left="-426" w:right="-755"/>
+        <w:ind w:left="0" w:right="-755"/>
         <w:jc w:val="both"/>
         <w:rPr>
           <w:rFonts w:ascii="Times New Roman" w:hAnsi="Times New Roman" w:cs="Times New Roman"/>
@@ -195,7 +195,7 @@
           <w:tab w:val="clear" w:pos="720"/>
         </w:tabs>
         <w:spacing w:after="0" w:line="360" w:lineRule="auto"/>
-        <w:ind w:left="-426" w:right="-755"/>
+        <w:ind w:left="0" w:right="-755"/>
         <w:jc w:val="both"/>
         <w:rPr>
           <w:rFonts w:ascii="Times New Roman" w:hAnsi="Times New Roman" w:cs="Times New Roman"/>
@@ -218,7 +218,7 @@
           <w:tab w:val="clear" w:pos="720"/>
         </w:tabs>
         <w:spacing w:after="0" w:line="360" w:lineRule="auto"/>
-        <w:ind w:left="-426" w:right="-755"/>
+        <w:ind w:left="0" w:right="-755"/>
         <w:jc w:val="both"/>
         <w:rPr>
           <w:rFonts w:ascii="Times New Roman" w:hAnsi="Times New Roman" w:cs="Times New Roman"/>
@@ -241,7 +241,7 @@
           <w:tab w:val="clear" w:pos="720"/>
         </w:tabs>
         <w:spacing w:after="0" w:line="360" w:lineRule="auto"/>
-        <w:ind w:left="-426" w:right="-755"/>
+        <w:ind w:left="0" w:right="-755"/>
         <w:jc w:val="both"/>
         <w:rPr>
           <w:rFonts w:ascii="Times New Roman" w:hAnsi="Times New Roman" w:cs="Times New Roman"/>
@@ -264,7 +264,7 @@
           <w:tab w:val="clear" w:pos="720"/>
         </w:tabs>
         <w:spacing w:after="0" w:line="360" w:lineRule="auto"/>
-        <w:ind w:left="-426" w:right="-755"/>
+        <w:ind w:left="0" w:right="-755"/>
         <w:jc w:val="both"/>
         <w:rPr>
           <w:rFonts w:ascii="Times New Roman" w:hAnsi="Times New Roman" w:cs="Times New Roman"/>
@@ -280,7 +280,7 @@
     <w:p>
       <w:pPr>
         <w:spacing w:after="0" w:line="360" w:lineRule="auto"/>
-        <w:ind w:left="-426" w:right="-755"/>
+        <w:ind w:right="-755"/>
         <w:jc w:val="both"/>
         <w:rPr>
           <w:rFonts w:ascii="Times New Roman" w:hAnsi="Times New Roman" w:cs="Times New Roman"/>
@@ -307,7 +307,7 @@
           <w:tab w:val="clear" w:pos="720"/>
         </w:tabs>
         <w:spacing w:after="0" w:line="360" w:lineRule="auto"/>
-        <w:ind w:left="-426" w:right="-755"/>
+        <w:ind w:left="0" w:right="-755"/>
         <w:jc w:val="both"/>
         <w:rPr>
           <w:rFonts w:ascii="Times New Roman" w:hAnsi="Times New Roman" w:cs="Times New Roman"/>
@@ -402,7 +402,7 @@
           <w:tab w:val="clear" w:pos="720"/>
         </w:tabs>
         <w:spacing w:after="0" w:line="360" w:lineRule="auto"/>
-        <w:ind w:left="-426" w:right="-755"/>
+        <w:ind w:left="0" w:right="-755"/>
         <w:jc w:val="both"/>
         <w:rPr>
           <w:rFonts w:ascii="Times New Roman" w:hAnsi="Times New Roman" w:cs="Times New Roman"/>
@@ -455,7 +455,7 @@
           <w:tab w:val="clear" w:pos="720"/>
         </w:tabs>
         <w:spacing w:after="0" w:line="360" w:lineRule="auto"/>
-        <w:ind w:left="-426" w:right="-755"/>
+        <w:ind w:left="0" w:right="-755"/>
         <w:jc w:val="both"/>
         <w:rPr>
           <w:rFonts w:ascii="Times New Roman" w:hAnsi="Times New Roman" w:cs="Times New Roman"/>
@@ -478,7 +478,7 @@
           <w:tab w:val="clear" w:pos="720"/>
         </w:tabs>
         <w:spacing w:after="0" w:line="360" w:lineRule="auto"/>
-        <w:ind w:left="-426" w:right="-755"/>
+        <w:ind w:left="0" w:right="-755"/>
         <w:jc w:val="both"/>
         <w:rPr>
           <w:rFonts w:ascii="Times New Roman" w:hAnsi="Times New Roman" w:cs="Times New Roman"/>
@@ -521,7 +521,7 @@
     <w:p>
       <w:pPr>
         <w:spacing w:after="0" w:line="360" w:lineRule="auto"/>
-        <w:ind w:left="-426" w:right="-755"/>
+        <w:ind w:right="-755"/>
         <w:jc w:val="both"/>
         <w:rPr>
           <w:rFonts w:ascii="Times New Roman" w:hAnsi="Times New Roman" w:cs="Times New Roman"/>
@@ -548,7 +548,7 @@
           <w:tab w:val="clear" w:pos="720"/>
         </w:tabs>
         <w:spacing w:after="0" w:line="276" w:lineRule="auto"/>
-        <w:ind w:left="-426" w:right="-755"/>
+        <w:ind w:left="0" w:right="-755"/>
         <w:jc w:val="both"/>
         <w:rPr>
           <w:rFonts w:ascii="Times New Roman" w:hAnsi="Times New Roman" w:cs="Times New Roman"/>
@@ -571,7 +571,7 @@
           <w:tab w:val="clear" w:pos="720"/>
         </w:tabs>
         <w:spacing w:after="0" w:line="276" w:lineRule="auto"/>
-        <w:ind w:left="-426" w:right="-755"/>
+        <w:ind w:left="0" w:right="-755"/>
         <w:jc w:val="both"/>
         <w:rPr>
           <w:rFonts w:ascii="Times New Roman" w:hAnsi="Times New Roman" w:cs="Times New Roman"/>
@@ -594,7 +594,7 @@
           <w:tab w:val="clear" w:pos="720"/>
         </w:tabs>
         <w:spacing w:after="0" w:line="276" w:lineRule="auto"/>
-        <w:ind w:left="-426" w:right="-755"/>
+        <w:ind w:left="0" w:right="-755"/>
         <w:jc w:val="both"/>
         <w:rPr>
           <w:rFonts w:ascii="Times New Roman" w:hAnsi="Times New Roman" w:cs="Times New Roman"/>
@@ -617,7 +617,7 @@
           <w:tab w:val="clear" w:pos="720"/>
         </w:tabs>
         <w:spacing w:after="0" w:line="276" w:lineRule="auto"/>
-        <w:ind w:left="-426" w:right="-755"/>
+        <w:ind w:left="0" w:right="-755"/>
         <w:jc w:val="both"/>
         <w:rPr>
           <w:rFonts w:ascii="Times New Roman" w:hAnsi="Times New Roman" w:cs="Times New Roman"/>
@@ -640,7 +640,7 @@
           <w:tab w:val="clear" w:pos="720"/>
         </w:tabs>
         <w:spacing w:after="0" w:line="276" w:lineRule="auto"/>
-        <w:ind w:left="-426" w:right="-755"/>
+        <w:ind w:left="0" w:right="-755"/>
         <w:jc w:val="both"/>
         <w:rPr>
           <w:rFonts w:ascii="Times New Roman" w:hAnsi="Times New Roman" w:cs="Times New Roman"/>
@@ -663,7 +663,7 @@
           <w:tab w:val="clear" w:pos="720"/>
         </w:tabs>
         <w:spacing w:after="0" w:line="276" w:lineRule="auto"/>
-        <w:ind w:left="-426" w:right="-755"/>
+        <w:ind w:left="0" w:right="-755"/>
         <w:jc w:val="both"/>
         <w:rPr>
           <w:rFonts w:ascii="Times New Roman" w:hAnsi="Times New Roman" w:cs="Times New Roman"/>
@@ -686,7 +686,7 @@
           <w:tab w:val="clear" w:pos="720"/>
         </w:tabs>
         <w:spacing w:after="0" w:line="276" w:lineRule="auto"/>
-        <w:ind w:left="-426" w:right="-755"/>
+        <w:ind w:left="0" w:right="-755"/>
         <w:jc w:val="both"/>
         <w:rPr>
           <w:rFonts w:ascii="Times New Roman" w:hAnsi="Times New Roman" w:cs="Times New Roman"/>
@@ -724,7 +724,7 @@
           <w:tab w:val="clear" w:pos="720"/>
         </w:tabs>
         <w:spacing w:after="0" w:line="276" w:lineRule="auto"/>
-        <w:ind w:left="-426" w:right="-755"/>
+        <w:ind w:left="0" w:right="-755"/>
         <w:jc w:val="both"/>
         <w:rPr>
           <w:rFonts w:ascii="Times New Roman" w:hAnsi="Times New Roman" w:cs="Times New Roman"/>
@@ -747,7 +747,7 @@
           <w:tab w:val="clear" w:pos="720"/>
         </w:tabs>
         <w:spacing w:after="0" w:line="276" w:lineRule="auto"/>
-        <w:ind w:left="-426" w:right="-755"/>
+        <w:ind w:left="0" w:right="-755"/>
         <w:jc w:val="both"/>
         <w:rPr>
           <w:rFonts w:ascii="Times New Roman" w:hAnsi="Times New Roman" w:cs="Times New Roman"/>
@@ -770,7 +770,7 @@
           <w:tab w:val="clear" w:pos="720"/>
         </w:tabs>
         <w:spacing w:after="0" w:line="276" w:lineRule="auto"/>
-        <w:ind w:left="-426" w:right="-755"/>
+        <w:ind w:left="0" w:right="-755"/>
         <w:jc w:val="both"/>
         <w:rPr>
           <w:rFonts w:ascii="Times New Roman" w:hAnsi="Times New Roman" w:cs="Times New Roman"/>
@@ -786,7 +786,7 @@
     <w:p>
       <w:pPr>
         <w:spacing w:after="0" w:line="360" w:lineRule="auto"/>
-        <w:ind w:left="-709" w:right="-755"/>
+        <w:ind w:right="-755"/>
         <w:jc w:val="both"/>
         <w:rPr>
           <w:rFonts w:ascii="Times New Roman" w:hAnsi="Times New Roman" w:cs="Times New Roman"/>
@@ -798,7 +798,7 @@
     <w:p>
       <w:pPr>
         <w:spacing w:after="0" w:line="360" w:lineRule="auto"/>
-        <w:ind w:left="-709" w:right="-755"/>
+        <w:ind w:right="-755"/>
         <w:jc w:val="both"/>
         <w:rPr>
           <w:rFonts w:ascii="Times New Roman" w:hAnsi="Times New Roman" w:cs="Times New Roman"/>
@@ -814,7 +814,7 @@
     <w:p>
       <w:pPr>
         <w:spacing w:after="0" w:line="360" w:lineRule="auto"/>
-        <w:ind w:left="-709" w:right="-755"/>
+        <w:ind w:right="-755"/>
         <w:jc w:val="both"/>
         <w:rPr>
           <w:rFonts w:ascii="Times New Roman" w:hAnsi="Times New Roman" w:cs="Times New Roman"/>
@@ -832,17 +832,16 @@
           <w:tab w:val="clear" w:pos="720"/>
         </w:tabs>
         <w:spacing w:after="0" w:line="360" w:lineRule="auto"/>
-        <w:ind w:left="-284" w:right="-755"/>
-        <w:jc w:val="both"/>
-        <w:rPr>
-          <w:rFonts w:ascii="Times New Roman" w:hAnsi="Times New Roman" w:cs="Times New Roman"/>
-        </w:rPr>
-      </w:pPr>
-      <w:r>
-        <w:rPr>
-          <w:rFonts w:ascii="Times New Roman" w:hAnsi="Times New Roman" w:cs="Times New Roman"/>
-        </w:rPr>
-        <w:lastRenderedPageBreak/>
+        <w:ind w:left="0" w:right="-755"/>
+        <w:jc w:val="both"/>
+        <w:rPr>
+          <w:rFonts w:ascii="Times New Roman" w:hAnsi="Times New Roman" w:cs="Times New Roman"/>
+        </w:rPr>
+      </w:pPr>
+      <w:r>
+        <w:rPr>
+          <w:rFonts w:ascii="Times New Roman" w:hAnsi="Times New Roman" w:cs="Times New Roman"/>
+        </w:rPr>
         <w:t>C, C++, Java – compiler is used to convert machine language – 0010100</w:t>
       </w:r>
     </w:p>
@@ -857,7 +856,7 @@
           <w:tab w:val="clear" w:pos="720"/>
         </w:tabs>
         <w:spacing w:after="0" w:line="360" w:lineRule="auto"/>
-        <w:ind w:left="-284" w:right="-755"/>
+        <w:ind w:left="0" w:right="-755"/>
         <w:jc w:val="both"/>
         <w:rPr>
           <w:rFonts w:ascii="Times New Roman" w:hAnsi="Times New Roman" w:cs="Times New Roman"/>
@@ -885,17 +884,17 @@
     <w:p>
       <w:pPr>
         <w:spacing w:after="0" w:line="360" w:lineRule="auto"/>
-        <w:ind w:left="-709" w:right="-755"/>
-        <w:jc w:val="both"/>
-        <w:rPr>
-          <w:rFonts w:ascii="Times New Roman" w:hAnsi="Times New Roman" w:cs="Times New Roman"/>
-        </w:rPr>
-      </w:pPr>
-    </w:p>
-    <w:p>
-      <w:pPr>
-        <w:spacing w:after="0" w:line="360" w:lineRule="auto"/>
-        <w:ind w:left="-709" w:right="-755"/>
+        <w:ind w:right="-755"/>
+        <w:jc w:val="both"/>
+        <w:rPr>
+          <w:rFonts w:ascii="Times New Roman" w:hAnsi="Times New Roman" w:cs="Times New Roman"/>
+        </w:rPr>
+      </w:pPr>
+    </w:p>
+    <w:p>
+      <w:pPr>
+        <w:spacing w:after="0" w:line="360" w:lineRule="auto"/>
+        <w:ind w:right="-755"/>
         <w:jc w:val="both"/>
         <w:rPr>
           <w:rFonts w:ascii="Times New Roman" w:hAnsi="Times New Roman" w:cs="Times New Roman"/>
@@ -915,7 +914,7 @@
     <w:p>
       <w:pPr>
         <w:spacing w:after="0" w:line="360" w:lineRule="auto"/>
-        <w:ind w:left="-709" w:right="-755"/>
+        <w:ind w:right="-755"/>
         <w:jc w:val="both"/>
         <w:rPr>
           <w:rFonts w:ascii="Times New Roman" w:hAnsi="Times New Roman" w:cs="Times New Roman"/>
@@ -931,7 +930,7 @@
     <w:p>
       <w:pPr>
         <w:spacing w:after="0" w:line="360" w:lineRule="auto"/>
-        <w:ind w:left="-709" w:right="-755"/>
+        <w:ind w:right="-755"/>
         <w:jc w:val="both"/>
         <w:rPr>
           <w:rFonts w:ascii="Times New Roman" w:hAnsi="Times New Roman" w:cs="Times New Roman"/>
@@ -959,7 +958,7 @@
     <w:p>
       <w:pPr>
         <w:spacing w:after="0" w:line="360" w:lineRule="auto"/>
-        <w:ind w:left="-709" w:right="-755"/>
+        <w:ind w:right="-755"/>
         <w:jc w:val="center"/>
         <w:rPr>
           <w:rFonts w:ascii="Times New Roman" w:hAnsi="Times New Roman" w:cs="Times New Roman"/>
@@ -970,7 +969,7 @@
           <w:noProof/>
         </w:rPr>
         <w:drawing>
-          <wp:inline distT="0" distB="0" distL="0" distR="0" wp14:anchorId="501B9542" wp14:editId="4A97A280">
+          <wp:inline distT="0" distB="0" distL="0" distR="0" wp14:anchorId="501B9542" wp14:editId="2F69AB8A">
             <wp:extent cx="5850708" cy="1887220"/>
             <wp:effectExtent l="0" t="0" r="0" b="0"/>
             <wp:docPr id="6014351" name="Picture 1" descr="Compiler – Quality information for small scale DAB projects"/>
@@ -1022,7 +1021,7 @@
     <w:p>
       <w:pPr>
         <w:spacing w:after="0" w:line="360" w:lineRule="auto"/>
-        <w:ind w:left="-709" w:right="-755"/>
+        <w:ind w:right="-755"/>
         <w:jc w:val="both"/>
         <w:rPr>
           <w:rFonts w:ascii="Times New Roman" w:hAnsi="Times New Roman" w:cs="Times New Roman"/>
@@ -1058,7 +1057,7 @@
     <w:p>
       <w:pPr>
         <w:spacing w:after="0" w:line="360" w:lineRule="auto"/>
-        <w:ind w:left="-709" w:right="-755"/>
+        <w:ind w:right="-755"/>
         <w:jc w:val="both"/>
         <w:rPr>
           <w:rFonts w:ascii="Times New Roman" w:hAnsi="Times New Roman" w:cs="Times New Roman"/>
@@ -1074,17 +1073,17 @@
     <w:p>
       <w:pPr>
         <w:spacing w:after="0" w:line="360" w:lineRule="auto"/>
-        <w:ind w:left="-709" w:right="-755"/>
-        <w:jc w:val="both"/>
-        <w:rPr>
-          <w:rFonts w:ascii="Times New Roman" w:hAnsi="Times New Roman" w:cs="Times New Roman"/>
-        </w:rPr>
-      </w:pPr>
-    </w:p>
-    <w:p>
-      <w:pPr>
-        <w:spacing w:after="0" w:line="360" w:lineRule="auto"/>
-        <w:ind w:left="-709" w:right="-755"/>
+        <w:ind w:right="-755"/>
+        <w:jc w:val="both"/>
+        <w:rPr>
+          <w:rFonts w:ascii="Times New Roman" w:hAnsi="Times New Roman" w:cs="Times New Roman"/>
+        </w:rPr>
+      </w:pPr>
+    </w:p>
+    <w:p>
+      <w:pPr>
+        <w:spacing w:after="0" w:line="360" w:lineRule="auto"/>
+        <w:ind w:right="-755"/>
         <w:jc w:val="both"/>
         <w:rPr>
           <w:rFonts w:ascii="Times New Roman" w:hAnsi="Times New Roman" w:cs="Times New Roman"/>
@@ -1105,7 +1104,7 @@
           <w:numId w:val="2"/>
         </w:numPr>
         <w:spacing w:after="0" w:line="360" w:lineRule="auto"/>
-        <w:ind w:left="-284" w:right="-755"/>
+        <w:ind w:left="0" w:right="-755"/>
         <w:jc w:val="both"/>
         <w:rPr>
           <w:rFonts w:ascii="Times New Roman" w:hAnsi="Times New Roman" w:cs="Times New Roman"/>
@@ -1126,7 +1125,7 @@
           <w:numId w:val="2"/>
         </w:numPr>
         <w:spacing w:after="0" w:line="360" w:lineRule="auto"/>
-        <w:ind w:left="-284" w:right="-755"/>
+        <w:ind w:left="0" w:right="-755"/>
         <w:jc w:val="both"/>
         <w:rPr>
           <w:rFonts w:ascii="Times New Roman" w:hAnsi="Times New Roman" w:cs="Times New Roman"/>
@@ -1147,7 +1146,7 @@
           <w:numId w:val="2"/>
         </w:numPr>
         <w:spacing w:after="0" w:line="360" w:lineRule="auto"/>
-        <w:ind w:left="-284" w:right="-755"/>
+        <w:ind w:left="0" w:right="-755"/>
         <w:jc w:val="both"/>
         <w:rPr>
           <w:rFonts w:ascii="Times New Roman" w:hAnsi="Times New Roman" w:cs="Times New Roman"/>
@@ -1168,7 +1167,7 @@
           <w:numId w:val="2"/>
         </w:numPr>
         <w:spacing w:after="0" w:line="360" w:lineRule="auto"/>
-        <w:ind w:left="-284" w:right="-755"/>
+        <w:ind w:left="0" w:right="-755"/>
         <w:jc w:val="both"/>
         <w:rPr>
           <w:rFonts w:ascii="Times New Roman" w:hAnsi="Times New Roman" w:cs="Times New Roman"/>
@@ -1189,7 +1188,7 @@
           <w:numId w:val="2"/>
         </w:numPr>
         <w:spacing w:after="0" w:line="360" w:lineRule="auto"/>
-        <w:ind w:left="-284" w:right="-755"/>
+        <w:ind w:left="0" w:right="-755"/>
         <w:jc w:val="both"/>
         <w:rPr>
           <w:rFonts w:ascii="Times New Roman" w:hAnsi="Times New Roman" w:cs="Times New Roman"/>
@@ -1216,7 +1215,7 @@
           <w:numId w:val="2"/>
         </w:numPr>
         <w:spacing w:after="0" w:line="360" w:lineRule="auto"/>
-        <w:ind w:left="-284" w:right="-755"/>
+        <w:ind w:left="0" w:right="-755"/>
         <w:jc w:val="both"/>
         <w:rPr>
           <w:rFonts w:ascii="Times New Roman" w:hAnsi="Times New Roman" w:cs="Times New Roman"/>
@@ -1234,7 +1233,7 @@
     <w:p>
       <w:pPr>
         <w:spacing w:after="0" w:line="360" w:lineRule="auto"/>
-        <w:ind w:left="-709" w:right="-755"/>
+        <w:ind w:right="-755"/>
         <w:jc w:val="both"/>
         <w:rPr>
           <w:rFonts w:ascii="Times New Roman" w:hAnsi="Times New Roman" w:cs="Times New Roman"/>
@@ -1246,7 +1245,7 @@
     <w:p>
       <w:pPr>
         <w:spacing w:after="0" w:line="360" w:lineRule="auto"/>
-        <w:ind w:left="-709" w:right="-755"/>
+        <w:ind w:right="-755"/>
         <w:jc w:val="both"/>
         <w:rPr>
           <w:rFonts w:ascii="Times New Roman" w:hAnsi="Times New Roman" w:cs="Times New Roman"/>
@@ -1258,7 +1257,7 @@
     <w:p>
       <w:pPr>
         <w:spacing w:after="0" w:line="360" w:lineRule="auto"/>
-        <w:ind w:left="-709" w:right="-755"/>
+        <w:ind w:right="-755"/>
         <w:jc w:val="both"/>
         <w:rPr>
           <w:rFonts w:ascii="Times New Roman" w:hAnsi="Times New Roman" w:cs="Times New Roman"/>
@@ -1270,7 +1269,7 @@
     <w:p>
       <w:pPr>
         <w:spacing w:after="0" w:line="360" w:lineRule="auto"/>
-        <w:ind w:left="-709" w:right="-755"/>
+        <w:ind w:right="-755"/>
         <w:jc w:val="both"/>
         <w:rPr>
           <w:rFonts w:ascii="Times New Roman" w:hAnsi="Times New Roman" w:cs="Times New Roman"/>
@@ -1282,7 +1281,7 @@
     <w:p>
       <w:pPr>
         <w:spacing w:after="0" w:line="360" w:lineRule="auto"/>
-        <w:ind w:left="-709" w:right="-755"/>
+        <w:ind w:right="-755"/>
         <w:jc w:val="both"/>
         <w:rPr>
           <w:rFonts w:ascii="Times New Roman" w:hAnsi="Times New Roman" w:cs="Times New Roman"/>
@@ -1294,7 +1293,7 @@
     <w:p>
       <w:pPr>
         <w:spacing w:after="0" w:line="360" w:lineRule="auto"/>
-        <w:ind w:left="-709" w:right="-755"/>
+        <w:ind w:right="-755"/>
         <w:jc w:val="both"/>
         <w:rPr>
           <w:rFonts w:ascii="Times New Roman" w:hAnsi="Times New Roman" w:cs="Times New Roman"/>
@@ -1306,7 +1305,7 @@
     <w:p>
       <w:pPr>
         <w:spacing w:after="0" w:line="360" w:lineRule="auto"/>
-        <w:ind w:left="-709" w:right="-755"/>
+        <w:ind w:right="-755"/>
         <w:jc w:val="both"/>
         <w:rPr>
           <w:rFonts w:ascii="Times New Roman" w:hAnsi="Times New Roman" w:cs="Times New Roman"/>
@@ -1318,7 +1317,7 @@
     <w:p>
       <w:pPr>
         <w:spacing w:after="0" w:line="360" w:lineRule="auto"/>
-        <w:ind w:left="-709" w:right="-755"/>
+        <w:ind w:right="-755"/>
         <w:jc w:val="both"/>
         <w:rPr>
           <w:rFonts w:ascii="Times New Roman" w:hAnsi="Times New Roman" w:cs="Times New Roman"/>
@@ -1330,7 +1329,7 @@
     <w:p>
       <w:pPr>
         <w:spacing w:after="0" w:line="360" w:lineRule="auto"/>
-        <w:ind w:left="-709" w:right="-755"/>
+        <w:ind w:right="-755"/>
         <w:jc w:val="both"/>
         <w:rPr>
           <w:rFonts w:ascii="Times New Roman" w:hAnsi="Times New Roman" w:cs="Times New Roman"/>
@@ -1342,7 +1341,7 @@
     <w:p>
       <w:pPr>
         <w:spacing w:after="0" w:line="360" w:lineRule="auto"/>
-        <w:ind w:left="-709" w:right="-755"/>
+        <w:ind w:right="-755"/>
         <w:jc w:val="both"/>
         <w:rPr>
           <w:rFonts w:ascii="Times New Roman" w:hAnsi="Times New Roman" w:cs="Times New Roman"/>
@@ -1354,7 +1353,7 @@
     <w:p>
       <w:pPr>
         <w:spacing w:after="0" w:line="360" w:lineRule="auto"/>
-        <w:ind w:left="-709" w:right="-755"/>
+        <w:ind w:right="-755"/>
         <w:jc w:val="both"/>
         <w:rPr>
           <w:rFonts w:ascii="Times New Roman" w:hAnsi="Times New Roman" w:cs="Times New Roman"/>
@@ -1369,7 +1368,6 @@
           <w:b/>
           <w:bCs/>
         </w:rPr>
-        <w:lastRenderedPageBreak/>
         <w:t>Practicals</w:t>
       </w:r>
       <w:proofErr w:type="spellEnd"/>
@@ -1385,7 +1383,7 @@
     <w:p>
       <w:pPr>
         <w:spacing w:after="0" w:line="360" w:lineRule="auto"/>
-        <w:ind w:left="-709" w:right="-755"/>
+        <w:ind w:right="-755"/>
         <w:jc w:val="both"/>
         <w:rPr>
           <w:rFonts w:ascii="Times New Roman" w:hAnsi="Times New Roman" w:cs="Times New Roman"/>
@@ -1415,7 +1413,7 @@
     <w:p>
       <w:pPr>
         <w:spacing w:after="0" w:line="360" w:lineRule="auto"/>
-        <w:ind w:left="-709" w:right="-755"/>
+        <w:ind w:right="-755"/>
         <w:jc w:val="both"/>
         <w:rPr>
           <w:rFonts w:ascii="Times New Roman" w:hAnsi="Times New Roman" w:cs="Times New Roman"/>
@@ -1427,13 +1425,14 @@
           <w:i/>
           <w:iCs/>
         </w:rPr>
+        <w:lastRenderedPageBreak/>
         <w:t># This is a comment that explains the next line of code</w:t>
       </w:r>
     </w:p>
     <w:p>
       <w:pPr>
         <w:spacing w:after="0" w:line="360" w:lineRule="auto"/>
-        <w:ind w:left="-709" w:right="-755"/>
+        <w:ind w:right="-755"/>
         <w:jc w:val="both"/>
         <w:rPr>
           <w:rFonts w:ascii="Times New Roman" w:hAnsi="Times New Roman" w:cs="Times New Roman"/>
@@ -1457,7 +1456,7 @@
     <w:p>
       <w:pPr>
         <w:spacing w:after="0" w:line="360" w:lineRule="auto"/>
-        <w:ind w:left="-709" w:right="-755"/>
+        <w:ind w:right="-755"/>
         <w:jc w:val="both"/>
         <w:rPr>
           <w:rFonts w:ascii="Times New Roman" w:hAnsi="Times New Roman" w:cs="Times New Roman"/>
@@ -1475,7 +1474,7 @@
     <w:p>
       <w:pPr>
         <w:spacing w:after="0" w:line="360" w:lineRule="auto"/>
-        <w:ind w:left="-709" w:right="-755"/>
+        <w:ind w:right="-755"/>
         <w:jc w:val="both"/>
         <w:rPr>
           <w:rFonts w:ascii="Times New Roman" w:hAnsi="Times New Roman" w:cs="Times New Roman"/>
@@ -1496,7 +1495,7 @@
           <w:bottom w:val="single" w:sz="6" w:space="1" w:color="auto"/>
         </w:pBdr>
         <w:spacing w:after="0" w:line="360" w:lineRule="auto"/>
-        <w:ind w:left="-709" w:right="-755"/>
+        <w:ind w:right="-755"/>
         <w:jc w:val="both"/>
         <w:rPr>
           <w:rFonts w:ascii="Times New Roman" w:hAnsi="Times New Roman" w:cs="Times New Roman"/>
@@ -1514,17 +1513,17 @@
     <w:p>
       <w:pPr>
         <w:spacing w:after="0" w:line="360" w:lineRule="auto"/>
-        <w:ind w:left="-709" w:right="-755"/>
-        <w:jc w:val="both"/>
-        <w:rPr>
-          <w:rFonts w:ascii="Times New Roman" w:hAnsi="Times New Roman" w:cs="Times New Roman"/>
-        </w:rPr>
-      </w:pPr>
-    </w:p>
-    <w:p>
-      <w:pPr>
-        <w:spacing w:after="0" w:line="360" w:lineRule="auto"/>
-        <w:ind w:left="-709" w:right="-755"/>
+        <w:ind w:right="-755"/>
+        <w:jc w:val="both"/>
+        <w:rPr>
+          <w:rFonts w:ascii="Times New Roman" w:hAnsi="Times New Roman" w:cs="Times New Roman"/>
+        </w:rPr>
+      </w:pPr>
+    </w:p>
+    <w:p>
+      <w:pPr>
+        <w:spacing w:after="0" w:line="360" w:lineRule="auto"/>
+        <w:ind w:right="-755"/>
         <w:jc w:val="both"/>
         <w:rPr>
           <w:rFonts w:ascii="Times New Roman" w:hAnsi="Times New Roman" w:cs="Times New Roman"/>
@@ -1540,7 +1539,7 @@
     <w:p>
       <w:pPr>
         <w:spacing w:after="0" w:line="360" w:lineRule="auto"/>
-        <w:ind w:left="-709" w:right="-755"/>
+        <w:ind w:right="-755"/>
         <w:jc w:val="both"/>
         <w:rPr>
           <w:rFonts w:ascii="Times New Roman" w:hAnsi="Times New Roman" w:cs="Times New Roman"/>
@@ -1556,7 +1555,7 @@
     <w:p>
       <w:pPr>
         <w:spacing w:after="0" w:line="360" w:lineRule="auto"/>
-        <w:ind w:left="-709" w:right="-755"/>
+        <w:ind w:right="-755"/>
         <w:jc w:val="both"/>
         <w:rPr>
           <w:rFonts w:ascii="Times New Roman" w:hAnsi="Times New Roman" w:cs="Times New Roman"/>
@@ -1572,7 +1571,7 @@
     <w:p>
       <w:pPr>
         <w:spacing w:after="0" w:line="360" w:lineRule="auto"/>
-        <w:ind w:left="-709" w:right="-755"/>
+        <w:ind w:right="-755"/>
         <w:jc w:val="both"/>
         <w:rPr>
           <w:rFonts w:ascii="Times New Roman" w:hAnsi="Times New Roman" w:cs="Times New Roman"/>
@@ -1588,7 +1587,7 @@
     <w:p>
       <w:pPr>
         <w:spacing w:after="0" w:line="360" w:lineRule="auto"/>
-        <w:ind w:left="-709" w:right="-755"/>
+        <w:ind w:right="-755"/>
         <w:jc w:val="both"/>
         <w:rPr>
           <w:rFonts w:ascii="Times New Roman" w:hAnsi="Times New Roman" w:cs="Times New Roman"/>
@@ -1604,7 +1603,7 @@
     <w:p>
       <w:pPr>
         <w:spacing w:after="0" w:line="360" w:lineRule="auto"/>
-        <w:ind w:left="-709" w:right="-755"/>
+        <w:ind w:right="-755"/>
         <w:jc w:val="both"/>
         <w:rPr>
           <w:rFonts w:ascii="Times New Roman" w:hAnsi="Times New Roman" w:cs="Times New Roman"/>
@@ -1623,7 +1622,7 @@
           <w:bottom w:val="single" w:sz="6" w:space="1" w:color="auto"/>
         </w:pBdr>
         <w:spacing w:after="0" w:line="360" w:lineRule="auto"/>
-        <w:ind w:left="-709" w:right="-755"/>
+        <w:ind w:right="-755"/>
         <w:jc w:val="both"/>
         <w:rPr>
           <w:rFonts w:ascii="Times New Roman" w:hAnsi="Times New Roman" w:cs="Times New Roman"/>
@@ -1639,17 +1638,17 @@
     <w:p>
       <w:pPr>
         <w:spacing w:after="0" w:line="360" w:lineRule="auto"/>
-        <w:ind w:left="-709" w:right="-755"/>
-        <w:jc w:val="both"/>
-        <w:rPr>
-          <w:rFonts w:ascii="Times New Roman" w:hAnsi="Times New Roman" w:cs="Times New Roman"/>
-        </w:rPr>
-      </w:pPr>
-    </w:p>
-    <w:p>
-      <w:pPr>
-        <w:spacing w:after="0" w:line="360" w:lineRule="auto"/>
-        <w:ind w:left="-709" w:right="-755"/>
+        <w:ind w:right="-755"/>
+        <w:jc w:val="both"/>
+        <w:rPr>
+          <w:rFonts w:ascii="Times New Roman" w:hAnsi="Times New Roman" w:cs="Times New Roman"/>
+        </w:rPr>
+      </w:pPr>
+    </w:p>
+    <w:p>
+      <w:pPr>
+        <w:spacing w:after="0" w:line="360" w:lineRule="auto"/>
+        <w:ind w:right="-755"/>
         <w:jc w:val="both"/>
         <w:rPr>
           <w:rFonts w:ascii="Times New Roman" w:hAnsi="Times New Roman" w:cs="Times New Roman"/>
@@ -1669,7 +1668,7 @@
     <w:p>
       <w:pPr>
         <w:spacing w:after="0" w:line="360" w:lineRule="auto"/>
-        <w:ind w:left="-709" w:right="-755"/>
+        <w:ind w:right="-755"/>
         <w:jc w:val="both"/>
         <w:rPr>
           <w:rFonts w:ascii="Times New Roman" w:hAnsi="Times New Roman" w:cs="Times New Roman"/>
@@ -1688,7 +1687,7 @@
           <w:bottom w:val="single" w:sz="6" w:space="1" w:color="auto"/>
         </w:pBdr>
         <w:spacing w:after="0" w:line="360" w:lineRule="auto"/>
-        <w:ind w:left="-709" w:right="-755"/>
+        <w:ind w:right="-755"/>
         <w:jc w:val="both"/>
         <w:rPr>
           <w:rFonts w:ascii="Times New Roman" w:hAnsi="Times New Roman" w:cs="Times New Roman"/>
@@ -1712,7 +1711,7 @@
     <w:p>
       <w:pPr>
         <w:spacing w:after="0" w:line="360" w:lineRule="auto"/>
-        <w:ind w:left="-709" w:right="-755"/>
+        <w:ind w:right="-755"/>
         <w:jc w:val="both"/>
         <w:rPr>
           <w:rFonts w:ascii="Times New Roman" w:hAnsi="Times New Roman" w:cs="Times New Roman"/>
@@ -1732,7 +1731,7 @@
     <w:p>
       <w:pPr>
         <w:spacing w:after="0" w:line="360" w:lineRule="auto"/>
-        <w:ind w:left="-709" w:right="-755"/>
+        <w:ind w:right="-755"/>
         <w:jc w:val="both"/>
         <w:rPr>
           <w:rFonts w:ascii="Times New Roman" w:hAnsi="Times New Roman" w:cs="Times New Roman"/>
@@ -1755,7 +1754,7 @@
           <w:bottom w:val="single" w:sz="6" w:space="1" w:color="auto"/>
         </w:pBdr>
         <w:spacing w:after="0" w:line="360" w:lineRule="auto"/>
-        <w:ind w:left="-709" w:right="-755"/>
+        <w:ind w:right="-755"/>
         <w:jc w:val="both"/>
         <w:rPr>
           <w:rFonts w:ascii="Times New Roman" w:hAnsi="Times New Roman" w:cs="Times New Roman"/>
@@ -1771,7 +1770,7 @@
     <w:p>
       <w:pPr>
         <w:spacing w:after="0" w:line="360" w:lineRule="auto"/>
-        <w:ind w:left="-709" w:right="-755"/>
+        <w:ind w:right="-755"/>
         <w:jc w:val="both"/>
         <w:rPr>
           <w:rFonts w:ascii="Times New Roman" w:hAnsi="Times New Roman" w:cs="Times New Roman"/>
@@ -1791,7 +1790,7 @@
     <w:p>
       <w:pPr>
         <w:spacing w:after="0" w:line="360" w:lineRule="auto"/>
-        <w:ind w:left="-709" w:right="-755"/>
+        <w:ind w:right="-755"/>
         <w:jc w:val="both"/>
         <w:rPr>
           <w:rFonts w:ascii="Times New Roman" w:hAnsi="Times New Roman" w:cs="Times New Roman"/>
@@ -1833,7 +1832,7 @@
     <w:p>
       <w:pPr>
         <w:spacing w:after="0" w:line="360" w:lineRule="auto"/>
-        <w:ind w:left="-709" w:right="-755"/>
+        <w:ind w:right="-755"/>
         <w:jc w:val="both"/>
         <w:rPr>
           <w:rFonts w:ascii="Times New Roman" w:hAnsi="Times New Roman" w:cs="Times New Roman"/>
@@ -1875,7 +1874,7 @@
     <w:p>
       <w:pPr>
         <w:spacing w:after="0" w:line="360" w:lineRule="auto"/>
-        <w:ind w:left="-709" w:right="-755"/>
+        <w:ind w:right="-755"/>
         <w:jc w:val="both"/>
         <w:rPr>
           <w:rFonts w:ascii="Times New Roman" w:hAnsi="Times New Roman" w:cs="Times New Roman"/>
@@ -1917,7 +1916,7 @@
     <w:p>
       <w:pPr>
         <w:spacing w:after="0" w:line="360" w:lineRule="auto"/>
-        <w:ind w:left="-709" w:right="-755"/>
+        <w:ind w:right="-755"/>
         <w:jc w:val="both"/>
         <w:rPr>
           <w:rFonts w:ascii="Times New Roman" w:hAnsi="Times New Roman" w:cs="Times New Roman"/>
@@ -1989,7 +1988,7 @@
     <w:p>
       <w:pPr>
         <w:spacing w:after="0" w:line="360" w:lineRule="auto"/>
-        <w:ind w:left="-709" w:right="-755"/>
+        <w:ind w:right="-755"/>
         <w:jc w:val="both"/>
         <w:rPr>
           <w:rFonts w:ascii="Times New Roman" w:hAnsi="Times New Roman" w:cs="Times New Roman"/>
@@ -2039,7 +2038,7 @@
     <w:p>
       <w:pPr>
         <w:spacing w:after="0" w:line="360" w:lineRule="auto"/>
-        <w:ind w:left="-709" w:right="-755"/>
+        <w:ind w:right="-755"/>
         <w:jc w:val="both"/>
         <w:rPr>
           <w:rFonts w:ascii="Times New Roman" w:hAnsi="Times New Roman" w:cs="Times New Roman"/>
@@ -2055,7 +2054,7 @@
     <w:p>
       <w:pPr>
         <w:spacing w:after="0" w:line="360" w:lineRule="auto"/>
-        <w:ind w:left="-709" w:right="-755"/>
+        <w:ind w:right="-755"/>
         <w:jc w:val="both"/>
         <w:rPr>
           <w:rFonts w:ascii="Times New Roman" w:hAnsi="Times New Roman" w:cs="Times New Roman"/>
@@ -2075,7 +2074,7 @@
     <w:p>
       <w:pPr>
         <w:spacing w:after="0" w:line="360" w:lineRule="auto"/>
-        <w:ind w:left="-709" w:right="-755"/>
+        <w:ind w:right="-755"/>
         <w:jc w:val="both"/>
         <w:rPr>
           <w:rFonts w:ascii="Times New Roman" w:hAnsi="Times New Roman" w:cs="Times New Roman"/>
@@ -2091,7 +2090,7 @@
     <w:p>
       <w:pPr>
         <w:spacing w:after="0" w:line="360" w:lineRule="auto"/>
-        <w:ind w:left="-709" w:right="-755"/>
+        <w:ind w:right="-755"/>
         <w:jc w:val="both"/>
         <w:rPr>
           <w:rFonts w:ascii="Times New Roman" w:hAnsi="Times New Roman" w:cs="Times New Roman"/>
@@ -2121,7 +2120,7 @@
     <w:p>
       <w:pPr>
         <w:spacing w:after="0" w:line="360" w:lineRule="auto"/>
-        <w:ind w:left="-709" w:right="-755"/>
+        <w:ind w:right="-755"/>
         <w:jc w:val="both"/>
         <w:rPr>
           <w:rFonts w:ascii="Times New Roman" w:hAnsi="Times New Roman" w:cs="Times New Roman"/>
@@ -2137,7 +2136,7 @@
     <w:p>
       <w:pPr>
         <w:spacing w:after="0" w:line="360" w:lineRule="auto"/>
-        <w:ind w:left="-709" w:right="-755"/>
+        <w:ind w:right="-755"/>
         <w:jc w:val="both"/>
         <w:rPr>
           <w:rFonts w:ascii="Times New Roman" w:hAnsi="Times New Roman" w:cs="Times New Roman"/>
@@ -2153,7 +2152,7 @@
     <w:p>
       <w:pPr>
         <w:spacing w:after="0" w:line="360" w:lineRule="auto"/>
-        <w:ind w:left="-709" w:right="-755"/>
+        <w:ind w:right="-755"/>
         <w:jc w:val="both"/>
         <w:rPr>
           <w:rFonts w:ascii="Times New Roman" w:hAnsi="Times New Roman" w:cs="Times New Roman"/>
@@ -2169,17 +2168,65 @@
     <w:p>
       <w:pPr>
         <w:spacing w:after="0" w:line="360" w:lineRule="auto"/>
-        <w:ind w:left="-709" w:right="-755"/>
-        <w:jc w:val="both"/>
-        <w:rPr>
-          <w:rFonts w:ascii="Times New Roman" w:hAnsi="Times New Roman" w:cs="Times New Roman"/>
-        </w:rPr>
-      </w:pPr>
-    </w:p>
-    <w:p>
-      <w:pPr>
-        <w:spacing w:after="0" w:line="360" w:lineRule="auto"/>
-        <w:ind w:left="-709" w:right="-755"/>
+        <w:ind w:right="-755"/>
+        <w:jc w:val="both"/>
+        <w:rPr>
+          <w:rFonts w:ascii="Times New Roman" w:hAnsi="Times New Roman" w:cs="Times New Roman"/>
+        </w:rPr>
+      </w:pPr>
+    </w:p>
+    <w:p>
+      <w:pPr>
+        <w:spacing w:after="0" w:line="360" w:lineRule="auto"/>
+        <w:ind w:right="-755"/>
+        <w:jc w:val="both"/>
+        <w:rPr>
+          <w:rFonts w:ascii="Times New Roman" w:hAnsi="Times New Roman" w:cs="Times New Roman"/>
+        </w:rPr>
+      </w:pPr>
+      <w:r>
+        <w:rPr>
+          <w:rFonts w:ascii="Times New Roman" w:hAnsi="Times New Roman" w:cs="Times New Roman"/>
+        </w:rPr>
+        <w:t># Printing the variables</w:t>
+      </w:r>
+    </w:p>
+    <w:p>
+      <w:pPr>
+        <w:spacing w:after="0" w:line="360" w:lineRule="auto"/>
+        <w:ind w:right="-755"/>
+        <w:jc w:val="both"/>
+        <w:rPr>
+          <w:rFonts w:ascii="Times New Roman" w:hAnsi="Times New Roman" w:cs="Times New Roman"/>
+        </w:rPr>
+      </w:pPr>
+      <w:r>
+        <w:rPr>
+          <w:rFonts w:ascii="Times New Roman" w:hAnsi="Times New Roman" w:cs="Times New Roman"/>
+        </w:rPr>
+        <w:t>print(x)</w:t>
+      </w:r>
+    </w:p>
+    <w:p>
+      <w:pPr>
+        <w:spacing w:after="0" w:line="360" w:lineRule="auto"/>
+        <w:ind w:right="-755"/>
+        <w:jc w:val="both"/>
+        <w:rPr>
+          <w:rFonts w:ascii="Times New Roman" w:hAnsi="Times New Roman" w:cs="Times New Roman"/>
+        </w:rPr>
+      </w:pPr>
+      <w:r>
+        <w:rPr>
+          <w:rFonts w:ascii="Times New Roman" w:hAnsi="Times New Roman" w:cs="Times New Roman"/>
+        </w:rPr>
+        <w:t>print(y)</w:t>
+      </w:r>
+    </w:p>
+    <w:p>
+      <w:pPr>
+        <w:spacing w:after="0" w:line="360" w:lineRule="auto"/>
+        <w:ind w:right="-755"/>
         <w:jc w:val="both"/>
         <w:rPr>
           <w:rFonts w:ascii="Times New Roman" w:hAnsi="Times New Roman" w:cs="Times New Roman"/>
@@ -2190,61 +2237,13 @@
           <w:rFonts w:ascii="Times New Roman" w:hAnsi="Times New Roman" w:cs="Times New Roman"/>
         </w:rPr>
         <w:lastRenderedPageBreak/>
-        <w:t># Printing the variables</w:t>
-      </w:r>
-    </w:p>
-    <w:p>
-      <w:pPr>
-        <w:spacing w:after="0" w:line="360" w:lineRule="auto"/>
-        <w:ind w:left="-709" w:right="-755"/>
-        <w:jc w:val="both"/>
-        <w:rPr>
-          <w:rFonts w:ascii="Times New Roman" w:hAnsi="Times New Roman" w:cs="Times New Roman"/>
-        </w:rPr>
-      </w:pPr>
-      <w:r>
-        <w:rPr>
-          <w:rFonts w:ascii="Times New Roman" w:hAnsi="Times New Roman" w:cs="Times New Roman"/>
-        </w:rPr>
-        <w:t>print(x)</w:t>
-      </w:r>
-    </w:p>
-    <w:p>
-      <w:pPr>
-        <w:spacing w:after="0" w:line="360" w:lineRule="auto"/>
-        <w:ind w:left="-709" w:right="-755"/>
-        <w:jc w:val="both"/>
-        <w:rPr>
-          <w:rFonts w:ascii="Times New Roman" w:hAnsi="Times New Roman" w:cs="Times New Roman"/>
-        </w:rPr>
-      </w:pPr>
-      <w:r>
-        <w:rPr>
-          <w:rFonts w:ascii="Times New Roman" w:hAnsi="Times New Roman" w:cs="Times New Roman"/>
-        </w:rPr>
-        <w:t>print(y)</w:t>
-      </w:r>
-    </w:p>
-    <w:p>
-      <w:pPr>
-        <w:spacing w:after="0" w:line="360" w:lineRule="auto"/>
-        <w:ind w:left="-709" w:right="-755"/>
-        <w:jc w:val="both"/>
-        <w:rPr>
-          <w:rFonts w:ascii="Times New Roman" w:hAnsi="Times New Roman" w:cs="Times New Roman"/>
-        </w:rPr>
-      </w:pPr>
-      <w:r>
-        <w:rPr>
-          <w:rFonts w:ascii="Times New Roman" w:hAnsi="Times New Roman" w:cs="Times New Roman"/>
-        </w:rPr>
         <w:t>print(a)</w:t>
       </w:r>
     </w:p>
     <w:p>
       <w:pPr>
         <w:spacing w:after="0" w:line="360" w:lineRule="auto"/>
-        <w:ind w:left="-709" w:right="-755"/>
+        <w:ind w:right="-755"/>
         <w:jc w:val="both"/>
         <w:rPr>
           <w:rFonts w:ascii="Times New Roman" w:hAnsi="Times New Roman" w:cs="Times New Roman"/>
@@ -2260,7 +2259,7 @@
     <w:p>
       <w:pPr>
         <w:spacing w:after="0" w:line="360" w:lineRule="auto"/>
-        <w:ind w:left="-709" w:right="-755"/>
+        <w:ind w:right="-755"/>
         <w:jc w:val="both"/>
         <w:rPr>
           <w:rFonts w:ascii="Times New Roman" w:hAnsi="Times New Roman" w:cs="Times New Roman"/>
@@ -2284,7 +2283,7 @@
     <w:p>
       <w:pPr>
         <w:spacing w:after="0" w:line="360" w:lineRule="auto"/>
-        <w:ind w:left="-709" w:right="-755"/>
+        <w:ind w:right="-755"/>
         <w:jc w:val="both"/>
         <w:rPr>
           <w:rFonts w:ascii="Times New Roman" w:hAnsi="Times New Roman" w:cs="Times New Roman"/>
@@ -2304,7 +2303,7 @@
     <w:p>
       <w:pPr>
         <w:spacing w:after="0" w:line="276" w:lineRule="auto"/>
-        <w:ind w:left="-709" w:right="-755"/>
+        <w:ind w:right="-755"/>
         <w:jc w:val="both"/>
         <w:rPr>
           <w:rFonts w:ascii="Times New Roman" w:hAnsi="Times New Roman" w:cs="Times New Roman"/>
@@ -2332,7 +2331,7 @@
           <w:numId w:val="4"/>
         </w:numPr>
         <w:spacing w:after="0" w:line="276" w:lineRule="auto"/>
-        <w:ind w:right="-755"/>
+        <w:ind w:left="0" w:right="-755"/>
         <w:jc w:val="both"/>
         <w:rPr>
           <w:rFonts w:ascii="Times New Roman" w:hAnsi="Times New Roman" w:cs="Times New Roman"/>
@@ -2360,7 +2359,7 @@
           <w:numId w:val="4"/>
         </w:numPr>
         <w:spacing w:after="0" w:line="276" w:lineRule="auto"/>
-        <w:ind w:right="-755"/>
+        <w:ind w:left="0" w:right="-755"/>
         <w:jc w:val="both"/>
         <w:rPr>
           <w:rFonts w:ascii="Times New Roman" w:hAnsi="Times New Roman" w:cs="Times New Roman"/>
@@ -2401,7 +2400,7 @@
           <w:numId w:val="4"/>
         </w:numPr>
         <w:spacing w:after="0" w:line="276" w:lineRule="auto"/>
-        <w:ind w:right="-755"/>
+        <w:ind w:left="0" w:right="-755"/>
         <w:jc w:val="both"/>
         <w:rPr>
           <w:rFonts w:ascii="Times New Roman" w:hAnsi="Times New Roman" w:cs="Times New Roman"/>
@@ -2442,7 +2441,7 @@
           <w:numId w:val="4"/>
         </w:numPr>
         <w:spacing w:after="0" w:line="276" w:lineRule="auto"/>
-        <w:ind w:right="-755"/>
+        <w:ind w:left="0" w:right="-755"/>
         <w:jc w:val="both"/>
         <w:rPr>
           <w:rFonts w:ascii="Times New Roman" w:hAnsi="Times New Roman" w:cs="Times New Roman"/>
@@ -2470,7 +2469,7 @@
           <w:numId w:val="4"/>
         </w:numPr>
         <w:spacing w:after="0" w:line="276" w:lineRule="auto"/>
-        <w:ind w:right="-755"/>
+        <w:ind w:left="0" w:right="-755"/>
         <w:jc w:val="both"/>
         <w:rPr>
           <w:rFonts w:ascii="Times New Roman" w:hAnsi="Times New Roman" w:cs="Times New Roman"/>
@@ -2506,7 +2505,7 @@
           <w:numId w:val="4"/>
         </w:numPr>
         <w:spacing w:after="0" w:line="276" w:lineRule="auto"/>
-        <w:ind w:right="-755"/>
+        <w:ind w:left="0" w:right="-755"/>
         <w:jc w:val="both"/>
         <w:rPr>
           <w:rFonts w:ascii="Times New Roman" w:hAnsi="Times New Roman" w:cs="Times New Roman"/>
@@ -2547,7 +2546,7 @@
           <w:numId w:val="4"/>
         </w:numPr>
         <w:spacing w:after="0" w:line="276" w:lineRule="auto"/>
-        <w:ind w:right="-755"/>
+        <w:ind w:left="0" w:right="-755"/>
         <w:jc w:val="both"/>
         <w:rPr>
           <w:rFonts w:ascii="Times New Roman" w:hAnsi="Times New Roman" w:cs="Times New Roman"/>
@@ -2575,7 +2574,7 @@
           <w:numId w:val="4"/>
         </w:numPr>
         <w:spacing w:after="0" w:line="276" w:lineRule="auto"/>
-        <w:ind w:right="-755"/>
+        <w:ind w:left="0" w:right="-755"/>
         <w:jc w:val="both"/>
         <w:rPr>
           <w:rFonts w:ascii="Times New Roman" w:hAnsi="Times New Roman" w:cs="Times New Roman"/>
@@ -2616,7 +2615,7 @@
           <w:numId w:val="4"/>
         </w:numPr>
         <w:spacing w:after="0" w:line="276" w:lineRule="auto"/>
-        <w:ind w:right="-755"/>
+        <w:ind w:left="0" w:right="-755"/>
         <w:jc w:val="both"/>
         <w:rPr>
           <w:rFonts w:ascii="Times New Roman" w:hAnsi="Times New Roman" w:cs="Times New Roman"/>
@@ -2657,7 +2656,7 @@
           <w:numId w:val="4"/>
         </w:numPr>
         <w:spacing w:after="0" w:line="276" w:lineRule="auto"/>
-        <w:ind w:right="-755"/>
+        <w:ind w:left="0" w:right="-755"/>
         <w:jc w:val="both"/>
         <w:rPr>
           <w:rFonts w:ascii="Times New Roman" w:hAnsi="Times New Roman" w:cs="Times New Roman"/>
@@ -2698,7 +2697,7 @@
           <w:numId w:val="4"/>
         </w:numPr>
         <w:spacing w:after="0" w:line="276" w:lineRule="auto"/>
-        <w:ind w:right="-755"/>
+        <w:ind w:left="0" w:right="-755"/>
         <w:jc w:val="both"/>
         <w:rPr>
           <w:rFonts w:ascii="Times New Roman" w:hAnsi="Times New Roman" w:cs="Times New Roman"/>
@@ -2726,7 +2725,7 @@
           <w:numId w:val="4"/>
         </w:numPr>
         <w:spacing w:after="0" w:line="276" w:lineRule="auto"/>
-        <w:ind w:right="-755"/>
+        <w:ind w:left="0" w:right="-755"/>
         <w:jc w:val="both"/>
         <w:rPr>
           <w:rFonts w:ascii="Times New Roman" w:hAnsi="Times New Roman" w:cs="Times New Roman"/>
@@ -2756,7 +2755,7 @@
           <w:numId w:val="4"/>
         </w:numPr>
         <w:spacing w:after="0" w:line="276" w:lineRule="auto"/>
-        <w:ind w:right="-755"/>
+        <w:ind w:left="0" w:right="-755"/>
         <w:jc w:val="both"/>
         <w:rPr>
           <w:rFonts w:ascii="Times New Roman" w:hAnsi="Times New Roman" w:cs="Times New Roman"/>
@@ -2784,7 +2783,7 @@
           <w:numId w:val="4"/>
         </w:numPr>
         <w:spacing w:after="0" w:line="276" w:lineRule="auto"/>
-        <w:ind w:right="-755"/>
+        <w:ind w:left="0" w:right="-755"/>
         <w:jc w:val="both"/>
         <w:rPr>
           <w:rFonts w:ascii="Times New Roman" w:hAnsi="Times New Roman" w:cs="Times New Roman"/>
@@ -2812,7 +2811,7 @@
           <w:numId w:val="4"/>
         </w:numPr>
         <w:spacing w:after="0" w:line="276" w:lineRule="auto"/>
-        <w:ind w:right="-755"/>
+        <w:ind w:left="0" w:right="-755"/>
         <w:jc w:val="both"/>
         <w:rPr>
           <w:rFonts w:ascii="Times New Roman" w:hAnsi="Times New Roman" w:cs="Times New Roman"/>
@@ -2840,7 +2839,7 @@
           <w:numId w:val="4"/>
         </w:numPr>
         <w:spacing w:after="0" w:line="276" w:lineRule="auto"/>
-        <w:ind w:right="-755"/>
+        <w:ind w:left="0" w:right="-755"/>
         <w:jc w:val="both"/>
         <w:rPr>
           <w:rFonts w:ascii="Times New Roman" w:hAnsi="Times New Roman" w:cs="Times New Roman"/>
@@ -2868,7 +2867,7 @@
           <w:numId w:val="4"/>
         </w:numPr>
         <w:spacing w:after="0" w:line="276" w:lineRule="auto"/>
-        <w:ind w:right="-755"/>
+        <w:ind w:left="0" w:right="-755"/>
         <w:jc w:val="both"/>
         <w:rPr>
           <w:rFonts w:ascii="Times New Roman" w:hAnsi="Times New Roman" w:cs="Times New Roman"/>
@@ -2909,7 +2908,7 @@
           <w:numId w:val="4"/>
         </w:numPr>
         <w:spacing w:after="0" w:line="276" w:lineRule="auto"/>
-        <w:ind w:right="-755"/>
+        <w:ind w:left="0" w:right="-755"/>
         <w:jc w:val="both"/>
         <w:rPr>
           <w:rFonts w:ascii="Times New Roman" w:hAnsi="Times New Roman" w:cs="Times New Roman"/>
@@ -2950,7 +2949,7 @@
           <w:numId w:val="4"/>
         </w:numPr>
         <w:spacing w:after="0" w:line="276" w:lineRule="auto"/>
-        <w:ind w:right="-755"/>
+        <w:ind w:left="0" w:right="-755"/>
         <w:jc w:val="both"/>
         <w:rPr>
           <w:rFonts w:ascii="Times New Roman" w:hAnsi="Times New Roman" w:cs="Times New Roman"/>
@@ -2991,7 +2990,7 @@
           <w:numId w:val="4"/>
         </w:numPr>
         <w:spacing w:after="0" w:line="276" w:lineRule="auto"/>
-        <w:ind w:right="-755"/>
+        <w:ind w:left="0" w:right="-755"/>
         <w:jc w:val="both"/>
         <w:rPr>
           <w:rFonts w:ascii="Times New Roman" w:hAnsi="Times New Roman" w:cs="Times New Roman"/>
@@ -3032,7 +3031,7 @@
           <w:numId w:val="4"/>
         </w:numPr>
         <w:spacing w:after="0" w:line="276" w:lineRule="auto"/>
-        <w:ind w:right="-755"/>
+        <w:ind w:left="0" w:right="-755"/>
         <w:jc w:val="both"/>
         <w:rPr>
           <w:rFonts w:ascii="Times New Roman" w:hAnsi="Times New Roman" w:cs="Times New Roman"/>
@@ -3073,7 +3072,7 @@
           <w:numId w:val="4"/>
         </w:numPr>
         <w:spacing w:after="0" w:line="276" w:lineRule="auto"/>
-        <w:ind w:right="-755"/>
+        <w:ind w:left="0" w:right="-755"/>
         <w:jc w:val="both"/>
         <w:rPr>
           <w:rFonts w:ascii="Times New Roman" w:hAnsi="Times New Roman" w:cs="Times New Roman"/>
@@ -3114,7 +3113,7 @@
           <w:numId w:val="4"/>
         </w:numPr>
         <w:spacing w:after="0" w:line="276" w:lineRule="auto"/>
-        <w:ind w:right="-755"/>
+        <w:ind w:left="0" w:right="-755"/>
         <w:jc w:val="both"/>
         <w:rPr>
           <w:rFonts w:ascii="Times New Roman" w:hAnsi="Times New Roman" w:cs="Times New Roman"/>
@@ -3155,7 +3154,7 @@
           <w:numId w:val="4"/>
         </w:numPr>
         <w:spacing w:after="0" w:line="276" w:lineRule="auto"/>
-        <w:ind w:right="-755"/>
+        <w:ind w:left="0" w:right="-755"/>
         <w:jc w:val="both"/>
         <w:rPr>
           <w:rFonts w:ascii="Times New Roman" w:hAnsi="Times New Roman" w:cs="Times New Roman"/>
@@ -3196,7 +3195,7 @@
           <w:numId w:val="4"/>
         </w:numPr>
         <w:spacing w:after="0" w:line="276" w:lineRule="auto"/>
-        <w:ind w:right="-755"/>
+        <w:ind w:left="0" w:right="-755"/>
         <w:jc w:val="both"/>
         <w:rPr>
           <w:rFonts w:ascii="Times New Roman" w:hAnsi="Times New Roman" w:cs="Times New Roman"/>
@@ -3224,7 +3223,7 @@
           <w:numId w:val="4"/>
         </w:numPr>
         <w:spacing w:after="0" w:line="276" w:lineRule="auto"/>
-        <w:ind w:right="-755"/>
+        <w:ind w:left="0" w:right="-755"/>
         <w:jc w:val="both"/>
         <w:rPr>
           <w:rFonts w:ascii="Times New Roman" w:hAnsi="Times New Roman" w:cs="Times New Roman"/>
@@ -3252,7 +3251,7 @@
           <w:numId w:val="4"/>
         </w:numPr>
         <w:spacing w:after="0" w:line="276" w:lineRule="auto"/>
-        <w:ind w:right="-755"/>
+        <w:ind w:left="0" w:right="-755"/>
         <w:jc w:val="both"/>
         <w:rPr>
           <w:rFonts w:ascii="Times New Roman" w:hAnsi="Times New Roman" w:cs="Times New Roman"/>
@@ -3293,7 +3292,7 @@
           <w:numId w:val="4"/>
         </w:numPr>
         <w:spacing w:after="0" w:line="276" w:lineRule="auto"/>
-        <w:ind w:right="-755"/>
+        <w:ind w:left="0" w:right="-755"/>
         <w:jc w:val="both"/>
         <w:rPr>
           <w:rFonts w:ascii="Times New Roman" w:hAnsi="Times New Roman" w:cs="Times New Roman"/>
@@ -3321,7 +3320,7 @@
           <w:numId w:val="4"/>
         </w:numPr>
         <w:spacing w:after="0" w:line="276" w:lineRule="auto"/>
-        <w:ind w:right="-755"/>
+        <w:ind w:left="0" w:right="-755"/>
         <w:jc w:val="both"/>
         <w:rPr>
           <w:rFonts w:ascii="Times New Roman" w:hAnsi="Times New Roman" w:cs="Times New Roman"/>
@@ -3349,7 +3348,7 @@
           <w:numId w:val="4"/>
         </w:numPr>
         <w:spacing w:after="0" w:line="276" w:lineRule="auto"/>
-        <w:ind w:right="-755"/>
+        <w:ind w:left="0" w:right="-755"/>
         <w:jc w:val="both"/>
         <w:rPr>
           <w:rFonts w:ascii="Times New Roman" w:hAnsi="Times New Roman" w:cs="Times New Roman"/>
@@ -3377,7 +3376,7 @@
           <w:numId w:val="4"/>
         </w:numPr>
         <w:spacing w:after="0" w:line="276" w:lineRule="auto"/>
-        <w:ind w:right="-755"/>
+        <w:ind w:left="0" w:right="-755"/>
         <w:jc w:val="both"/>
         <w:rPr>
           <w:rFonts w:ascii="Times New Roman" w:hAnsi="Times New Roman" w:cs="Times New Roman"/>
@@ -3418,7 +3417,7 @@
           <w:numId w:val="4"/>
         </w:numPr>
         <w:spacing w:after="0" w:line="276" w:lineRule="auto"/>
-        <w:ind w:right="-755"/>
+        <w:ind w:left="0" w:right="-755"/>
         <w:jc w:val="both"/>
         <w:rPr>
           <w:rFonts w:ascii="Times New Roman" w:hAnsi="Times New Roman" w:cs="Times New Roman"/>
@@ -3459,7 +3458,7 @@
           <w:numId w:val="4"/>
         </w:numPr>
         <w:spacing w:after="0" w:line="276" w:lineRule="auto"/>
-        <w:ind w:right="-755"/>
+        <w:ind w:left="0" w:right="-755"/>
         <w:jc w:val="both"/>
         <w:rPr>
           <w:rFonts w:ascii="Times New Roman" w:hAnsi="Times New Roman" w:cs="Times New Roman"/>
@@ -3487,7 +3486,7 @@
           <w:numId w:val="4"/>
         </w:numPr>
         <w:spacing w:after="0" w:line="276" w:lineRule="auto"/>
-        <w:ind w:right="-755"/>
+        <w:ind w:left="0" w:right="-755"/>
         <w:jc w:val="both"/>
         <w:rPr>
           <w:rFonts w:ascii="Times New Roman" w:hAnsi="Times New Roman" w:cs="Times New Roman"/>
@@ -3528,7 +3527,7 @@
           <w:numId w:val="4"/>
         </w:numPr>
         <w:spacing w:after="0" w:line="276" w:lineRule="auto"/>
-        <w:ind w:right="-755"/>
+        <w:ind w:left="0" w:right="-755"/>
         <w:jc w:val="both"/>
         <w:rPr>
           <w:rFonts w:ascii="Times New Roman" w:hAnsi="Times New Roman" w:cs="Times New Roman"/>
@@ -3569,7 +3568,7 @@
           <w:numId w:val="4"/>
         </w:numPr>
         <w:spacing w:after="0" w:line="276" w:lineRule="auto"/>
-        <w:ind w:right="-755"/>
+        <w:ind w:left="0" w:right="-755"/>
         <w:jc w:val="both"/>
         <w:rPr>
           <w:rFonts w:ascii="Times New Roman" w:hAnsi="Times New Roman" w:cs="Times New Roman"/>
@@ -3600,7 +3599,7 @@
           <w:bottom w:val="single" w:sz="6" w:space="1" w:color="auto"/>
         </w:pBdr>
         <w:spacing w:after="0" w:line="276" w:lineRule="auto"/>
-        <w:ind w:right="-755"/>
+        <w:ind w:left="0" w:right="-755"/>
         <w:jc w:val="both"/>
         <w:rPr>
           <w:rFonts w:ascii="Times New Roman" w:hAnsi="Times New Roman" w:cs="Times New Roman"/>
@@ -3636,7 +3635,7 @@
     <w:p>
       <w:pPr>
         <w:spacing w:after="0" w:line="360" w:lineRule="auto"/>
-        <w:ind w:left="-709" w:right="-755"/>
+        <w:ind w:right="-755"/>
         <w:jc w:val="both"/>
         <w:rPr>
           <w:rFonts w:ascii="Times New Roman" w:hAnsi="Times New Roman" w:cs="Times New Roman"/>
@@ -3650,7 +3649,6 @@
           <w:b/>
           <w:bCs/>
         </w:rPr>
-        <w:lastRenderedPageBreak/>
         <w:t>Variables - Rules</w:t>
       </w:r>
     </w:p>
@@ -3664,7 +3662,7 @@
           <w:tab w:val="clear" w:pos="720"/>
         </w:tabs>
         <w:spacing w:after="0" w:line="360" w:lineRule="auto"/>
-        <w:ind w:left="-426" w:right="-755"/>
+        <w:ind w:left="0" w:right="-755"/>
         <w:jc w:val="both"/>
         <w:rPr>
           <w:rFonts w:ascii="Times New Roman" w:hAnsi="Times New Roman" w:cs="Times New Roman"/>
@@ -3695,7 +3693,7 @@
           <w:tab w:val="clear" w:pos="720"/>
         </w:tabs>
         <w:spacing w:after="0" w:line="360" w:lineRule="auto"/>
-        <w:ind w:left="-426" w:right="-755"/>
+        <w:ind w:left="0" w:right="-755"/>
         <w:jc w:val="both"/>
         <w:rPr>
           <w:rFonts w:ascii="Times New Roman" w:hAnsi="Times New Roman" w:cs="Times New Roman"/>
@@ -3726,7 +3724,7 @@
           <w:tab w:val="clear" w:pos="720"/>
         </w:tabs>
         <w:spacing w:after="0" w:line="360" w:lineRule="auto"/>
-        <w:ind w:left="-426" w:right="-755"/>
+        <w:ind w:left="0" w:right="-755"/>
         <w:jc w:val="both"/>
         <w:rPr>
           <w:rFonts w:ascii="Times New Roman" w:hAnsi="Times New Roman" w:cs="Times New Roman"/>
@@ -3738,6 +3736,7 @@
           <w:b/>
           <w:bCs/>
         </w:rPr>
+        <w:lastRenderedPageBreak/>
         <w:t>Case-sensitive</w:t>
       </w:r>
       <w:r>
@@ -3757,7 +3756,7 @@
           <w:tab w:val="clear" w:pos="720"/>
         </w:tabs>
         <w:spacing w:after="0" w:line="360" w:lineRule="auto"/>
-        <w:ind w:left="-426" w:right="-755"/>
+        <w:ind w:left="0" w:right="-755"/>
         <w:jc w:val="both"/>
         <w:rPr>
           <w:rFonts w:ascii="Times New Roman" w:hAnsi="Times New Roman" w:cs="Times New Roman"/>
@@ -3806,7 +3805,7 @@
           <w:tab w:val="clear" w:pos="720"/>
         </w:tabs>
         <w:spacing w:after="0" w:line="360" w:lineRule="auto"/>
-        <w:ind w:left="-426" w:right="-755"/>
+        <w:ind w:left="0" w:right="-755"/>
         <w:jc w:val="both"/>
         <w:rPr>
           <w:rFonts w:ascii="Times New Roman" w:hAnsi="Times New Roman" w:cs="Times New Roman"/>
@@ -3844,7 +3843,7 @@
     <w:p>
       <w:pPr>
         <w:spacing w:after="0" w:line="360" w:lineRule="auto"/>
-        <w:ind w:left="-709" w:right="-755"/>
+        <w:ind w:right="-755"/>
         <w:jc w:val="both"/>
         <w:rPr>
           <w:rFonts w:ascii="Times New Roman" w:hAnsi="Times New Roman" w:cs="Times New Roman"/>
@@ -3860,7 +3859,7 @@
     <w:p>
       <w:pPr>
         <w:spacing w:after="0" w:line="360" w:lineRule="auto"/>
-        <w:ind w:left="-709" w:right="-755"/>
+        <w:ind w:right="-755"/>
         <w:jc w:val="both"/>
         <w:rPr>
           <w:rFonts w:ascii="Times New Roman" w:hAnsi="Times New Roman" w:cs="Times New Roman"/>
@@ -3876,17 +3875,17 @@
     <w:p>
       <w:pPr>
         <w:spacing w:after="0" w:line="360" w:lineRule="auto"/>
-        <w:ind w:left="-709" w:right="-755"/>
-        <w:jc w:val="both"/>
-        <w:rPr>
-          <w:rFonts w:ascii="Times New Roman" w:hAnsi="Times New Roman" w:cs="Times New Roman"/>
-        </w:rPr>
-      </w:pPr>
-    </w:p>
-    <w:p>
-      <w:pPr>
-        <w:spacing w:after="0" w:line="360" w:lineRule="auto"/>
-        <w:ind w:left="-709" w:right="-755"/>
+        <w:ind w:right="-755"/>
+        <w:jc w:val="both"/>
+        <w:rPr>
+          <w:rFonts w:ascii="Times New Roman" w:hAnsi="Times New Roman" w:cs="Times New Roman"/>
+        </w:rPr>
+      </w:pPr>
+    </w:p>
+    <w:p>
+      <w:pPr>
+        <w:spacing w:after="0" w:line="360" w:lineRule="auto"/>
+        <w:ind w:right="-755"/>
         <w:jc w:val="both"/>
         <w:rPr>
           <w:rFonts w:ascii="Times New Roman" w:hAnsi="Times New Roman" w:cs="Times New Roman"/>
@@ -3902,7 +3901,7 @@
     <w:p>
       <w:pPr>
         <w:spacing w:after="0" w:line="360" w:lineRule="auto"/>
-        <w:ind w:left="-709" w:right="-755"/>
+        <w:ind w:right="-755"/>
         <w:jc w:val="both"/>
         <w:rPr>
           <w:rFonts w:ascii="Times New Roman" w:hAnsi="Times New Roman" w:cs="Times New Roman"/>
@@ -3918,7 +3917,7 @@
     <w:p>
       <w:pPr>
         <w:spacing w:after="0" w:line="360" w:lineRule="auto"/>
-        <w:ind w:left="-709" w:right="-755"/>
+        <w:ind w:right="-755"/>
         <w:jc w:val="both"/>
         <w:rPr>
           <w:rFonts w:ascii="Times New Roman" w:hAnsi="Times New Roman" w:cs="Times New Roman"/>
@@ -3942,7 +3941,7 @@
     <w:p>
       <w:pPr>
         <w:spacing w:after="0" w:line="360" w:lineRule="auto"/>
-        <w:ind w:left="-709" w:right="-755"/>
+        <w:ind w:right="-755"/>
         <w:jc w:val="both"/>
         <w:rPr>
           <w:rFonts w:ascii="Times New Roman" w:hAnsi="Times New Roman" w:cs="Times New Roman"/>
@@ -3958,7 +3957,7 @@
     <w:p>
       <w:pPr>
         <w:spacing w:after="0" w:line="360" w:lineRule="auto"/>
-        <w:ind w:left="-709" w:right="-755"/>
+        <w:ind w:right="-755"/>
         <w:jc w:val="both"/>
         <w:rPr>
           <w:rFonts w:ascii="Times New Roman" w:hAnsi="Times New Roman" w:cs="Times New Roman"/>
@@ -3974,7 +3973,7 @@
     <w:p>
       <w:pPr>
         <w:spacing w:after="0" w:line="360" w:lineRule="auto"/>
-        <w:ind w:left="-709" w:right="-755"/>
+        <w:ind w:right="-755"/>
         <w:jc w:val="both"/>
         <w:rPr>
           <w:rFonts w:ascii="Times New Roman" w:hAnsi="Times New Roman" w:cs="Times New Roman"/>
@@ -3990,17 +3989,17 @@
     <w:p>
       <w:pPr>
         <w:spacing w:after="0" w:line="360" w:lineRule="auto"/>
-        <w:ind w:left="-709" w:right="-755"/>
-        <w:jc w:val="both"/>
-        <w:rPr>
-          <w:rFonts w:ascii="Times New Roman" w:hAnsi="Times New Roman" w:cs="Times New Roman"/>
-        </w:rPr>
-      </w:pPr>
-    </w:p>
-    <w:p>
-      <w:pPr>
-        <w:spacing w:after="0" w:line="360" w:lineRule="auto"/>
-        <w:ind w:left="-709" w:right="-755"/>
+        <w:ind w:right="-755"/>
+        <w:jc w:val="both"/>
+        <w:rPr>
+          <w:rFonts w:ascii="Times New Roman" w:hAnsi="Times New Roman" w:cs="Times New Roman"/>
+        </w:rPr>
+      </w:pPr>
+    </w:p>
+    <w:p>
+      <w:pPr>
+        <w:spacing w:after="0" w:line="360" w:lineRule="auto"/>
+        <w:ind w:right="-755"/>
         <w:jc w:val="both"/>
         <w:rPr>
           <w:rFonts w:ascii="Times New Roman" w:hAnsi="Times New Roman" w:cs="Times New Roman"/>
@@ -4016,7 +4015,7 @@
     <w:p>
       <w:pPr>
         <w:spacing w:after="0" w:line="360" w:lineRule="auto"/>
-        <w:ind w:left="-709" w:right="-755"/>
+        <w:ind w:right="-755"/>
         <w:jc w:val="both"/>
         <w:rPr>
           <w:rFonts w:ascii="Times New Roman" w:hAnsi="Times New Roman" w:cs="Times New Roman"/>
@@ -4032,7 +4031,7 @@
     <w:p>
       <w:pPr>
         <w:spacing w:after="0" w:line="360" w:lineRule="auto"/>
-        <w:ind w:left="-709" w:right="-755"/>
+        <w:ind w:right="-755"/>
         <w:jc w:val="both"/>
         <w:rPr>
           <w:rFonts w:ascii="Times New Roman" w:hAnsi="Times New Roman" w:cs="Times New Roman"/>
@@ -4056,7 +4055,7 @@
     <w:p>
       <w:pPr>
         <w:spacing w:after="0" w:line="360" w:lineRule="auto"/>
-        <w:ind w:left="-709" w:right="-755"/>
+        <w:ind w:right="-755"/>
         <w:jc w:val="both"/>
         <w:rPr>
           <w:rFonts w:ascii="Times New Roman" w:hAnsi="Times New Roman" w:cs="Times New Roman"/>
@@ -4072,7 +4071,7 @@
     <w:p>
       <w:pPr>
         <w:spacing w:after="0" w:line="360" w:lineRule="auto"/>
-        <w:ind w:left="-709" w:right="-755"/>
+        <w:ind w:right="-755"/>
         <w:jc w:val="both"/>
         <w:rPr>
           <w:rFonts w:ascii="Times New Roman" w:hAnsi="Times New Roman" w:cs="Times New Roman"/>
@@ -4091,7 +4090,7 @@
           <w:bottom w:val="single" w:sz="6" w:space="1" w:color="auto"/>
         </w:pBdr>
         <w:spacing w:after="0" w:line="360" w:lineRule="auto"/>
-        <w:ind w:left="-709" w:right="-755"/>
+        <w:ind w:right="-755"/>
         <w:jc w:val="both"/>
         <w:rPr>
           <w:rFonts w:ascii="Times New Roman" w:hAnsi="Times New Roman" w:cs="Times New Roman"/>
@@ -4107,17 +4106,17 @@
     <w:p>
       <w:pPr>
         <w:spacing w:after="0" w:line="360" w:lineRule="auto"/>
-        <w:ind w:left="-709" w:right="-755"/>
-        <w:jc w:val="both"/>
-        <w:rPr>
-          <w:rFonts w:ascii="Times New Roman" w:hAnsi="Times New Roman" w:cs="Times New Roman"/>
-        </w:rPr>
-      </w:pPr>
-    </w:p>
-    <w:p>
-      <w:pPr>
-        <w:spacing w:after="0" w:line="360" w:lineRule="auto"/>
-        <w:ind w:left="-709" w:right="-755"/>
+        <w:ind w:right="-755"/>
+        <w:jc w:val="both"/>
+        <w:rPr>
+          <w:rFonts w:ascii="Times New Roman" w:hAnsi="Times New Roman" w:cs="Times New Roman"/>
+        </w:rPr>
+      </w:pPr>
+    </w:p>
+    <w:p>
+      <w:pPr>
+        <w:spacing w:after="0" w:line="360" w:lineRule="auto"/>
+        <w:ind w:right="-755"/>
         <w:jc w:val="both"/>
         <w:rPr>
           <w:rFonts w:ascii="Times New Roman" w:hAnsi="Times New Roman" w:cs="Times New Roman"/>
@@ -4147,7 +4146,7 @@
     <w:p>
       <w:pPr>
         <w:spacing w:after="0" w:line="360" w:lineRule="auto"/>
-        <w:ind w:left="-709" w:right="-755"/>
+        <w:ind w:right="-755"/>
         <w:jc w:val="both"/>
         <w:rPr>
           <w:rFonts w:ascii="Times New Roman" w:hAnsi="Times New Roman" w:cs="Times New Roman"/>
@@ -4163,7 +4162,7 @@
     <w:p>
       <w:pPr>
         <w:spacing w:after="0" w:line="360" w:lineRule="auto"/>
-        <w:ind w:left="-709" w:right="-755"/>
+        <w:ind w:right="-755"/>
         <w:jc w:val="both"/>
         <w:rPr>
           <w:rFonts w:ascii="Times New Roman" w:hAnsi="Times New Roman" w:cs="Times New Roman"/>
@@ -4187,7 +4186,7 @@
     <w:p>
       <w:pPr>
         <w:spacing w:after="0" w:line="360" w:lineRule="auto"/>
-        <w:ind w:left="-709" w:right="-755"/>
+        <w:ind w:right="-755"/>
         <w:jc w:val="both"/>
         <w:rPr>
           <w:rFonts w:ascii="Times New Roman" w:hAnsi="Times New Roman" w:cs="Times New Roman"/>
@@ -4211,7 +4210,7 @@
     <w:p>
       <w:pPr>
         <w:spacing w:after="0" w:line="360" w:lineRule="auto"/>
-        <w:ind w:left="-709" w:right="-755"/>
+        <w:ind w:right="-755"/>
         <w:jc w:val="both"/>
         <w:rPr>
           <w:rFonts w:ascii="Times New Roman" w:hAnsi="Times New Roman" w:cs="Times New Roman"/>
@@ -4235,7 +4234,7 @@
     <w:p>
       <w:pPr>
         <w:spacing w:after="0" w:line="360" w:lineRule="auto"/>
-        <w:ind w:left="-709" w:right="-755"/>
+        <w:ind w:right="-755"/>
         <w:jc w:val="both"/>
         <w:rPr>
           <w:rFonts w:ascii="Times New Roman" w:hAnsi="Times New Roman" w:cs="Times New Roman"/>
@@ -4273,7 +4272,7 @@
     <w:p>
       <w:pPr>
         <w:spacing w:after="0" w:line="360" w:lineRule="auto"/>
-        <w:ind w:left="-709" w:right="-755"/>
+        <w:ind w:right="-755"/>
         <w:jc w:val="both"/>
         <w:rPr>
           <w:rFonts w:ascii="Times New Roman" w:hAnsi="Times New Roman" w:cs="Times New Roman"/>
@@ -4289,64 +4288,63 @@
     <w:p>
       <w:pPr>
         <w:spacing w:after="0" w:line="360" w:lineRule="auto"/>
-        <w:ind w:left="-709" w:right="-755"/>
-        <w:jc w:val="both"/>
-        <w:rPr>
-          <w:rFonts w:ascii="Times New Roman" w:hAnsi="Times New Roman" w:cs="Times New Roman"/>
-        </w:rPr>
-      </w:pPr>
-    </w:p>
-    <w:p>
-      <w:pPr>
-        <w:spacing w:after="0" w:line="360" w:lineRule="auto"/>
-        <w:ind w:left="-709" w:right="-755"/>
-        <w:jc w:val="both"/>
-        <w:rPr>
-          <w:rFonts w:ascii="Times New Roman" w:hAnsi="Times New Roman" w:cs="Times New Roman"/>
-        </w:rPr>
-      </w:pPr>
-    </w:p>
-    <w:p>
-      <w:pPr>
-        <w:spacing w:after="0" w:line="360" w:lineRule="auto"/>
-        <w:ind w:left="-709" w:right="-755"/>
-        <w:jc w:val="both"/>
-        <w:rPr>
-          <w:rFonts w:ascii="Times New Roman" w:hAnsi="Times New Roman" w:cs="Times New Roman"/>
-        </w:rPr>
-      </w:pPr>
-    </w:p>
-    <w:p>
-      <w:pPr>
-        <w:spacing w:after="0" w:line="360" w:lineRule="auto"/>
-        <w:ind w:left="-709" w:right="-755"/>
-        <w:jc w:val="both"/>
-        <w:rPr>
-          <w:rFonts w:ascii="Times New Roman" w:hAnsi="Times New Roman" w:cs="Times New Roman"/>
-        </w:rPr>
-      </w:pPr>
-    </w:p>
-    <w:p>
-      <w:pPr>
-        <w:spacing w:after="0" w:line="360" w:lineRule="auto"/>
-        <w:ind w:left="-709" w:right="-755"/>
-        <w:jc w:val="both"/>
-        <w:rPr>
-          <w:rFonts w:ascii="Times New Roman" w:hAnsi="Times New Roman" w:cs="Times New Roman"/>
-        </w:rPr>
-      </w:pPr>
-      <w:r>
-        <w:rPr>
-          <w:rFonts w:ascii="Times New Roman" w:hAnsi="Times New Roman" w:cs="Times New Roman"/>
-        </w:rPr>
-        <w:lastRenderedPageBreak/>
+        <w:ind w:right="-755"/>
+        <w:jc w:val="both"/>
+        <w:rPr>
+          <w:rFonts w:ascii="Times New Roman" w:hAnsi="Times New Roman" w:cs="Times New Roman"/>
+        </w:rPr>
+      </w:pPr>
+    </w:p>
+    <w:p>
+      <w:pPr>
+        <w:spacing w:after="0" w:line="360" w:lineRule="auto"/>
+        <w:ind w:right="-755"/>
+        <w:jc w:val="both"/>
+        <w:rPr>
+          <w:rFonts w:ascii="Times New Roman" w:hAnsi="Times New Roman" w:cs="Times New Roman"/>
+        </w:rPr>
+      </w:pPr>
+    </w:p>
+    <w:p>
+      <w:pPr>
+        <w:spacing w:after="0" w:line="360" w:lineRule="auto"/>
+        <w:ind w:right="-755"/>
+        <w:jc w:val="both"/>
+        <w:rPr>
+          <w:rFonts w:ascii="Times New Roman" w:hAnsi="Times New Roman" w:cs="Times New Roman"/>
+        </w:rPr>
+      </w:pPr>
+    </w:p>
+    <w:p>
+      <w:pPr>
+        <w:spacing w:after="0" w:line="360" w:lineRule="auto"/>
+        <w:ind w:right="-755"/>
+        <w:jc w:val="both"/>
+        <w:rPr>
+          <w:rFonts w:ascii="Times New Roman" w:hAnsi="Times New Roman" w:cs="Times New Roman"/>
+        </w:rPr>
+      </w:pPr>
+    </w:p>
+    <w:p>
+      <w:pPr>
+        <w:spacing w:after="0" w:line="360" w:lineRule="auto"/>
+        <w:ind w:right="-755"/>
+        <w:jc w:val="both"/>
+        <w:rPr>
+          <w:rFonts w:ascii="Times New Roman" w:hAnsi="Times New Roman" w:cs="Times New Roman"/>
+        </w:rPr>
+      </w:pPr>
+      <w:r>
+        <w:rPr>
+          <w:rFonts w:ascii="Times New Roman" w:hAnsi="Times New Roman" w:cs="Times New Roman"/>
+        </w:rPr>
         <w:t># First Program to add two numbers</w:t>
       </w:r>
     </w:p>
     <w:p>
       <w:pPr>
         <w:spacing w:after="0" w:line="360" w:lineRule="auto"/>
-        <w:ind w:left="-709" w:right="-755"/>
+        <w:ind w:right="-755"/>
         <w:jc w:val="both"/>
         <w:rPr>
           <w:rFonts w:ascii="Times New Roman" w:hAnsi="Times New Roman" w:cs="Times New Roman"/>
@@ -4362,7 +4360,7 @@
     <w:p>
       <w:pPr>
         <w:spacing w:after="0" w:line="360" w:lineRule="auto"/>
-        <w:ind w:left="-709" w:right="-755"/>
+        <w:ind w:right="-755"/>
         <w:jc w:val="both"/>
         <w:rPr>
           <w:rFonts w:ascii="Times New Roman" w:hAnsi="Times New Roman" w:cs="Times New Roman"/>
@@ -4378,7 +4376,7 @@
     <w:p>
       <w:pPr>
         <w:spacing w:after="0" w:line="360" w:lineRule="auto"/>
-        <w:ind w:left="-709" w:right="-755"/>
+        <w:ind w:right="-755"/>
         <w:jc w:val="both"/>
         <w:rPr>
           <w:rFonts w:ascii="Times New Roman" w:hAnsi="Times New Roman" w:cs="Times New Roman"/>
@@ -4402,7 +4400,7 @@
     <w:p>
       <w:pPr>
         <w:spacing w:after="0" w:line="360" w:lineRule="auto"/>
-        <w:ind w:left="-709" w:right="-755"/>
+        <w:ind w:right="-755"/>
         <w:jc w:val="both"/>
         <w:rPr>
           <w:rFonts w:ascii="Times New Roman" w:hAnsi="Times New Roman" w:cs="Times New Roman"/>
@@ -4457,7 +4455,7 @@
           <w:bottom w:val="single" w:sz="6" w:space="1" w:color="auto"/>
         </w:pBdr>
         <w:spacing w:after="0" w:line="360" w:lineRule="auto"/>
-        <w:ind w:left="-709" w:right="-755"/>
+        <w:ind w:right="-755"/>
         <w:jc w:val="both"/>
         <w:rPr>
           <w:rFonts w:ascii="Times New Roman" w:hAnsi="Times New Roman" w:cs="Times New Roman"/>
@@ -4468,6 +4466,7 @@
         <w:rPr>
           <w:rFonts w:ascii="Times New Roman" w:hAnsi="Times New Roman" w:cs="Times New Roman"/>
         </w:rPr>
+        <w:lastRenderedPageBreak/>
         <w:t>print(</w:t>
       </w:r>
       <w:proofErr w:type="gramEnd"/>
@@ -4495,7 +4494,7 @@
     <w:p>
       <w:pPr>
         <w:spacing w:after="0" w:line="360" w:lineRule="auto"/>
-        <w:ind w:left="-709" w:right="-755"/>
+        <w:ind w:right="-755"/>
         <w:jc w:val="both"/>
         <w:rPr>
           <w:rFonts w:ascii="Times New Roman" w:hAnsi="Times New Roman" w:cs="Times New Roman"/>
@@ -4511,7 +4510,7 @@
     <w:p>
       <w:pPr>
         <w:spacing w:after="0" w:line="360" w:lineRule="auto"/>
-        <w:ind w:left="-709" w:right="-755"/>
+        <w:ind w:right="-755"/>
         <w:jc w:val="both"/>
         <w:rPr>
           <w:rFonts w:ascii="Times New Roman" w:hAnsi="Times New Roman" w:cs="Times New Roman"/>
@@ -4527,7 +4526,7 @@
     <w:p>
       <w:pPr>
         <w:spacing w:after="0" w:line="360" w:lineRule="auto"/>
-        <w:ind w:left="-709" w:right="-755"/>
+        <w:ind w:right="-755"/>
         <w:jc w:val="both"/>
         <w:rPr>
           <w:rFonts w:ascii="Times New Roman" w:hAnsi="Times New Roman" w:cs="Times New Roman"/>
@@ -4557,7 +4556,7 @@
     <w:p>
       <w:pPr>
         <w:spacing w:after="0" w:line="360" w:lineRule="auto"/>
-        <w:ind w:left="-709" w:right="-755"/>
+        <w:ind w:right="-755"/>
         <w:jc w:val="both"/>
         <w:rPr>
           <w:rFonts w:ascii="Times New Roman" w:hAnsi="Times New Roman" w:cs="Times New Roman"/>
@@ -4573,7 +4572,7 @@
     <w:p>
       <w:pPr>
         <w:spacing w:after="0" w:line="360" w:lineRule="auto"/>
-        <w:ind w:left="-709" w:right="-755"/>
+        <w:ind w:right="-755"/>
         <w:jc w:val="both"/>
         <w:rPr>
           <w:rFonts w:ascii="Times New Roman" w:hAnsi="Times New Roman" w:cs="Times New Roman"/>
@@ -4631,17 +4630,17 @@
     <w:p>
       <w:pPr>
         <w:spacing w:after="0" w:line="360" w:lineRule="auto"/>
-        <w:ind w:left="-709" w:right="-755"/>
-        <w:jc w:val="both"/>
-        <w:rPr>
-          <w:rFonts w:ascii="Times New Roman" w:hAnsi="Times New Roman" w:cs="Times New Roman"/>
-        </w:rPr>
-      </w:pPr>
-    </w:p>
-    <w:p>
-      <w:pPr>
-        <w:spacing w:after="0" w:line="360" w:lineRule="auto"/>
-        <w:ind w:left="-709" w:right="-755"/>
+        <w:ind w:right="-755"/>
+        <w:jc w:val="both"/>
+        <w:rPr>
+          <w:rFonts w:ascii="Times New Roman" w:hAnsi="Times New Roman" w:cs="Times New Roman"/>
+        </w:rPr>
+      </w:pPr>
+    </w:p>
+    <w:p>
+      <w:pPr>
+        <w:spacing w:after="0" w:line="360" w:lineRule="auto"/>
+        <w:ind w:right="-755"/>
         <w:jc w:val="both"/>
         <w:rPr>
           <w:rFonts w:ascii="Times New Roman" w:hAnsi="Times New Roman" w:cs="Times New Roman"/>
@@ -4671,7 +4670,7 @@
     <w:p>
       <w:pPr>
         <w:spacing w:after="0" w:line="360" w:lineRule="auto"/>
-        <w:ind w:left="-709" w:right="-755"/>
+        <w:ind w:right="-755"/>
         <w:jc w:val="both"/>
         <w:rPr>
           <w:rFonts w:ascii="Times New Roman" w:hAnsi="Times New Roman" w:cs="Times New Roman"/>
@@ -4701,7 +4700,7 @@
     <w:p>
       <w:pPr>
         <w:spacing w:after="0" w:line="360" w:lineRule="auto"/>
-        <w:ind w:left="-709" w:right="-755"/>
+        <w:ind w:right="-755"/>
         <w:jc w:val="both"/>
         <w:rPr>
           <w:rFonts w:ascii="Times New Roman" w:hAnsi="Times New Roman" w:cs="Times New Roman"/>
@@ -4717,7 +4716,7 @@
     <w:p>
       <w:pPr>
         <w:spacing w:after="0" w:line="360" w:lineRule="auto"/>
-        <w:ind w:left="-709" w:right="-755"/>
+        <w:ind w:right="-755"/>
         <w:jc w:val="both"/>
         <w:rPr>
           <w:rFonts w:ascii="Times New Roman" w:hAnsi="Times New Roman" w:cs="Times New Roman"/>
@@ -4744,7 +4743,7 @@
           <w:bottom w:val="single" w:sz="6" w:space="1" w:color="auto"/>
         </w:pBdr>
         <w:spacing w:after="0" w:line="360" w:lineRule="auto"/>
-        <w:ind w:left="-709" w:right="-755"/>
+        <w:ind w:right="-755"/>
         <w:jc w:val="both"/>
         <w:rPr>
           <w:rFonts w:ascii="Times New Roman" w:hAnsi="Times New Roman" w:cs="Times New Roman"/>
@@ -4768,7 +4767,7 @@
     <w:p>
       <w:pPr>
         <w:spacing w:after="0" w:line="360" w:lineRule="auto"/>
-        <w:ind w:left="-709" w:right="-755"/>
+        <w:ind w:right="-755"/>
         <w:jc w:val="both"/>
         <w:rPr>
           <w:rFonts w:ascii="Times New Roman" w:hAnsi="Times New Roman" w:cs="Times New Roman"/>
@@ -4784,7 +4783,7 @@
     <w:p>
       <w:pPr>
         <w:spacing w:after="0" w:line="360" w:lineRule="auto"/>
-        <w:ind w:left="-709" w:right="-755"/>
+        <w:ind w:right="-755"/>
         <w:jc w:val="both"/>
         <w:rPr>
           <w:rFonts w:ascii="Times New Roman" w:hAnsi="Times New Roman" w:cs="Times New Roman"/>
@@ -4800,7 +4799,7 @@
     <w:p>
       <w:pPr>
         <w:spacing w:after="0" w:line="360" w:lineRule="auto"/>
-        <w:ind w:left="-709" w:right="-755"/>
+        <w:ind w:right="-755"/>
         <w:jc w:val="both"/>
         <w:rPr>
           <w:rFonts w:ascii="Times New Roman" w:hAnsi="Times New Roman" w:cs="Times New Roman"/>
@@ -4816,7 +4815,7 @@
     <w:p>
       <w:pPr>
         <w:spacing w:after="0" w:line="360" w:lineRule="auto"/>
-        <w:ind w:left="-709" w:right="-755"/>
+        <w:ind w:right="-755"/>
         <w:jc w:val="both"/>
         <w:rPr>
           <w:rFonts w:ascii="Times New Roman" w:hAnsi="Times New Roman" w:cs="Times New Roman"/>
@@ -4857,7 +4856,7 @@
           <w:bottom w:val="single" w:sz="6" w:space="1" w:color="auto"/>
         </w:pBdr>
         <w:spacing w:after="0" w:line="360" w:lineRule="auto"/>
-        <w:ind w:left="-709" w:right="-755"/>
+        <w:ind w:right="-755"/>
         <w:jc w:val="both"/>
         <w:rPr>
           <w:rFonts w:ascii="Times New Roman" w:hAnsi="Times New Roman" w:cs="Times New Roman"/>
@@ -4895,7 +4894,7 @@
     <w:p>
       <w:pPr>
         <w:spacing w:after="0" w:line="360" w:lineRule="auto"/>
-        <w:ind w:left="-709" w:right="-755"/>
+        <w:ind w:right="-755"/>
         <w:jc w:val="both"/>
         <w:rPr>
           <w:rFonts w:ascii="Times New Roman" w:hAnsi="Times New Roman" w:cs="Times New Roman"/>
@@ -4911,7 +4910,7 @@
     <w:p>
       <w:pPr>
         <w:spacing w:after="0" w:line="360" w:lineRule="auto"/>
-        <w:ind w:left="-709" w:right="-755"/>
+        <w:ind w:right="-755"/>
         <w:jc w:val="both"/>
         <w:rPr>
           <w:rFonts w:ascii="Times New Roman" w:hAnsi="Times New Roman" w:cs="Times New Roman"/>
@@ -4927,7 +4926,7 @@
     <w:p>
       <w:pPr>
         <w:spacing w:after="0" w:line="360" w:lineRule="auto"/>
-        <w:ind w:left="-709" w:right="-755"/>
+        <w:ind w:right="-755"/>
         <w:jc w:val="both"/>
         <w:rPr>
           <w:rFonts w:ascii="Times New Roman" w:hAnsi="Times New Roman" w:cs="Times New Roman"/>
@@ -4943,7 +4942,7 @@
     <w:p>
       <w:pPr>
         <w:spacing w:after="0" w:line="360" w:lineRule="auto"/>
-        <w:ind w:left="-709" w:right="-755"/>
+        <w:ind w:right="-755"/>
         <w:jc w:val="both"/>
         <w:rPr>
           <w:rFonts w:ascii="Times New Roman" w:hAnsi="Times New Roman" w:cs="Times New Roman"/>
@@ -4959,7 +4958,7 @@
     <w:p>
       <w:pPr>
         <w:spacing w:after="0" w:line="360" w:lineRule="auto"/>
-        <w:ind w:left="-709" w:right="-755"/>
+        <w:ind w:right="-755"/>
         <w:jc w:val="both"/>
         <w:rPr>
           <w:rFonts w:ascii="Times New Roman" w:hAnsi="Times New Roman" w:cs="Times New Roman"/>
@@ -4975,7 +4974,7 @@
     <w:p>
       <w:pPr>
         <w:spacing w:after="0" w:line="360" w:lineRule="auto"/>
-        <w:ind w:left="-709" w:right="-755"/>
+        <w:ind w:right="-755"/>
         <w:jc w:val="both"/>
         <w:rPr>
           <w:rFonts w:ascii="Times New Roman" w:hAnsi="Times New Roman" w:cs="Times New Roman"/>
@@ -4991,7 +4990,7 @@
     <w:p>
       <w:pPr>
         <w:spacing w:after="0" w:line="360" w:lineRule="auto"/>
-        <w:ind w:left="-709" w:right="-755"/>
+        <w:ind w:right="-755"/>
         <w:jc w:val="both"/>
         <w:rPr>
           <w:rFonts w:ascii="Times New Roman" w:hAnsi="Times New Roman" w:cs="Times New Roman"/>
@@ -5007,7 +5006,7 @@
     <w:p>
       <w:pPr>
         <w:spacing w:after="0" w:line="360" w:lineRule="auto"/>
-        <w:ind w:left="-709" w:right="-755"/>
+        <w:ind w:right="-755"/>
         <w:jc w:val="both"/>
         <w:rPr>
           <w:rFonts w:ascii="Times New Roman" w:hAnsi="Times New Roman" w:cs="Times New Roman"/>
@@ -5026,7 +5025,7 @@
           <w:bottom w:val="single" w:sz="6" w:space="1" w:color="auto"/>
         </w:pBdr>
         <w:spacing w:after="0" w:line="360" w:lineRule="auto"/>
-        <w:ind w:left="-709" w:right="-755"/>
+        <w:ind w:right="-755"/>
         <w:jc w:val="both"/>
         <w:rPr>
           <w:rFonts w:ascii="Times New Roman" w:hAnsi="Times New Roman" w:cs="Times New Roman"/>
@@ -5042,67 +5041,67 @@
     <w:p>
       <w:pPr>
         <w:spacing w:after="0" w:line="360" w:lineRule="auto"/>
-        <w:ind w:left="-709" w:right="-755"/>
-        <w:jc w:val="both"/>
-        <w:rPr>
-          <w:rFonts w:ascii="Times New Roman" w:hAnsi="Times New Roman" w:cs="Times New Roman"/>
-        </w:rPr>
-      </w:pPr>
-    </w:p>
-    <w:p>
-      <w:pPr>
-        <w:spacing w:after="0" w:line="360" w:lineRule="auto"/>
-        <w:ind w:left="-709" w:right="-755"/>
-        <w:jc w:val="both"/>
-        <w:rPr>
-          <w:rFonts w:ascii="Times New Roman" w:hAnsi="Times New Roman" w:cs="Times New Roman"/>
-        </w:rPr>
-      </w:pPr>
-    </w:p>
-    <w:p>
-      <w:pPr>
-        <w:spacing w:after="0" w:line="360" w:lineRule="auto"/>
-        <w:ind w:left="-709" w:right="-755"/>
-        <w:jc w:val="both"/>
-        <w:rPr>
-          <w:rFonts w:ascii="Times New Roman" w:hAnsi="Times New Roman" w:cs="Times New Roman"/>
-        </w:rPr>
-      </w:pPr>
-    </w:p>
-    <w:p>
-      <w:pPr>
-        <w:spacing w:after="0" w:line="360" w:lineRule="auto"/>
-        <w:ind w:left="-709" w:right="-755"/>
-        <w:jc w:val="both"/>
-        <w:rPr>
-          <w:rFonts w:ascii="Times New Roman" w:hAnsi="Times New Roman" w:cs="Times New Roman"/>
-        </w:rPr>
-      </w:pPr>
-    </w:p>
-    <w:p>
-      <w:pPr>
-        <w:spacing w:after="0" w:line="360" w:lineRule="auto"/>
-        <w:ind w:left="-709" w:right="-755"/>
-        <w:jc w:val="both"/>
-        <w:rPr>
-          <w:rFonts w:ascii="Times New Roman" w:hAnsi="Times New Roman" w:cs="Times New Roman"/>
-        </w:rPr>
-      </w:pPr>
-    </w:p>
-    <w:p>
-      <w:pPr>
-        <w:spacing w:after="0" w:line="360" w:lineRule="auto"/>
-        <w:ind w:left="-709" w:right="-755"/>
-        <w:jc w:val="both"/>
-        <w:rPr>
-          <w:rFonts w:ascii="Times New Roman" w:hAnsi="Times New Roman" w:cs="Times New Roman"/>
-        </w:rPr>
-      </w:pPr>
-    </w:p>
-    <w:p>
-      <w:pPr>
-        <w:spacing w:after="0" w:line="360" w:lineRule="auto"/>
-        <w:ind w:left="-709" w:right="-755"/>
+        <w:ind w:right="-755"/>
+        <w:jc w:val="both"/>
+        <w:rPr>
+          <w:rFonts w:ascii="Times New Roman" w:hAnsi="Times New Roman" w:cs="Times New Roman"/>
+        </w:rPr>
+      </w:pPr>
+    </w:p>
+    <w:p>
+      <w:pPr>
+        <w:spacing w:after="0" w:line="360" w:lineRule="auto"/>
+        <w:ind w:right="-755"/>
+        <w:jc w:val="both"/>
+        <w:rPr>
+          <w:rFonts w:ascii="Times New Roman" w:hAnsi="Times New Roman" w:cs="Times New Roman"/>
+        </w:rPr>
+      </w:pPr>
+    </w:p>
+    <w:p>
+      <w:pPr>
+        <w:spacing w:after="0" w:line="360" w:lineRule="auto"/>
+        <w:ind w:right="-755"/>
+        <w:jc w:val="both"/>
+        <w:rPr>
+          <w:rFonts w:ascii="Times New Roman" w:hAnsi="Times New Roman" w:cs="Times New Roman"/>
+        </w:rPr>
+      </w:pPr>
+    </w:p>
+    <w:p>
+      <w:pPr>
+        <w:spacing w:after="0" w:line="360" w:lineRule="auto"/>
+        <w:ind w:right="-755"/>
+        <w:jc w:val="both"/>
+        <w:rPr>
+          <w:rFonts w:ascii="Times New Roman" w:hAnsi="Times New Roman" w:cs="Times New Roman"/>
+        </w:rPr>
+      </w:pPr>
+    </w:p>
+    <w:p>
+      <w:pPr>
+        <w:spacing w:after="0" w:line="360" w:lineRule="auto"/>
+        <w:ind w:right="-755"/>
+        <w:jc w:val="both"/>
+        <w:rPr>
+          <w:rFonts w:ascii="Times New Roman" w:hAnsi="Times New Roman" w:cs="Times New Roman"/>
+        </w:rPr>
+      </w:pPr>
+    </w:p>
+    <w:p>
+      <w:pPr>
+        <w:spacing w:after="0" w:line="360" w:lineRule="auto"/>
+        <w:ind w:right="-755"/>
+        <w:jc w:val="both"/>
+        <w:rPr>
+          <w:rFonts w:ascii="Times New Roman" w:hAnsi="Times New Roman" w:cs="Times New Roman"/>
+        </w:rPr>
+      </w:pPr>
+    </w:p>
+    <w:p>
+      <w:pPr>
+        <w:spacing w:after="0" w:line="360" w:lineRule="auto"/>
+        <w:ind w:right="-755"/>
         <w:jc w:val="both"/>
         <w:rPr>
           <w:rFonts w:ascii="Times New Roman" w:hAnsi="Times New Roman" w:cs="Times New Roman"/>
@@ -5116,108 +5115,108 @@
           <w:b/>
           <w:bCs/>
         </w:rPr>
+        <w:t># 1. None type</w:t>
+      </w:r>
+    </w:p>
+    <w:p>
+      <w:pPr>
+        <w:spacing w:after="0" w:line="360" w:lineRule="auto"/>
+        <w:ind w:right="-755"/>
+        <w:jc w:val="both"/>
+        <w:rPr>
+          <w:rFonts w:ascii="Times New Roman" w:hAnsi="Times New Roman" w:cs="Times New Roman"/>
+        </w:rPr>
+      </w:pPr>
+      <w:r>
+        <w:rPr>
+          <w:rFonts w:ascii="Times New Roman" w:hAnsi="Times New Roman" w:cs="Times New Roman"/>
+        </w:rPr>
+        <w:t># In Python, the ‘None’ datatype represents an object that does not contain any value.</w:t>
+      </w:r>
+    </w:p>
+    <w:p>
+      <w:pPr>
+        <w:spacing w:after="0" w:line="360" w:lineRule="auto"/>
+        <w:ind w:right="-755"/>
+        <w:jc w:val="both"/>
+        <w:rPr>
+          <w:rFonts w:ascii="Times New Roman" w:hAnsi="Times New Roman" w:cs="Times New Roman"/>
+        </w:rPr>
+      </w:pPr>
+      <w:r>
+        <w:rPr>
+          <w:rFonts w:ascii="Times New Roman" w:hAnsi="Times New Roman" w:cs="Times New Roman"/>
+        </w:rPr>
+        <w:t xml:space="preserve">def </w:t>
+      </w:r>
+      <w:proofErr w:type="spellStart"/>
+      <w:r>
+        <w:rPr>
+          <w:rFonts w:ascii="Times New Roman" w:hAnsi="Times New Roman" w:cs="Times New Roman"/>
+        </w:rPr>
+        <w:t>check_even</w:t>
+      </w:r>
+      <w:proofErr w:type="spellEnd"/>
+      <w:r>
+        <w:rPr>
+          <w:rFonts w:ascii="Times New Roman" w:hAnsi="Times New Roman" w:cs="Times New Roman"/>
+        </w:rPr>
+        <w:t>(number):</w:t>
+      </w:r>
+    </w:p>
+    <w:p>
+      <w:pPr>
+        <w:spacing w:after="0" w:line="360" w:lineRule="auto"/>
+        <w:ind w:right="-755"/>
+        <w:jc w:val="both"/>
+        <w:rPr>
+          <w:rFonts w:ascii="Times New Roman" w:hAnsi="Times New Roman" w:cs="Times New Roman"/>
+        </w:rPr>
+      </w:pPr>
+      <w:r>
+        <w:rPr>
+          <w:rFonts w:ascii="Times New Roman" w:hAnsi="Times New Roman" w:cs="Times New Roman"/>
+        </w:rPr>
+        <w:t xml:space="preserve">    if number % 2 == 0:</w:t>
+      </w:r>
+    </w:p>
+    <w:p>
+      <w:pPr>
+        <w:spacing w:after="0" w:line="360" w:lineRule="auto"/>
+        <w:ind w:right="-755"/>
+        <w:jc w:val="both"/>
+        <w:rPr>
+          <w:rFonts w:ascii="Times New Roman" w:hAnsi="Times New Roman" w:cs="Times New Roman"/>
+        </w:rPr>
+      </w:pPr>
+      <w:r>
+        <w:rPr>
+          <w:rFonts w:ascii="Times New Roman" w:hAnsi="Times New Roman" w:cs="Times New Roman"/>
+        </w:rPr>
+        <w:t xml:space="preserve">        return "Even"</w:t>
+      </w:r>
+    </w:p>
+    <w:p>
+      <w:pPr>
+        <w:spacing w:after="0" w:line="360" w:lineRule="auto"/>
+        <w:ind w:right="-755"/>
+        <w:jc w:val="both"/>
+        <w:rPr>
+          <w:rFonts w:ascii="Times New Roman" w:hAnsi="Times New Roman" w:cs="Times New Roman"/>
+        </w:rPr>
+      </w:pPr>
+      <w:r>
+        <w:rPr>
+          <w:rFonts w:ascii="Times New Roman" w:hAnsi="Times New Roman" w:cs="Times New Roman"/>
+        </w:rPr>
         <w:lastRenderedPageBreak/>
-        <w:t># 1. None type</w:t>
-      </w:r>
-    </w:p>
-    <w:p>
-      <w:pPr>
-        <w:spacing w:after="0" w:line="360" w:lineRule="auto"/>
-        <w:ind w:left="-709" w:right="-755"/>
-        <w:jc w:val="both"/>
-        <w:rPr>
-          <w:rFonts w:ascii="Times New Roman" w:hAnsi="Times New Roman" w:cs="Times New Roman"/>
-        </w:rPr>
-      </w:pPr>
-      <w:r>
-        <w:rPr>
-          <w:rFonts w:ascii="Times New Roman" w:hAnsi="Times New Roman" w:cs="Times New Roman"/>
-        </w:rPr>
-        <w:t># In Python, the ‘None’ datatype represents an object that does not contain any value.</w:t>
-      </w:r>
-    </w:p>
-    <w:p>
-      <w:pPr>
-        <w:spacing w:after="0" w:line="360" w:lineRule="auto"/>
-        <w:ind w:left="-709" w:right="-755"/>
-        <w:jc w:val="both"/>
-        <w:rPr>
-          <w:rFonts w:ascii="Times New Roman" w:hAnsi="Times New Roman" w:cs="Times New Roman"/>
-        </w:rPr>
-      </w:pPr>
-      <w:r>
-        <w:rPr>
-          <w:rFonts w:ascii="Times New Roman" w:hAnsi="Times New Roman" w:cs="Times New Roman"/>
-        </w:rPr>
-        <w:t xml:space="preserve">def </w:t>
-      </w:r>
-      <w:proofErr w:type="spellStart"/>
-      <w:r>
-        <w:rPr>
-          <w:rFonts w:ascii="Times New Roman" w:hAnsi="Times New Roman" w:cs="Times New Roman"/>
-        </w:rPr>
-        <w:t>check_even</w:t>
-      </w:r>
-      <w:proofErr w:type="spellEnd"/>
-      <w:r>
-        <w:rPr>
-          <w:rFonts w:ascii="Times New Roman" w:hAnsi="Times New Roman" w:cs="Times New Roman"/>
-        </w:rPr>
-        <w:t>(number):</w:t>
-      </w:r>
-    </w:p>
-    <w:p>
-      <w:pPr>
-        <w:spacing w:after="0" w:line="360" w:lineRule="auto"/>
-        <w:ind w:left="-709" w:right="-755"/>
-        <w:jc w:val="both"/>
-        <w:rPr>
-          <w:rFonts w:ascii="Times New Roman" w:hAnsi="Times New Roman" w:cs="Times New Roman"/>
-        </w:rPr>
-      </w:pPr>
-      <w:r>
-        <w:rPr>
-          <w:rFonts w:ascii="Times New Roman" w:hAnsi="Times New Roman" w:cs="Times New Roman"/>
-        </w:rPr>
-        <w:t xml:space="preserve">    if number % 2 == 0:</w:t>
-      </w:r>
-    </w:p>
-    <w:p>
-      <w:pPr>
-        <w:spacing w:after="0" w:line="360" w:lineRule="auto"/>
-        <w:ind w:left="-709" w:right="-755"/>
-        <w:jc w:val="both"/>
-        <w:rPr>
-          <w:rFonts w:ascii="Times New Roman" w:hAnsi="Times New Roman" w:cs="Times New Roman"/>
-        </w:rPr>
-      </w:pPr>
-      <w:r>
-        <w:rPr>
-          <w:rFonts w:ascii="Times New Roman" w:hAnsi="Times New Roman" w:cs="Times New Roman"/>
-        </w:rPr>
-        <w:t xml:space="preserve">        return "Even"</w:t>
-      </w:r>
-    </w:p>
-    <w:p>
-      <w:pPr>
-        <w:spacing w:after="0" w:line="360" w:lineRule="auto"/>
-        <w:ind w:left="-709" w:right="-755"/>
-        <w:jc w:val="both"/>
-        <w:rPr>
-          <w:rFonts w:ascii="Times New Roman" w:hAnsi="Times New Roman" w:cs="Times New Roman"/>
-        </w:rPr>
-      </w:pPr>
-      <w:r>
-        <w:rPr>
-          <w:rFonts w:ascii="Times New Roman" w:hAnsi="Times New Roman" w:cs="Times New Roman"/>
-        </w:rPr>
         <w:t xml:space="preserve">    else:</w:t>
       </w:r>
     </w:p>
     <w:p>
       <w:pPr>
         <w:spacing w:after="0" w:line="360" w:lineRule="auto"/>
-        <w:ind w:left="-709" w:right="-755"/>
+        <w:ind w:right="-755"/>
         <w:jc w:val="both"/>
         <w:rPr>
           <w:rFonts w:ascii="Times New Roman" w:hAnsi="Times New Roman" w:cs="Times New Roman"/>
@@ -5233,7 +5232,7 @@
     <w:p>
       <w:pPr>
         <w:spacing w:after="0" w:line="360" w:lineRule="auto"/>
-        <w:ind w:left="-709" w:right="-755"/>
+        <w:ind w:right="-755"/>
         <w:jc w:val="both"/>
         <w:rPr>
           <w:rFonts w:ascii="Times New Roman" w:hAnsi="Times New Roman" w:cs="Times New Roman"/>
@@ -5249,7 +5248,7 @@
     <w:p>
       <w:pPr>
         <w:spacing w:after="0" w:line="360" w:lineRule="auto"/>
-        <w:ind w:left="-709" w:right="-755"/>
+        <w:ind w:right="-755"/>
         <w:jc w:val="both"/>
         <w:rPr>
           <w:rFonts w:ascii="Times New Roman" w:hAnsi="Times New Roman" w:cs="Times New Roman"/>
@@ -5296,7 +5295,7 @@
           <w:bottom w:val="single" w:sz="6" w:space="1" w:color="auto"/>
         </w:pBdr>
         <w:spacing w:after="0" w:line="360" w:lineRule="auto"/>
-        <w:ind w:left="-709" w:right="-755"/>
+        <w:ind w:right="-755"/>
         <w:jc w:val="both"/>
         <w:rPr>
           <w:rFonts w:ascii="Times New Roman" w:hAnsi="Times New Roman" w:cs="Times New Roman"/>
@@ -5340,7 +5339,7 @@
     <w:p>
       <w:pPr>
         <w:spacing w:after="0" w:line="360" w:lineRule="auto"/>
-        <w:ind w:left="-709" w:right="-755"/>
+        <w:ind w:right="-755"/>
         <w:jc w:val="both"/>
         <w:rPr>
           <w:rFonts w:ascii="Times New Roman" w:hAnsi="Times New Roman" w:cs="Times New Roman"/>
@@ -5378,7 +5377,7 @@
     <w:p>
       <w:pPr>
         <w:spacing w:after="0" w:line="360" w:lineRule="auto"/>
-        <w:ind w:left="-709" w:right="-755"/>
+        <w:ind w:right="-755"/>
         <w:jc w:val="both"/>
         <w:rPr>
           <w:rFonts w:ascii="Times New Roman" w:hAnsi="Times New Roman" w:cs="Times New Roman"/>
@@ -5394,7 +5393,7 @@
     <w:p>
       <w:pPr>
         <w:spacing w:after="0" w:line="360" w:lineRule="auto"/>
-        <w:ind w:left="-709" w:right="-755"/>
+        <w:ind w:right="-755"/>
         <w:jc w:val="both"/>
         <w:rPr>
           <w:rFonts w:ascii="Times New Roman" w:hAnsi="Times New Roman" w:cs="Times New Roman"/>
@@ -5424,7 +5423,7 @@
     <w:p>
       <w:pPr>
         <w:spacing w:after="0" w:line="360" w:lineRule="auto"/>
-        <w:ind w:left="-709" w:right="-755"/>
+        <w:ind w:right="-755"/>
         <w:jc w:val="both"/>
         <w:rPr>
           <w:rFonts w:ascii="Times New Roman" w:hAnsi="Times New Roman" w:cs="Times New Roman"/>
@@ -5454,7 +5453,7 @@
     <w:p>
       <w:pPr>
         <w:spacing w:after="0" w:line="360" w:lineRule="auto"/>
-        <w:ind w:left="-709" w:right="-755"/>
+        <w:ind w:right="-755"/>
         <w:jc w:val="both"/>
         <w:rPr>
           <w:rFonts w:ascii="Times New Roman" w:hAnsi="Times New Roman" w:cs="Times New Roman"/>
@@ -5484,17 +5483,17 @@
     <w:p>
       <w:pPr>
         <w:spacing w:after="0" w:line="360" w:lineRule="auto"/>
-        <w:ind w:left="-709" w:right="-755"/>
-        <w:jc w:val="both"/>
-        <w:rPr>
-          <w:rFonts w:ascii="Times New Roman" w:hAnsi="Times New Roman" w:cs="Times New Roman"/>
-        </w:rPr>
-      </w:pPr>
-    </w:p>
-    <w:p>
-      <w:pPr>
-        <w:spacing w:after="0" w:line="360" w:lineRule="auto"/>
-        <w:ind w:left="-709" w:right="-755"/>
+        <w:ind w:right="-755"/>
+        <w:jc w:val="both"/>
+        <w:rPr>
+          <w:rFonts w:ascii="Times New Roman" w:hAnsi="Times New Roman" w:cs="Times New Roman"/>
+        </w:rPr>
+      </w:pPr>
+    </w:p>
+    <w:p>
+      <w:pPr>
+        <w:spacing w:after="0" w:line="360" w:lineRule="auto"/>
+        <w:ind w:right="-755"/>
         <w:jc w:val="both"/>
         <w:rPr>
           <w:rFonts w:ascii="Times New Roman" w:hAnsi="Times New Roman" w:cs="Times New Roman"/>
@@ -5524,7 +5523,7 @@
     <w:p>
       <w:pPr>
         <w:spacing w:after="0" w:line="360" w:lineRule="auto"/>
-        <w:ind w:left="-709" w:right="-755"/>
+        <w:ind w:right="-755"/>
         <w:jc w:val="both"/>
         <w:rPr>
           <w:rFonts w:ascii="Times New Roman" w:hAnsi="Times New Roman" w:cs="Times New Roman"/>
@@ -5540,7 +5539,7 @@
     <w:p>
       <w:pPr>
         <w:spacing w:after="0" w:line="360" w:lineRule="auto"/>
-        <w:ind w:left="-709" w:right="-755"/>
+        <w:ind w:right="-755"/>
         <w:jc w:val="both"/>
         <w:rPr>
           <w:rFonts w:ascii="Times New Roman" w:hAnsi="Times New Roman" w:cs="Times New Roman"/>
@@ -5556,7 +5555,7 @@
     <w:p>
       <w:pPr>
         <w:spacing w:after="0" w:line="360" w:lineRule="auto"/>
-        <w:ind w:left="-709" w:right="-755"/>
+        <w:ind w:right="-755"/>
         <w:jc w:val="both"/>
         <w:rPr>
           <w:rFonts w:ascii="Times New Roman" w:hAnsi="Times New Roman" w:cs="Times New Roman"/>
@@ -5572,7 +5571,7 @@
     <w:p>
       <w:pPr>
         <w:spacing w:after="0" w:line="360" w:lineRule="auto"/>
-        <w:ind w:left="-709" w:right="-755"/>
+        <w:ind w:right="-755"/>
         <w:jc w:val="both"/>
         <w:rPr>
           <w:rFonts w:ascii="Times New Roman" w:hAnsi="Times New Roman" w:cs="Times New Roman"/>
@@ -5610,7 +5609,7 @@
     <w:p>
       <w:pPr>
         <w:spacing w:after="0" w:line="360" w:lineRule="auto"/>
-        <w:ind w:left="-709" w:right="-755"/>
+        <w:ind w:right="-755"/>
         <w:jc w:val="both"/>
         <w:rPr>
           <w:rFonts w:ascii="Times New Roman" w:hAnsi="Times New Roman" w:cs="Times New Roman"/>
@@ -5632,7 +5631,7 @@
     <w:p>
       <w:pPr>
         <w:spacing w:after="0" w:line="360" w:lineRule="auto"/>
-        <w:ind w:left="-709" w:right="-755"/>
+        <w:ind w:right="-755"/>
         <w:jc w:val="both"/>
         <w:rPr>
           <w:rFonts w:ascii="Times New Roman" w:hAnsi="Times New Roman" w:cs="Times New Roman"/>
@@ -5648,7 +5647,7 @@
     <w:p>
       <w:pPr>
         <w:spacing w:after="0" w:line="360" w:lineRule="auto"/>
-        <w:ind w:left="-709" w:right="-755"/>
+        <w:ind w:right="-755"/>
         <w:jc w:val="both"/>
         <w:rPr>
           <w:rFonts w:ascii="Times New Roman" w:hAnsi="Times New Roman" w:cs="Times New Roman"/>
@@ -5664,7 +5663,7 @@
     <w:p>
       <w:pPr>
         <w:spacing w:after="0" w:line="360" w:lineRule="auto"/>
-        <w:ind w:left="-709" w:right="-755"/>
+        <w:ind w:right="-755"/>
         <w:jc w:val="both"/>
         <w:rPr>
           <w:rFonts w:ascii="Times New Roman" w:hAnsi="Times New Roman" w:cs="Times New Roman"/>
@@ -5680,7 +5679,7 @@
     <w:p>
       <w:pPr>
         <w:spacing w:after="0" w:line="360" w:lineRule="auto"/>
-        <w:ind w:left="-709" w:right="-755"/>
+        <w:ind w:right="-755"/>
         <w:jc w:val="both"/>
         <w:rPr>
           <w:rFonts w:ascii="Times New Roman" w:hAnsi="Times New Roman" w:cs="Times New Roman"/>
@@ -5696,7 +5695,7 @@
     <w:p>
       <w:pPr>
         <w:spacing w:after="0" w:line="360" w:lineRule="auto"/>
-        <w:ind w:left="-709" w:right="-755"/>
+        <w:ind w:right="-755"/>
         <w:jc w:val="both"/>
         <w:rPr>
           <w:rFonts w:ascii="Times New Roman" w:hAnsi="Times New Roman" w:cs="Times New Roman"/>
@@ -5712,17 +5711,17 @@
     <w:p>
       <w:pPr>
         <w:spacing w:after="0" w:line="360" w:lineRule="auto"/>
-        <w:ind w:left="-709" w:right="-755"/>
-        <w:jc w:val="both"/>
-        <w:rPr>
-          <w:rFonts w:ascii="Times New Roman" w:hAnsi="Times New Roman" w:cs="Times New Roman"/>
-        </w:rPr>
-      </w:pPr>
-    </w:p>
-    <w:p>
-      <w:pPr>
-        <w:spacing w:after="0" w:line="360" w:lineRule="auto"/>
-        <w:ind w:left="-709" w:right="-755"/>
+        <w:ind w:right="-755"/>
+        <w:jc w:val="both"/>
+        <w:rPr>
+          <w:rFonts w:ascii="Times New Roman" w:hAnsi="Times New Roman" w:cs="Times New Roman"/>
+        </w:rPr>
+      </w:pPr>
+    </w:p>
+    <w:p>
+      <w:pPr>
+        <w:spacing w:after="0" w:line="360" w:lineRule="auto"/>
+        <w:ind w:right="-755"/>
         <w:jc w:val="both"/>
         <w:rPr>
           <w:rFonts w:ascii="Times New Roman" w:hAnsi="Times New Roman" w:cs="Times New Roman"/>
@@ -5738,7 +5737,7 @@
     <w:p>
       <w:pPr>
         <w:spacing w:after="0" w:line="360" w:lineRule="auto"/>
-        <w:ind w:left="-709" w:right="-755"/>
+        <w:ind w:right="-755"/>
         <w:jc w:val="both"/>
         <w:rPr>
           <w:rFonts w:ascii="Times New Roman" w:hAnsi="Times New Roman" w:cs="Times New Roman"/>
@@ -5754,7 +5753,7 @@
     <w:p>
       <w:pPr>
         <w:spacing w:after="0" w:line="360" w:lineRule="auto"/>
-        <w:ind w:left="-709" w:right="-755"/>
+        <w:ind w:right="-755"/>
         <w:jc w:val="both"/>
         <w:rPr>
           <w:rFonts w:ascii="Times New Roman" w:hAnsi="Times New Roman" w:cs="Times New Roman"/>
@@ -5773,7 +5772,7 @@
           <w:bottom w:val="single" w:sz="6" w:space="1" w:color="auto"/>
         </w:pBdr>
         <w:spacing w:after="0" w:line="360" w:lineRule="auto"/>
-        <w:ind w:left="-709" w:right="-755"/>
+        <w:ind w:right="-755"/>
         <w:jc w:val="both"/>
         <w:rPr>
           <w:rFonts w:ascii="Times New Roman" w:hAnsi="Times New Roman" w:cs="Times New Roman"/>
@@ -5797,74 +5796,73 @@
     <w:p>
       <w:pPr>
         <w:spacing w:after="0" w:line="360" w:lineRule="auto"/>
-        <w:ind w:left="-709" w:right="-755"/>
-        <w:jc w:val="both"/>
-        <w:rPr>
-          <w:rFonts w:ascii="Times New Roman" w:hAnsi="Times New Roman" w:cs="Times New Roman"/>
-        </w:rPr>
-      </w:pPr>
-    </w:p>
-    <w:p>
-      <w:pPr>
-        <w:spacing w:after="0" w:line="360" w:lineRule="auto"/>
-        <w:ind w:left="-709" w:right="-755"/>
-        <w:jc w:val="both"/>
-        <w:rPr>
-          <w:rFonts w:ascii="Times New Roman" w:hAnsi="Times New Roman" w:cs="Times New Roman"/>
-        </w:rPr>
-      </w:pPr>
-    </w:p>
-    <w:p>
-      <w:pPr>
-        <w:spacing w:after="0" w:line="360" w:lineRule="auto"/>
-        <w:ind w:left="-709" w:right="-755"/>
-        <w:jc w:val="both"/>
-        <w:rPr>
-          <w:rFonts w:ascii="Times New Roman" w:hAnsi="Times New Roman" w:cs="Times New Roman"/>
-        </w:rPr>
-      </w:pPr>
-    </w:p>
-    <w:p>
-      <w:pPr>
-        <w:spacing w:after="0" w:line="360" w:lineRule="auto"/>
-        <w:ind w:left="-709" w:right="-755"/>
-        <w:jc w:val="both"/>
-        <w:rPr>
-          <w:rFonts w:ascii="Times New Roman" w:hAnsi="Times New Roman" w:cs="Times New Roman"/>
-        </w:rPr>
-      </w:pPr>
-    </w:p>
-    <w:p>
-      <w:pPr>
-        <w:spacing w:after="0" w:line="360" w:lineRule="auto"/>
-        <w:ind w:left="-709" w:right="-755"/>
-        <w:jc w:val="both"/>
-        <w:rPr>
-          <w:rFonts w:ascii="Times New Roman" w:hAnsi="Times New Roman" w:cs="Times New Roman"/>
-        </w:rPr>
-      </w:pPr>
-    </w:p>
-    <w:p>
-      <w:pPr>
-        <w:spacing w:after="0" w:line="360" w:lineRule="auto"/>
-        <w:ind w:left="-709" w:right="-755"/>
-        <w:jc w:val="both"/>
-        <w:rPr>
-          <w:rFonts w:ascii="Times New Roman" w:hAnsi="Times New Roman" w:cs="Times New Roman"/>
-        </w:rPr>
-      </w:pPr>
-      <w:r>
-        <w:rPr>
-          <w:rFonts w:ascii="Times New Roman" w:hAnsi="Times New Roman" w:cs="Times New Roman"/>
-        </w:rPr>
-        <w:lastRenderedPageBreak/>
+        <w:ind w:right="-755"/>
+        <w:jc w:val="both"/>
+        <w:rPr>
+          <w:rFonts w:ascii="Times New Roman" w:hAnsi="Times New Roman" w:cs="Times New Roman"/>
+        </w:rPr>
+      </w:pPr>
+    </w:p>
+    <w:p>
+      <w:pPr>
+        <w:spacing w:after="0" w:line="360" w:lineRule="auto"/>
+        <w:ind w:right="-755"/>
+        <w:jc w:val="both"/>
+        <w:rPr>
+          <w:rFonts w:ascii="Times New Roman" w:hAnsi="Times New Roman" w:cs="Times New Roman"/>
+        </w:rPr>
+      </w:pPr>
+    </w:p>
+    <w:p>
+      <w:pPr>
+        <w:spacing w:after="0" w:line="360" w:lineRule="auto"/>
+        <w:ind w:right="-755"/>
+        <w:jc w:val="both"/>
+        <w:rPr>
+          <w:rFonts w:ascii="Times New Roman" w:hAnsi="Times New Roman" w:cs="Times New Roman"/>
+        </w:rPr>
+      </w:pPr>
+    </w:p>
+    <w:p>
+      <w:pPr>
+        <w:spacing w:after="0" w:line="360" w:lineRule="auto"/>
+        <w:ind w:right="-755"/>
+        <w:jc w:val="both"/>
+        <w:rPr>
+          <w:rFonts w:ascii="Times New Roman" w:hAnsi="Times New Roman" w:cs="Times New Roman"/>
+        </w:rPr>
+      </w:pPr>
+    </w:p>
+    <w:p>
+      <w:pPr>
+        <w:spacing w:after="0" w:line="360" w:lineRule="auto"/>
+        <w:ind w:right="-755"/>
+        <w:jc w:val="both"/>
+        <w:rPr>
+          <w:rFonts w:ascii="Times New Roman" w:hAnsi="Times New Roman" w:cs="Times New Roman"/>
+        </w:rPr>
+      </w:pPr>
+    </w:p>
+    <w:p>
+      <w:pPr>
+        <w:spacing w:after="0" w:line="360" w:lineRule="auto"/>
+        <w:ind w:right="-755"/>
+        <w:jc w:val="both"/>
+        <w:rPr>
+          <w:rFonts w:ascii="Times New Roman" w:hAnsi="Times New Roman" w:cs="Times New Roman"/>
+        </w:rPr>
+      </w:pPr>
+      <w:r>
+        <w:rPr>
+          <w:rFonts w:ascii="Times New Roman" w:hAnsi="Times New Roman" w:cs="Times New Roman"/>
+        </w:rPr>
         <w:t># A program to convert numbers from octal, binary and hexadecimal systems into decimal number systems.</w:t>
       </w:r>
     </w:p>
     <w:p>
       <w:pPr>
         <w:spacing w:after="0" w:line="360" w:lineRule="auto"/>
-        <w:ind w:left="-709" w:right="-755"/>
+        <w:ind w:right="-755"/>
         <w:jc w:val="both"/>
         <w:rPr>
           <w:rFonts w:ascii="Times New Roman" w:hAnsi="Times New Roman" w:cs="Times New Roman"/>
@@ -5880,7 +5878,7 @@
     <w:p>
       <w:pPr>
         <w:spacing w:after="0" w:line="360" w:lineRule="auto"/>
-        <w:ind w:left="-709" w:right="-755"/>
+        <w:ind w:right="-755"/>
         <w:jc w:val="both"/>
         <w:rPr>
           <w:rFonts w:ascii="Times New Roman" w:hAnsi="Times New Roman" w:cs="Times New Roman"/>
@@ -5896,7 +5894,7 @@
     <w:p>
       <w:pPr>
         <w:spacing w:after="0" w:line="360" w:lineRule="auto"/>
-        <w:ind w:left="-709" w:right="-755"/>
+        <w:ind w:right="-755"/>
         <w:jc w:val="both"/>
         <w:rPr>
           <w:rFonts w:ascii="Times New Roman" w:hAnsi="Times New Roman" w:cs="Times New Roman"/>
@@ -5912,7 +5910,7 @@
     <w:p>
       <w:pPr>
         <w:spacing w:after="0" w:line="360" w:lineRule="auto"/>
-        <w:ind w:left="-709" w:right="-755"/>
+        <w:ind w:right="-755"/>
         <w:jc w:val="both"/>
         <w:rPr>
           <w:rFonts w:ascii="Times New Roman" w:hAnsi="Times New Roman" w:cs="Times New Roman"/>
@@ -5928,17 +5926,17 @@
     <w:p>
       <w:pPr>
         <w:spacing w:after="0" w:line="360" w:lineRule="auto"/>
-        <w:ind w:left="-709" w:right="-755"/>
-        <w:jc w:val="both"/>
-        <w:rPr>
-          <w:rFonts w:ascii="Times New Roman" w:hAnsi="Times New Roman" w:cs="Times New Roman"/>
-        </w:rPr>
-      </w:pPr>
-    </w:p>
-    <w:p>
-      <w:pPr>
-        <w:spacing w:after="0" w:line="360" w:lineRule="auto"/>
-        <w:ind w:left="-709" w:right="-755"/>
+        <w:ind w:right="-755"/>
+        <w:jc w:val="both"/>
+        <w:rPr>
+          <w:rFonts w:ascii="Times New Roman" w:hAnsi="Times New Roman" w:cs="Times New Roman"/>
+        </w:rPr>
+      </w:pPr>
+    </w:p>
+    <w:p>
+      <w:pPr>
+        <w:spacing w:after="0" w:line="360" w:lineRule="auto"/>
+        <w:ind w:right="-755"/>
         <w:jc w:val="both"/>
         <w:rPr>
           <w:rFonts w:ascii="Times New Roman" w:hAnsi="Times New Roman" w:cs="Times New Roman"/>
@@ -5954,7 +5952,7 @@
     <w:p>
       <w:pPr>
         <w:spacing w:after="0" w:line="360" w:lineRule="auto"/>
-        <w:ind w:left="-709" w:right="-755"/>
+        <w:ind w:right="-755"/>
         <w:jc w:val="both"/>
         <w:rPr>
           <w:rFonts w:ascii="Times New Roman" w:hAnsi="Times New Roman" w:cs="Times New Roman"/>
@@ -5992,17 +5990,17 @@
     <w:p>
       <w:pPr>
         <w:spacing w:after="0" w:line="360" w:lineRule="auto"/>
-        <w:ind w:left="-709" w:right="-755"/>
-        <w:jc w:val="both"/>
-        <w:rPr>
-          <w:rFonts w:ascii="Times New Roman" w:hAnsi="Times New Roman" w:cs="Times New Roman"/>
-        </w:rPr>
-      </w:pPr>
-    </w:p>
-    <w:p>
-      <w:pPr>
-        <w:spacing w:after="0" w:line="360" w:lineRule="auto"/>
-        <w:ind w:left="-709" w:right="-755"/>
+        <w:ind w:right="-755"/>
+        <w:jc w:val="both"/>
+        <w:rPr>
+          <w:rFonts w:ascii="Times New Roman" w:hAnsi="Times New Roman" w:cs="Times New Roman"/>
+        </w:rPr>
+      </w:pPr>
+    </w:p>
+    <w:p>
+      <w:pPr>
+        <w:spacing w:after="0" w:line="360" w:lineRule="auto"/>
+        <w:ind w:right="-755"/>
         <w:jc w:val="both"/>
         <w:rPr>
           <w:rFonts w:ascii="Times New Roman" w:hAnsi="Times New Roman" w:cs="Times New Roman"/>
@@ -6018,7 +6016,7 @@
     <w:p>
       <w:pPr>
         <w:spacing w:after="0" w:line="360" w:lineRule="auto"/>
-        <w:ind w:left="-709" w:right="-755"/>
+        <w:ind w:right="-755"/>
         <w:jc w:val="both"/>
         <w:rPr>
           <w:rFonts w:ascii="Times New Roman" w:hAnsi="Times New Roman" w:cs="Times New Roman"/>
@@ -6056,17 +6054,17 @@
     <w:p>
       <w:pPr>
         <w:spacing w:after="0" w:line="360" w:lineRule="auto"/>
-        <w:ind w:left="-709" w:right="-755"/>
-        <w:jc w:val="both"/>
-        <w:rPr>
-          <w:rFonts w:ascii="Times New Roman" w:hAnsi="Times New Roman" w:cs="Times New Roman"/>
-        </w:rPr>
-      </w:pPr>
-    </w:p>
-    <w:p>
-      <w:pPr>
-        <w:spacing w:after="0" w:line="360" w:lineRule="auto"/>
-        <w:ind w:left="-709" w:right="-755"/>
+        <w:ind w:right="-755"/>
+        <w:jc w:val="both"/>
+        <w:rPr>
+          <w:rFonts w:ascii="Times New Roman" w:hAnsi="Times New Roman" w:cs="Times New Roman"/>
+        </w:rPr>
+      </w:pPr>
+    </w:p>
+    <w:p>
+      <w:pPr>
+        <w:spacing w:after="0" w:line="360" w:lineRule="auto"/>
+        <w:ind w:right="-755"/>
         <w:jc w:val="both"/>
         <w:rPr>
           <w:rFonts w:ascii="Times New Roman" w:hAnsi="Times New Roman" w:cs="Times New Roman"/>
@@ -6082,7 +6080,7 @@
     <w:p>
       <w:pPr>
         <w:spacing w:after="0" w:line="360" w:lineRule="auto"/>
-        <w:ind w:left="-709" w:right="-755"/>
+        <w:ind w:right="-755"/>
         <w:jc w:val="both"/>
         <w:rPr>
           <w:rFonts w:ascii="Times New Roman" w:hAnsi="Times New Roman" w:cs="Times New Roman"/>
@@ -6120,17 +6118,17 @@
     <w:p>
       <w:pPr>
         <w:spacing w:after="0" w:line="360" w:lineRule="auto"/>
-        <w:ind w:left="-709" w:right="-755"/>
-        <w:jc w:val="both"/>
-        <w:rPr>
-          <w:rFonts w:ascii="Times New Roman" w:hAnsi="Times New Roman" w:cs="Times New Roman"/>
-        </w:rPr>
-      </w:pPr>
-    </w:p>
-    <w:p>
-      <w:pPr>
-        <w:spacing w:after="0" w:line="360" w:lineRule="auto"/>
-        <w:ind w:left="-709" w:right="-755"/>
+        <w:ind w:right="-755"/>
+        <w:jc w:val="both"/>
+        <w:rPr>
+          <w:rFonts w:ascii="Times New Roman" w:hAnsi="Times New Roman" w:cs="Times New Roman"/>
+        </w:rPr>
+      </w:pPr>
+    </w:p>
+    <w:p>
+      <w:pPr>
+        <w:spacing w:after="0" w:line="360" w:lineRule="auto"/>
+        <w:ind w:right="-755"/>
         <w:jc w:val="both"/>
         <w:rPr>
           <w:rFonts w:ascii="Times New Roman" w:hAnsi="Times New Roman" w:cs="Times New Roman"/>
@@ -6160,7 +6158,7 @@
     <w:p>
       <w:pPr>
         <w:spacing w:after="0" w:line="360" w:lineRule="auto"/>
-        <w:ind w:left="-709" w:right="-755"/>
+        <w:ind w:right="-755"/>
         <w:jc w:val="both"/>
         <w:rPr>
           <w:rFonts w:ascii="Times New Roman" w:hAnsi="Times New Roman" w:cs="Times New Roman"/>
@@ -6201,7 +6199,7 @@
           <w:bottom w:val="single" w:sz="6" w:space="1" w:color="auto"/>
         </w:pBdr>
         <w:spacing w:after="0" w:line="360" w:lineRule="auto"/>
-        <w:ind w:left="-709" w:right="-755"/>
+        <w:ind w:right="-755"/>
         <w:jc w:val="both"/>
         <w:rPr>
           <w:rFonts w:ascii="Times New Roman" w:hAnsi="Times New Roman" w:cs="Times New Roman"/>
@@ -6217,7 +6215,7 @@
     <w:p>
       <w:pPr>
         <w:spacing w:after="0" w:line="360" w:lineRule="auto"/>
-        <w:ind w:left="-709" w:right="-755"/>
+        <w:ind w:right="-755"/>
         <w:jc w:val="both"/>
         <w:rPr>
           <w:rFonts w:ascii="Times New Roman" w:hAnsi="Times New Roman" w:cs="Times New Roman"/>
@@ -6233,7 +6231,7 @@
     <w:p>
       <w:pPr>
         <w:spacing w:after="0" w:line="360" w:lineRule="auto"/>
-        <w:ind w:left="-709" w:right="-755"/>
+        <w:ind w:right="-755"/>
         <w:jc w:val="both"/>
         <w:rPr>
           <w:rFonts w:ascii="Times New Roman" w:hAnsi="Times New Roman" w:cs="Times New Roman"/>
@@ -6249,7 +6247,7 @@
     <w:p>
       <w:pPr>
         <w:spacing w:after="0" w:line="360" w:lineRule="auto"/>
-        <w:ind w:left="-709" w:right="-755"/>
+        <w:ind w:right="-755"/>
         <w:jc w:val="both"/>
         <w:rPr>
           <w:rFonts w:ascii="Times New Roman" w:hAnsi="Times New Roman" w:cs="Times New Roman"/>
@@ -6265,7 +6263,7 @@
     <w:p>
       <w:pPr>
         <w:spacing w:after="0" w:line="360" w:lineRule="auto"/>
-        <w:ind w:left="-709" w:right="-755"/>
+        <w:ind w:right="-755"/>
         <w:jc w:val="both"/>
         <w:rPr>
           <w:rFonts w:ascii="Times New Roman" w:hAnsi="Times New Roman" w:cs="Times New Roman"/>
@@ -6281,7 +6279,7 @@
     <w:p>
       <w:pPr>
         <w:spacing w:after="0" w:line="360" w:lineRule="auto"/>
-        <w:ind w:left="-709" w:right="-755"/>
+        <w:ind w:right="-755"/>
         <w:jc w:val="both"/>
         <w:rPr>
           <w:rFonts w:ascii="Times New Roman" w:hAnsi="Times New Roman" w:cs="Times New Roman"/>
@@ -6297,17 +6295,17 @@
     <w:p>
       <w:pPr>
         <w:spacing w:after="0" w:line="360" w:lineRule="auto"/>
-        <w:ind w:left="-709" w:right="-755"/>
-        <w:jc w:val="both"/>
-        <w:rPr>
-          <w:rFonts w:ascii="Times New Roman" w:hAnsi="Times New Roman" w:cs="Times New Roman"/>
-        </w:rPr>
-      </w:pPr>
-    </w:p>
-    <w:p>
-      <w:pPr>
-        <w:spacing w:after="0" w:line="360" w:lineRule="auto"/>
-        <w:ind w:left="-709" w:right="-755"/>
+        <w:ind w:right="-755"/>
+        <w:jc w:val="both"/>
+        <w:rPr>
+          <w:rFonts w:ascii="Times New Roman" w:hAnsi="Times New Roman" w:cs="Times New Roman"/>
+        </w:rPr>
+      </w:pPr>
+    </w:p>
+    <w:p>
+      <w:pPr>
+        <w:spacing w:after="0" w:line="360" w:lineRule="auto"/>
+        <w:ind w:right="-755"/>
         <w:jc w:val="both"/>
         <w:rPr>
           <w:rFonts w:ascii="Times New Roman" w:hAnsi="Times New Roman" w:cs="Times New Roman"/>
@@ -6337,7 +6335,7 @@
     <w:p>
       <w:pPr>
         <w:spacing w:after="0" w:line="360" w:lineRule="auto"/>
-        <w:ind w:left="-709" w:right="-755"/>
+        <w:ind w:right="-755"/>
         <w:jc w:val="both"/>
         <w:rPr>
           <w:rFonts w:ascii="Times New Roman" w:hAnsi="Times New Roman" w:cs="Times New Roman"/>
@@ -6375,17 +6373,17 @@
     <w:p>
       <w:pPr>
         <w:spacing w:after="0" w:line="360" w:lineRule="auto"/>
-        <w:ind w:left="-709" w:right="-755"/>
-        <w:jc w:val="both"/>
-        <w:rPr>
-          <w:rFonts w:ascii="Times New Roman" w:hAnsi="Times New Roman" w:cs="Times New Roman"/>
-        </w:rPr>
-      </w:pPr>
-    </w:p>
-    <w:p>
-      <w:pPr>
-        <w:spacing w:after="0" w:line="360" w:lineRule="auto"/>
-        <w:ind w:left="-709" w:right="-755"/>
+        <w:ind w:right="-755"/>
+        <w:jc w:val="both"/>
+        <w:rPr>
+          <w:rFonts w:ascii="Times New Roman" w:hAnsi="Times New Roman" w:cs="Times New Roman"/>
+        </w:rPr>
+      </w:pPr>
+    </w:p>
+    <w:p>
+      <w:pPr>
+        <w:spacing w:after="0" w:line="360" w:lineRule="auto"/>
+        <w:ind w:right="-755"/>
         <w:jc w:val="both"/>
         <w:rPr>
           <w:rFonts w:ascii="Times New Roman" w:hAnsi="Times New Roman" w:cs="Times New Roman"/>
@@ -6415,7 +6413,7 @@
     <w:p>
       <w:pPr>
         <w:spacing w:after="0" w:line="360" w:lineRule="auto"/>
-        <w:ind w:left="-709" w:right="-755"/>
+        <w:ind w:right="-755"/>
         <w:jc w:val="both"/>
         <w:rPr>
           <w:rFonts w:ascii="Times New Roman" w:hAnsi="Times New Roman" w:cs="Times New Roman"/>
@@ -6453,17 +6451,17 @@
     <w:p>
       <w:pPr>
         <w:spacing w:after="0" w:line="360" w:lineRule="auto"/>
-        <w:ind w:left="-709" w:right="-755"/>
-        <w:jc w:val="both"/>
-        <w:rPr>
-          <w:rFonts w:ascii="Times New Roman" w:hAnsi="Times New Roman" w:cs="Times New Roman"/>
-        </w:rPr>
-      </w:pPr>
-    </w:p>
-    <w:p>
-      <w:pPr>
-        <w:spacing w:after="0" w:line="360" w:lineRule="auto"/>
-        <w:ind w:left="-709" w:right="-755"/>
+        <w:ind w:right="-755"/>
+        <w:jc w:val="both"/>
+        <w:rPr>
+          <w:rFonts w:ascii="Times New Roman" w:hAnsi="Times New Roman" w:cs="Times New Roman"/>
+        </w:rPr>
+      </w:pPr>
+    </w:p>
+    <w:p>
+      <w:pPr>
+        <w:spacing w:after="0" w:line="360" w:lineRule="auto"/>
+        <w:ind w:right="-755"/>
         <w:jc w:val="both"/>
         <w:rPr>
           <w:rFonts w:ascii="Times New Roman" w:hAnsi="Times New Roman" w:cs="Times New Roman"/>
@@ -6493,7 +6491,7 @@
     <w:p>
       <w:pPr>
         <w:spacing w:after="0" w:line="360" w:lineRule="auto"/>
-        <w:ind w:left="-709" w:right="-755"/>
+        <w:ind w:right="-755"/>
         <w:jc w:val="both"/>
         <w:rPr>
           <w:rFonts w:ascii="Times New Roman" w:hAnsi="Times New Roman" w:cs="Times New Roman"/>
@@ -6531,57 +6529,131 @@
     <w:p>
       <w:pPr>
         <w:spacing w:after="0" w:line="360" w:lineRule="auto"/>
-        <w:ind w:left="-709" w:right="-755"/>
-        <w:jc w:val="both"/>
-        <w:rPr>
-          <w:rFonts w:ascii="Times New Roman" w:hAnsi="Times New Roman" w:cs="Times New Roman"/>
-        </w:rPr>
-      </w:pPr>
-    </w:p>
-    <w:p>
-      <w:pPr>
-        <w:spacing w:after="0" w:line="360" w:lineRule="auto"/>
-        <w:ind w:left="-709" w:right="-755"/>
-        <w:jc w:val="both"/>
-        <w:rPr>
-          <w:rFonts w:ascii="Times New Roman" w:hAnsi="Times New Roman" w:cs="Times New Roman"/>
-        </w:rPr>
-      </w:pPr>
-    </w:p>
-    <w:p>
-      <w:pPr>
-        <w:spacing w:after="0" w:line="360" w:lineRule="auto"/>
-        <w:ind w:left="-709" w:right="-755"/>
-        <w:jc w:val="both"/>
-        <w:rPr>
-          <w:rFonts w:ascii="Times New Roman" w:hAnsi="Times New Roman" w:cs="Times New Roman"/>
-        </w:rPr>
-      </w:pPr>
-    </w:p>
-    <w:p>
-      <w:pPr>
-        <w:spacing w:after="0" w:line="360" w:lineRule="auto"/>
-        <w:ind w:left="-709" w:right="-755"/>
-        <w:jc w:val="both"/>
-        <w:rPr>
-          <w:rFonts w:ascii="Times New Roman" w:hAnsi="Times New Roman" w:cs="Times New Roman"/>
-        </w:rPr>
-      </w:pPr>
-    </w:p>
-    <w:p>
-      <w:pPr>
-        <w:spacing w:after="0" w:line="360" w:lineRule="auto"/>
-        <w:ind w:left="-709" w:right="-755"/>
-        <w:jc w:val="both"/>
-        <w:rPr>
-          <w:rFonts w:ascii="Times New Roman" w:hAnsi="Times New Roman" w:cs="Times New Roman"/>
-        </w:rPr>
-      </w:pPr>
-    </w:p>
-    <w:p>
-      <w:pPr>
-        <w:spacing w:after="0" w:line="360" w:lineRule="auto"/>
-        <w:ind w:left="-709" w:right="-755"/>
+        <w:ind w:right="-755"/>
+        <w:jc w:val="both"/>
+        <w:rPr>
+          <w:rFonts w:ascii="Times New Roman" w:hAnsi="Times New Roman" w:cs="Times New Roman"/>
+        </w:rPr>
+      </w:pPr>
+    </w:p>
+    <w:p>
+      <w:pPr>
+        <w:spacing w:after="0" w:line="360" w:lineRule="auto"/>
+        <w:ind w:right="-755"/>
+        <w:jc w:val="both"/>
+        <w:rPr>
+          <w:rFonts w:ascii="Times New Roman" w:hAnsi="Times New Roman" w:cs="Times New Roman"/>
+        </w:rPr>
+      </w:pPr>
+    </w:p>
+    <w:p>
+      <w:pPr>
+        <w:spacing w:after="0" w:line="360" w:lineRule="auto"/>
+        <w:ind w:right="-755"/>
+        <w:jc w:val="both"/>
+        <w:rPr>
+          <w:rFonts w:ascii="Times New Roman" w:hAnsi="Times New Roman" w:cs="Times New Roman"/>
+        </w:rPr>
+      </w:pPr>
+    </w:p>
+    <w:p>
+      <w:pPr>
+        <w:spacing w:after="0" w:line="360" w:lineRule="auto"/>
+        <w:ind w:right="-755"/>
+        <w:jc w:val="both"/>
+        <w:rPr>
+          <w:rFonts w:ascii="Times New Roman" w:hAnsi="Times New Roman" w:cs="Times New Roman"/>
+        </w:rPr>
+      </w:pPr>
+    </w:p>
+    <w:p>
+      <w:pPr>
+        <w:spacing w:after="0" w:line="360" w:lineRule="auto"/>
+        <w:ind w:right="-755"/>
+        <w:jc w:val="both"/>
+        <w:rPr>
+          <w:rFonts w:ascii="Times New Roman" w:hAnsi="Times New Roman" w:cs="Times New Roman"/>
+        </w:rPr>
+      </w:pPr>
+    </w:p>
+    <w:p>
+      <w:pPr>
+        <w:spacing w:after="0" w:line="360" w:lineRule="auto"/>
+        <w:ind w:right="-755"/>
+        <w:jc w:val="both"/>
+        <w:rPr>
+          <w:rFonts w:ascii="Times New Roman" w:hAnsi="Times New Roman" w:cs="Times New Roman"/>
+        </w:rPr>
+      </w:pPr>
+      <w:r>
+        <w:rPr>
+          <w:rFonts w:ascii="Times New Roman" w:hAnsi="Times New Roman" w:cs="Times New Roman"/>
+        </w:rPr>
+        <w:t>a=10</w:t>
+      </w:r>
+    </w:p>
+    <w:p>
+      <w:pPr>
+        <w:spacing w:after="0" w:line="360" w:lineRule="auto"/>
+        <w:ind w:right="-755"/>
+        <w:jc w:val="both"/>
+        <w:rPr>
+          <w:rFonts w:ascii="Times New Roman" w:hAnsi="Times New Roman" w:cs="Times New Roman"/>
+        </w:rPr>
+      </w:pPr>
+      <w:r>
+        <w:rPr>
+          <w:rFonts w:ascii="Times New Roman" w:hAnsi="Times New Roman" w:cs="Times New Roman"/>
+        </w:rPr>
+        <w:t>b=bin(a)</w:t>
+      </w:r>
+    </w:p>
+    <w:p>
+      <w:pPr>
+        <w:spacing w:after="0" w:line="360" w:lineRule="auto"/>
+        <w:ind w:right="-755"/>
+        <w:jc w:val="both"/>
+        <w:rPr>
+          <w:rFonts w:ascii="Times New Roman" w:hAnsi="Times New Roman" w:cs="Times New Roman"/>
+        </w:rPr>
+      </w:pPr>
+      <w:r>
+        <w:rPr>
+          <w:rFonts w:ascii="Times New Roman" w:hAnsi="Times New Roman" w:cs="Times New Roman"/>
+        </w:rPr>
+        <w:t>print(b)</w:t>
+      </w:r>
+    </w:p>
+    <w:p>
+      <w:pPr>
+        <w:spacing w:after="0" w:line="360" w:lineRule="auto"/>
+        <w:ind w:right="-755"/>
+        <w:jc w:val="both"/>
+        <w:rPr>
+          <w:rFonts w:ascii="Times New Roman" w:hAnsi="Times New Roman" w:cs="Times New Roman"/>
+        </w:rPr>
+      </w:pPr>
+    </w:p>
+    <w:p>
+      <w:pPr>
+        <w:spacing w:after="0" w:line="360" w:lineRule="auto"/>
+        <w:ind w:right="-755"/>
+        <w:jc w:val="both"/>
+        <w:rPr>
+          <w:rFonts w:ascii="Times New Roman" w:hAnsi="Times New Roman" w:cs="Times New Roman"/>
+        </w:rPr>
+      </w:pPr>
+      <w:r>
+        <w:rPr>
+          <w:rFonts w:ascii="Times New Roman" w:hAnsi="Times New Roman" w:cs="Times New Roman"/>
+        </w:rPr>
+        <w:t>b=hex(a)</w:t>
+      </w:r>
+    </w:p>
+    <w:p>
+      <w:pPr>
+        <w:spacing w:after="0" w:line="360" w:lineRule="auto"/>
+        <w:ind w:right="-755"/>
         <w:jc w:val="both"/>
         <w:rPr>
           <w:rFonts w:ascii="Times New Roman" w:hAnsi="Times New Roman" w:cs="Times New Roman"/>
@@ -6592,97 +6664,23 @@
           <w:rFonts w:ascii="Times New Roman" w:hAnsi="Times New Roman" w:cs="Times New Roman"/>
         </w:rPr>
         <w:lastRenderedPageBreak/>
-        <w:t>a=10</w:t>
-      </w:r>
-    </w:p>
-    <w:p>
-      <w:pPr>
-        <w:spacing w:after="0" w:line="360" w:lineRule="auto"/>
-        <w:ind w:left="-709" w:right="-755"/>
-        <w:jc w:val="both"/>
-        <w:rPr>
-          <w:rFonts w:ascii="Times New Roman" w:hAnsi="Times New Roman" w:cs="Times New Roman"/>
-        </w:rPr>
-      </w:pPr>
-      <w:r>
-        <w:rPr>
-          <w:rFonts w:ascii="Times New Roman" w:hAnsi="Times New Roman" w:cs="Times New Roman"/>
-        </w:rPr>
-        <w:t>b=bin(a)</w:t>
-      </w:r>
-    </w:p>
-    <w:p>
-      <w:pPr>
-        <w:spacing w:after="0" w:line="360" w:lineRule="auto"/>
-        <w:ind w:left="-709" w:right="-755"/>
-        <w:jc w:val="both"/>
-        <w:rPr>
-          <w:rFonts w:ascii="Times New Roman" w:hAnsi="Times New Roman" w:cs="Times New Roman"/>
-        </w:rPr>
-      </w:pPr>
-      <w:r>
-        <w:rPr>
-          <w:rFonts w:ascii="Times New Roman" w:hAnsi="Times New Roman" w:cs="Times New Roman"/>
-        </w:rPr>
         <w:t>print(b)</w:t>
       </w:r>
     </w:p>
     <w:p>
       <w:pPr>
         <w:spacing w:after="0" w:line="360" w:lineRule="auto"/>
-        <w:ind w:left="-709" w:right="-755"/>
-        <w:jc w:val="both"/>
-        <w:rPr>
-          <w:rFonts w:ascii="Times New Roman" w:hAnsi="Times New Roman" w:cs="Times New Roman"/>
-        </w:rPr>
-      </w:pPr>
-    </w:p>
-    <w:p>
-      <w:pPr>
-        <w:spacing w:after="0" w:line="360" w:lineRule="auto"/>
-        <w:ind w:left="-709" w:right="-755"/>
-        <w:jc w:val="both"/>
-        <w:rPr>
-          <w:rFonts w:ascii="Times New Roman" w:hAnsi="Times New Roman" w:cs="Times New Roman"/>
-        </w:rPr>
-      </w:pPr>
-      <w:r>
-        <w:rPr>
-          <w:rFonts w:ascii="Times New Roman" w:hAnsi="Times New Roman" w:cs="Times New Roman"/>
-        </w:rPr>
-        <w:t>b=hex(a)</w:t>
-      </w:r>
-    </w:p>
-    <w:p>
-      <w:pPr>
-        <w:spacing w:after="0" w:line="360" w:lineRule="auto"/>
-        <w:ind w:left="-709" w:right="-755"/>
-        <w:jc w:val="both"/>
-        <w:rPr>
-          <w:rFonts w:ascii="Times New Roman" w:hAnsi="Times New Roman" w:cs="Times New Roman"/>
-        </w:rPr>
-      </w:pPr>
-      <w:r>
-        <w:rPr>
-          <w:rFonts w:ascii="Times New Roman" w:hAnsi="Times New Roman" w:cs="Times New Roman"/>
-        </w:rPr>
-        <w:t>print(b)</w:t>
-      </w:r>
-    </w:p>
-    <w:p>
-      <w:pPr>
-        <w:spacing w:after="0" w:line="360" w:lineRule="auto"/>
-        <w:ind w:left="-709" w:right="-755"/>
-        <w:jc w:val="both"/>
-        <w:rPr>
-          <w:rFonts w:ascii="Times New Roman" w:hAnsi="Times New Roman" w:cs="Times New Roman"/>
-        </w:rPr>
-      </w:pPr>
-    </w:p>
-    <w:p>
-      <w:pPr>
-        <w:spacing w:after="0" w:line="360" w:lineRule="auto"/>
-        <w:ind w:left="-709" w:right="-755"/>
+        <w:ind w:right="-755"/>
+        <w:jc w:val="both"/>
+        <w:rPr>
+          <w:rFonts w:ascii="Times New Roman" w:hAnsi="Times New Roman" w:cs="Times New Roman"/>
+        </w:rPr>
+      </w:pPr>
+    </w:p>
+    <w:p>
+      <w:pPr>
+        <w:spacing w:after="0" w:line="360" w:lineRule="auto"/>
+        <w:ind w:right="-755"/>
         <w:jc w:val="both"/>
         <w:rPr>
           <w:rFonts w:ascii="Times New Roman" w:hAnsi="Times New Roman" w:cs="Times New Roman"/>
@@ -6698,7 +6696,7 @@
     <w:p>
       <w:pPr>
         <w:spacing w:after="0" w:line="360" w:lineRule="auto"/>
-        <w:ind w:left="-709" w:right="-755"/>
+        <w:ind w:right="-755"/>
         <w:jc w:val="both"/>
         <w:rPr>
           <w:rFonts w:ascii="Times New Roman" w:hAnsi="Times New Roman" w:cs="Times New Roman"/>
@@ -6717,7 +6715,7 @@
           <w:bottom w:val="single" w:sz="6" w:space="1" w:color="auto"/>
         </w:pBdr>
         <w:spacing w:after="0" w:line="360" w:lineRule="auto"/>
-        <w:ind w:left="-709" w:right="-755"/>
+        <w:ind w:right="-755"/>
         <w:jc w:val="both"/>
         <w:rPr>
           <w:rFonts w:ascii="Times New Roman" w:hAnsi="Times New Roman" w:cs="Times New Roman"/>
@@ -6733,17 +6731,17 @@
     <w:p>
       <w:pPr>
         <w:spacing w:after="0" w:line="360" w:lineRule="auto"/>
-        <w:ind w:left="-709" w:right="-755"/>
-        <w:jc w:val="both"/>
-        <w:rPr>
-          <w:rFonts w:ascii="Times New Roman" w:hAnsi="Times New Roman" w:cs="Times New Roman"/>
-        </w:rPr>
-      </w:pPr>
-    </w:p>
-    <w:p>
-      <w:pPr>
-        <w:spacing w:after="0" w:line="360" w:lineRule="auto"/>
-        <w:ind w:left="-709" w:right="-755"/>
+        <w:ind w:right="-755"/>
+        <w:jc w:val="both"/>
+        <w:rPr>
+          <w:rFonts w:ascii="Times New Roman" w:hAnsi="Times New Roman" w:cs="Times New Roman"/>
+        </w:rPr>
+      </w:pPr>
+    </w:p>
+    <w:p>
+      <w:pPr>
+        <w:spacing w:after="0" w:line="360" w:lineRule="auto"/>
+        <w:ind w:right="-755"/>
         <w:jc w:val="both"/>
         <w:rPr>
           <w:rFonts w:ascii="Times New Roman" w:hAnsi="Times New Roman" w:cs="Times New Roman"/>
@@ -6759,7 +6757,7 @@
     <w:p>
       <w:pPr>
         <w:spacing w:after="0" w:line="360" w:lineRule="auto"/>
-        <w:ind w:left="-709" w:right="-755"/>
+        <w:ind w:right="-755"/>
         <w:jc w:val="both"/>
         <w:rPr>
           <w:rFonts w:ascii="Times New Roman" w:hAnsi="Times New Roman" w:cs="Times New Roman"/>
@@ -6775,7 +6773,7 @@
     <w:p>
       <w:pPr>
         <w:spacing w:after="0" w:line="360" w:lineRule="auto"/>
-        <w:ind w:left="-709" w:right="-755"/>
+        <w:ind w:right="-755"/>
         <w:jc w:val="both"/>
         <w:rPr>
           <w:rFonts w:ascii="Times New Roman" w:hAnsi="Times New Roman" w:cs="Times New Roman"/>
@@ -6791,7 +6789,7 @@
     <w:p>
       <w:pPr>
         <w:spacing w:after="0" w:line="360" w:lineRule="auto"/>
-        <w:ind w:left="-709" w:right="-755"/>
+        <w:ind w:right="-755"/>
         <w:jc w:val="both"/>
         <w:rPr>
           <w:rFonts w:ascii="Times New Roman" w:hAnsi="Times New Roman" w:cs="Times New Roman"/>
@@ -6807,7 +6805,7 @@
     <w:p>
       <w:pPr>
         <w:spacing w:after="0" w:line="360" w:lineRule="auto"/>
-        <w:ind w:left="-709" w:right="-755"/>
+        <w:ind w:right="-755"/>
         <w:jc w:val="both"/>
         <w:rPr>
           <w:rFonts w:ascii="Times New Roman" w:hAnsi="Times New Roman" w:cs="Times New Roman"/>
@@ -6823,7 +6821,7 @@
     <w:p>
       <w:pPr>
         <w:spacing w:after="0" w:line="360" w:lineRule="auto"/>
-        <w:ind w:left="-709" w:right="-755"/>
+        <w:ind w:right="-755"/>
         <w:jc w:val="both"/>
         <w:rPr>
           <w:rFonts w:ascii="Times New Roman" w:hAnsi="Times New Roman" w:cs="Times New Roman"/>
@@ -6839,7 +6837,7 @@
     <w:p>
       <w:pPr>
         <w:spacing w:after="0" w:line="360" w:lineRule="auto"/>
-        <w:ind w:left="-709" w:right="-755"/>
+        <w:ind w:right="-755"/>
         <w:jc w:val="both"/>
         <w:rPr>
           <w:rFonts w:ascii="Times New Roman" w:hAnsi="Times New Roman" w:cs="Times New Roman"/>
@@ -6855,7 +6853,7 @@
     <w:p>
       <w:pPr>
         <w:spacing w:after="0" w:line="360" w:lineRule="auto"/>
-        <w:ind w:left="-709" w:right="-755"/>
+        <w:ind w:right="-755"/>
         <w:jc w:val="both"/>
         <w:rPr>
           <w:rFonts w:ascii="Times New Roman" w:hAnsi="Times New Roman" w:cs="Times New Roman"/>
@@ -6871,7 +6869,7 @@
     <w:p>
       <w:pPr>
         <w:spacing w:after="0" w:line="360" w:lineRule="auto"/>
-        <w:ind w:left="-709" w:right="-755"/>
+        <w:ind w:right="-755"/>
         <w:jc w:val="both"/>
         <w:rPr>
           <w:rFonts w:ascii="Times New Roman" w:hAnsi="Times New Roman" w:cs="Times New Roman"/>
@@ -6887,7 +6885,7 @@
     <w:p>
       <w:pPr>
         <w:spacing w:after="0" w:line="360" w:lineRule="auto"/>
-        <w:ind w:left="-709" w:right="-755"/>
+        <w:ind w:right="-755"/>
         <w:jc w:val="both"/>
         <w:rPr>
           <w:rFonts w:ascii="Times New Roman" w:hAnsi="Times New Roman" w:cs="Times New Roman"/>
@@ -6903,37 +6901,37 @@
     <w:p>
       <w:pPr>
         <w:spacing w:after="0" w:line="360" w:lineRule="auto"/>
-        <w:ind w:left="-709" w:right="-755"/>
-        <w:jc w:val="both"/>
-        <w:rPr>
-          <w:rFonts w:ascii="Times New Roman" w:hAnsi="Times New Roman" w:cs="Times New Roman"/>
-        </w:rPr>
-      </w:pPr>
-    </w:p>
-    <w:p>
-      <w:pPr>
-        <w:spacing w:after="0" w:line="360" w:lineRule="auto"/>
-        <w:ind w:left="-709" w:right="-755"/>
-        <w:jc w:val="both"/>
-        <w:rPr>
-          <w:rFonts w:ascii="Times New Roman" w:hAnsi="Times New Roman" w:cs="Times New Roman"/>
-        </w:rPr>
-      </w:pPr>
-    </w:p>
-    <w:p>
-      <w:pPr>
-        <w:spacing w:after="0" w:line="360" w:lineRule="auto"/>
-        <w:ind w:left="-709" w:right="-755"/>
-        <w:jc w:val="both"/>
-        <w:rPr>
-          <w:rFonts w:ascii="Times New Roman" w:hAnsi="Times New Roman" w:cs="Times New Roman"/>
-        </w:rPr>
-      </w:pPr>
-    </w:p>
-    <w:p>
-      <w:pPr>
-        <w:spacing w:after="0" w:line="360" w:lineRule="auto"/>
-        <w:ind w:left="-709" w:right="-755"/>
+        <w:ind w:right="-755"/>
+        <w:jc w:val="both"/>
+        <w:rPr>
+          <w:rFonts w:ascii="Times New Roman" w:hAnsi="Times New Roman" w:cs="Times New Roman"/>
+        </w:rPr>
+      </w:pPr>
+    </w:p>
+    <w:p>
+      <w:pPr>
+        <w:spacing w:after="0" w:line="360" w:lineRule="auto"/>
+        <w:ind w:right="-755"/>
+        <w:jc w:val="both"/>
+        <w:rPr>
+          <w:rFonts w:ascii="Times New Roman" w:hAnsi="Times New Roman" w:cs="Times New Roman"/>
+        </w:rPr>
+      </w:pPr>
+    </w:p>
+    <w:p>
+      <w:pPr>
+        <w:spacing w:after="0" w:line="360" w:lineRule="auto"/>
+        <w:ind w:right="-755"/>
+        <w:jc w:val="both"/>
+        <w:rPr>
+          <w:rFonts w:ascii="Times New Roman" w:hAnsi="Times New Roman" w:cs="Times New Roman"/>
+        </w:rPr>
+      </w:pPr>
+    </w:p>
+    <w:p>
+      <w:pPr>
+        <w:spacing w:after="0" w:line="360" w:lineRule="auto"/>
+        <w:ind w:right="-755"/>
         <w:jc w:val="both"/>
         <w:rPr>
           <w:rFonts w:ascii="Times New Roman" w:hAnsi="Times New Roman" w:cs="Times New Roman"/>
@@ -6942,9 +6940,2507 @@
         </w:rPr>
       </w:pPr>
     </w:p>
+    <w:p>
+      <w:pPr>
+        <w:spacing w:after="0" w:line="360" w:lineRule="auto"/>
+        <w:ind w:right="-755"/>
+        <w:jc w:val="both"/>
+        <w:rPr>
+          <w:rFonts w:ascii="Times New Roman" w:hAnsi="Times New Roman" w:cs="Times New Roman"/>
+          <w:b/>
+          <w:bCs/>
+        </w:rPr>
+      </w:pPr>
+    </w:p>
+    <w:p>
+      <w:pPr>
+        <w:spacing w:after="0" w:line="360" w:lineRule="auto"/>
+        <w:ind w:right="-755"/>
+        <w:jc w:val="both"/>
+        <w:rPr>
+          <w:rFonts w:ascii="Times New Roman" w:hAnsi="Times New Roman" w:cs="Times New Roman"/>
+          <w:b/>
+          <w:bCs/>
+        </w:rPr>
+      </w:pPr>
+    </w:p>
+    <w:p>
+      <w:pPr>
+        <w:spacing w:after="0" w:line="360" w:lineRule="auto"/>
+        <w:ind w:right="-755"/>
+        <w:jc w:val="both"/>
+        <w:rPr>
+          <w:rFonts w:ascii="Times New Roman" w:hAnsi="Times New Roman" w:cs="Times New Roman"/>
+          <w:b/>
+          <w:bCs/>
+        </w:rPr>
+      </w:pPr>
+    </w:p>
+    <w:p>
+      <w:pPr>
+        <w:spacing w:after="0" w:line="360" w:lineRule="auto"/>
+        <w:ind w:right="-755"/>
+        <w:jc w:val="both"/>
+        <w:rPr>
+          <w:rFonts w:ascii="Times New Roman" w:hAnsi="Times New Roman" w:cs="Times New Roman"/>
+          <w:b/>
+          <w:bCs/>
+        </w:rPr>
+      </w:pPr>
+    </w:p>
+    <w:p>
+      <w:pPr>
+        <w:spacing w:after="0" w:line="360" w:lineRule="auto"/>
+        <w:ind w:right="-755"/>
+        <w:jc w:val="both"/>
+        <w:rPr>
+          <w:rFonts w:ascii="Times New Roman" w:hAnsi="Times New Roman" w:cs="Times New Roman"/>
+          <w:b/>
+          <w:bCs/>
+        </w:rPr>
+      </w:pPr>
+    </w:p>
+    <w:p>
+      <w:pPr>
+        <w:spacing w:after="0" w:line="360" w:lineRule="auto"/>
+        <w:ind w:right="-755"/>
+        <w:jc w:val="both"/>
+        <w:rPr>
+          <w:rFonts w:ascii="Times New Roman" w:hAnsi="Times New Roman" w:cs="Times New Roman"/>
+          <w:b/>
+          <w:bCs/>
+        </w:rPr>
+      </w:pPr>
+    </w:p>
+    <w:p>
+      <w:pPr>
+        <w:spacing w:after="0" w:line="360" w:lineRule="auto"/>
+        <w:ind w:right="-755"/>
+        <w:jc w:val="both"/>
+        <w:rPr>
+          <w:rFonts w:ascii="Times New Roman" w:hAnsi="Times New Roman" w:cs="Times New Roman"/>
+          <w:b/>
+          <w:bCs/>
+        </w:rPr>
+      </w:pPr>
+    </w:p>
+    <w:p>
+      <w:pPr>
+        <w:spacing w:after="0" w:line="360" w:lineRule="auto"/>
+        <w:ind w:right="-755"/>
+        <w:jc w:val="both"/>
+        <w:rPr>
+          <w:rFonts w:ascii="Times New Roman" w:hAnsi="Times New Roman" w:cs="Times New Roman"/>
+          <w:b/>
+          <w:bCs/>
+        </w:rPr>
+      </w:pPr>
+    </w:p>
+    <w:p>
+      <w:pPr>
+        <w:spacing w:after="0" w:line="360" w:lineRule="auto"/>
+        <w:ind w:right="-755"/>
+        <w:jc w:val="both"/>
+        <w:rPr>
+          <w:rFonts w:ascii="Times New Roman" w:hAnsi="Times New Roman" w:cs="Times New Roman"/>
+          <w:b/>
+          <w:bCs/>
+        </w:rPr>
+      </w:pPr>
+    </w:p>
+    <w:p>
+      <w:pPr>
+        <w:spacing w:after="0" w:line="360" w:lineRule="auto"/>
+        <w:ind w:right="-755"/>
+        <w:jc w:val="both"/>
+        <w:rPr>
+          <w:rFonts w:ascii="Times New Roman" w:hAnsi="Times New Roman" w:cs="Times New Roman"/>
+          <w:b/>
+          <w:bCs/>
+        </w:rPr>
+      </w:pPr>
+    </w:p>
+    <w:p>
+      <w:pPr>
+        <w:spacing w:after="0" w:line="360" w:lineRule="auto"/>
+        <w:ind w:right="-755"/>
+        <w:jc w:val="both"/>
+        <w:rPr>
+          <w:rFonts w:ascii="Times New Roman" w:hAnsi="Times New Roman" w:cs="Times New Roman"/>
+          <w:b/>
+          <w:bCs/>
+        </w:rPr>
+      </w:pPr>
+    </w:p>
+    <w:p>
+      <w:pPr>
+        <w:spacing w:after="0" w:line="360" w:lineRule="auto"/>
+        <w:ind w:right="-755"/>
+        <w:jc w:val="both"/>
+        <w:rPr>
+          <w:rFonts w:ascii="Times New Roman" w:hAnsi="Times New Roman" w:cs="Times New Roman"/>
+          <w:b/>
+          <w:bCs/>
+        </w:rPr>
+      </w:pPr>
+    </w:p>
+    <w:p>
+      <w:pPr>
+        <w:spacing w:after="0" w:line="360" w:lineRule="auto"/>
+        <w:ind w:right="-755"/>
+        <w:jc w:val="both"/>
+        <w:rPr>
+          <w:rFonts w:ascii="Times New Roman" w:hAnsi="Times New Roman" w:cs="Times New Roman"/>
+          <w:b/>
+          <w:bCs/>
+        </w:rPr>
+      </w:pPr>
+    </w:p>
+    <w:p>
+      <w:pPr>
+        <w:spacing w:after="0" w:line="360" w:lineRule="auto"/>
+        <w:ind w:right="-755"/>
+        <w:jc w:val="both"/>
+        <w:rPr>
+          <w:rFonts w:ascii="Times New Roman" w:hAnsi="Times New Roman" w:cs="Times New Roman"/>
+          <w:b/>
+          <w:bCs/>
+        </w:rPr>
+      </w:pPr>
+    </w:p>
+    <w:p>
+      <w:pPr>
+        <w:spacing w:after="0" w:line="360" w:lineRule="auto"/>
+        <w:ind w:right="-755"/>
+        <w:jc w:val="both"/>
+        <w:rPr>
+          <w:rFonts w:ascii="Times New Roman" w:hAnsi="Times New Roman" w:cs="Times New Roman"/>
+          <w:b/>
+          <w:bCs/>
+        </w:rPr>
+      </w:pPr>
+    </w:p>
+    <w:p>
+      <w:pPr>
+        <w:spacing w:after="0" w:line="360" w:lineRule="auto"/>
+        <w:ind w:right="-755"/>
+        <w:jc w:val="both"/>
+        <w:rPr>
+          <w:rFonts w:ascii="Times New Roman" w:hAnsi="Times New Roman" w:cs="Times New Roman"/>
+          <w:b/>
+          <w:bCs/>
+        </w:rPr>
+      </w:pPr>
+    </w:p>
+    <w:p>
+      <w:pPr>
+        <w:spacing w:after="0" w:line="360" w:lineRule="auto"/>
+        <w:ind w:right="-755"/>
+        <w:jc w:val="both"/>
+        <w:rPr>
+          <w:rFonts w:ascii="Times New Roman" w:hAnsi="Times New Roman" w:cs="Times New Roman"/>
+          <w:b/>
+          <w:bCs/>
+        </w:rPr>
+      </w:pPr>
+      <w:r>
+        <w:rPr>
+          <w:rFonts w:ascii="Times New Roman" w:hAnsi="Times New Roman" w:cs="Times New Roman"/>
+          <w:b/>
+          <w:bCs/>
+        </w:rPr>
+        <w:t>NEW</w:t>
+      </w:r>
+    </w:p>
+    <w:p>
+      <w:pPr>
+        <w:spacing w:before="100" w:beforeAutospacing="1" w:after="100" w:afterAutospacing="1" w:line="240" w:lineRule="auto"/>
+        <w:outlineLvl w:val="0"/>
+        <w:rPr>
+          <w:rFonts w:ascii="Times New Roman" w:eastAsia="Times New Roman" w:hAnsi="Times New Roman" w:cs="Times New Roman"/>
+          <w:b/>
+          <w:bCs/>
+          <w:kern w:val="36"/>
+          <w:sz w:val="48"/>
+          <w:szCs w:val="48"/>
+          <w:lang w:eastAsia="en-IN"/>
+          <w14:ligatures w14:val="none"/>
+        </w:rPr>
+      </w:pPr>
+      <w:r>
+        <w:rPr>
+          <w:rFonts w:ascii="Times New Roman" w:eastAsia="Times New Roman" w:hAnsi="Times New Roman" w:cs="Times New Roman"/>
+          <w:b/>
+          <w:bCs/>
+          <w:kern w:val="36"/>
+          <w:sz w:val="48"/>
+          <w:szCs w:val="48"/>
+          <w:lang w:eastAsia="en-IN"/>
+          <w14:ligatures w14:val="none"/>
+        </w:rPr>
+        <w:lastRenderedPageBreak/>
+        <w:t>Meet Byte, the World's Fastest Worker</w:t>
+      </w:r>
+    </w:p>
+    <w:p>
+      <w:pPr>
+        <w:spacing w:before="100" w:beforeAutospacing="1" w:after="100" w:afterAutospacing="1" w:line="240" w:lineRule="auto"/>
+        <w:rPr>
+          <w:rFonts w:ascii="Times New Roman" w:eastAsia="Times New Roman" w:hAnsi="Times New Roman" w:cs="Times New Roman"/>
+          <w:kern w:val="0"/>
+          <w:lang w:eastAsia="en-IN"/>
+          <w14:ligatures w14:val="none"/>
+        </w:rPr>
+      </w:pPr>
+      <w:r>
+        <w:rPr>
+          <w:rFonts w:ascii="Times New Roman" w:eastAsia="Times New Roman" w:hAnsi="Times New Roman" w:cs="Times New Roman"/>
+          <w:kern w:val="0"/>
+          <w:lang w:eastAsia="en-IN"/>
+          <w14:ligatures w14:val="none"/>
+        </w:rPr>
+        <w:t>Alex had just joined a technology company as a trainee engineer. On his very first day, he was excited to learn how software, websites, mobile apps, and artificial intelligence were created.</w:t>
+      </w:r>
+    </w:p>
+    <w:p>
+      <w:pPr>
+        <w:spacing w:before="100" w:beforeAutospacing="1" w:after="100" w:afterAutospacing="1" w:line="240" w:lineRule="auto"/>
+        <w:rPr>
+          <w:rFonts w:ascii="Times New Roman" w:eastAsia="Times New Roman" w:hAnsi="Times New Roman" w:cs="Times New Roman"/>
+          <w:kern w:val="0"/>
+          <w:lang w:eastAsia="en-IN"/>
+          <w14:ligatures w14:val="none"/>
+        </w:rPr>
+      </w:pPr>
+      <w:r>
+        <w:rPr>
+          <w:rFonts w:ascii="Times New Roman" w:eastAsia="Times New Roman" w:hAnsi="Times New Roman" w:cs="Times New Roman"/>
+          <w:kern w:val="0"/>
+          <w:lang w:eastAsia="en-IN"/>
+          <w14:ligatures w14:val="none"/>
+        </w:rPr>
+        <w:t>As he entered the office, he noticed everyone talking about a new employee named Byte.</w:t>
+      </w:r>
+    </w:p>
+    <w:p>
+      <w:pPr>
+        <w:spacing w:before="100" w:beforeAutospacing="1" w:after="100" w:afterAutospacing="1" w:line="240" w:lineRule="auto"/>
+        <w:rPr>
+          <w:rFonts w:ascii="Times New Roman" w:eastAsia="Times New Roman" w:hAnsi="Times New Roman" w:cs="Times New Roman"/>
+          <w:kern w:val="0"/>
+          <w:lang w:eastAsia="en-IN"/>
+          <w14:ligatures w14:val="none"/>
+        </w:rPr>
+      </w:pPr>
+      <w:r>
+        <w:rPr>
+          <w:rFonts w:ascii="Times New Roman" w:eastAsia="Times New Roman" w:hAnsi="Times New Roman" w:cs="Times New Roman"/>
+          <w:kern w:val="0"/>
+          <w:lang w:eastAsia="en-IN"/>
+          <w14:ligatures w14:val="none"/>
+        </w:rPr>
+        <w:t>"Byte is amazing," one engineer said.</w:t>
+      </w:r>
+    </w:p>
+    <w:p>
+      <w:pPr>
+        <w:spacing w:before="100" w:beforeAutospacing="1" w:after="100" w:afterAutospacing="1" w:line="240" w:lineRule="auto"/>
+        <w:rPr>
+          <w:rFonts w:ascii="Times New Roman" w:eastAsia="Times New Roman" w:hAnsi="Times New Roman" w:cs="Times New Roman"/>
+          <w:kern w:val="0"/>
+          <w:lang w:eastAsia="en-IN"/>
+          <w14:ligatures w14:val="none"/>
+        </w:rPr>
+      </w:pPr>
+      <w:r>
+        <w:rPr>
+          <w:rFonts w:ascii="Times New Roman" w:eastAsia="Times New Roman" w:hAnsi="Times New Roman" w:cs="Times New Roman"/>
+          <w:kern w:val="0"/>
+          <w:lang w:eastAsia="en-IN"/>
+          <w14:ligatures w14:val="none"/>
+        </w:rPr>
+        <w:t>"Byte can perform millions of calculations in just a few seconds," another added.</w:t>
+      </w:r>
+    </w:p>
+    <w:p>
+      <w:pPr>
+        <w:spacing w:before="100" w:beforeAutospacing="1" w:after="100" w:afterAutospacing="1" w:line="240" w:lineRule="auto"/>
+        <w:rPr>
+          <w:rFonts w:ascii="Times New Roman" w:eastAsia="Times New Roman" w:hAnsi="Times New Roman" w:cs="Times New Roman"/>
+          <w:kern w:val="0"/>
+          <w:lang w:eastAsia="en-IN"/>
+          <w14:ligatures w14:val="none"/>
+        </w:rPr>
+      </w:pPr>
+      <w:r>
+        <w:rPr>
+          <w:rFonts w:ascii="Times New Roman" w:eastAsia="Times New Roman" w:hAnsi="Times New Roman" w:cs="Times New Roman"/>
+          <w:kern w:val="0"/>
+          <w:lang w:eastAsia="en-IN"/>
+          <w14:ligatures w14:val="none"/>
+        </w:rPr>
+        <w:t>Alex became curious.</w:t>
+      </w:r>
+    </w:p>
+    <w:p>
+      <w:pPr>
+        <w:spacing w:before="100" w:beforeAutospacing="1" w:after="100" w:afterAutospacing="1" w:line="240" w:lineRule="auto"/>
+        <w:rPr>
+          <w:rFonts w:ascii="Times New Roman" w:eastAsia="Times New Roman" w:hAnsi="Times New Roman" w:cs="Times New Roman"/>
+          <w:kern w:val="0"/>
+          <w:lang w:eastAsia="en-IN"/>
+          <w14:ligatures w14:val="none"/>
+        </w:rPr>
+      </w:pPr>
+      <w:r>
+        <w:rPr>
+          <w:rFonts w:ascii="Times New Roman" w:eastAsia="Times New Roman" w:hAnsi="Times New Roman" w:cs="Times New Roman"/>
+          <w:kern w:val="0"/>
+          <w:lang w:eastAsia="en-IN"/>
+          <w14:ligatures w14:val="none"/>
+        </w:rPr>
+        <w:t>"Who is Byte?" he asked.</w:t>
+      </w:r>
+    </w:p>
+    <w:p>
+      <w:pPr>
+        <w:spacing w:before="100" w:beforeAutospacing="1" w:after="100" w:afterAutospacing="1" w:line="240" w:lineRule="auto"/>
+        <w:rPr>
+          <w:rFonts w:ascii="Times New Roman" w:eastAsia="Times New Roman" w:hAnsi="Times New Roman" w:cs="Times New Roman"/>
+          <w:kern w:val="0"/>
+          <w:lang w:eastAsia="en-IN"/>
+          <w14:ligatures w14:val="none"/>
+        </w:rPr>
+      </w:pPr>
+      <w:r>
+        <w:rPr>
+          <w:rFonts w:ascii="Times New Roman" w:eastAsia="Times New Roman" w:hAnsi="Times New Roman" w:cs="Times New Roman"/>
+          <w:kern w:val="0"/>
+          <w:lang w:eastAsia="en-IN"/>
+          <w14:ligatures w14:val="none"/>
+        </w:rPr>
+        <w:t>His mentor, Nova, smiled and pointed toward a desk.</w:t>
+      </w:r>
+    </w:p>
+    <w:p>
+      <w:pPr>
+        <w:spacing w:before="100" w:beforeAutospacing="1" w:after="100" w:afterAutospacing="1" w:line="240" w:lineRule="auto"/>
+        <w:rPr>
+          <w:rFonts w:ascii="Times New Roman" w:eastAsia="Times New Roman" w:hAnsi="Times New Roman" w:cs="Times New Roman"/>
+          <w:kern w:val="0"/>
+          <w:lang w:eastAsia="en-IN"/>
+          <w14:ligatures w14:val="none"/>
+        </w:rPr>
+      </w:pPr>
+      <w:r>
+        <w:rPr>
+          <w:rFonts w:ascii="Times New Roman" w:eastAsia="Times New Roman" w:hAnsi="Times New Roman" w:cs="Times New Roman"/>
+          <w:kern w:val="0"/>
+          <w:lang w:eastAsia="en-IN"/>
+          <w14:ligatures w14:val="none"/>
+        </w:rPr>
+        <w:t>"There he is."</w:t>
+      </w:r>
+    </w:p>
+    <w:p>
+      <w:pPr>
+        <w:spacing w:before="100" w:beforeAutospacing="1" w:after="100" w:afterAutospacing="1" w:line="240" w:lineRule="auto"/>
+        <w:rPr>
+          <w:rFonts w:ascii="Times New Roman" w:eastAsia="Times New Roman" w:hAnsi="Times New Roman" w:cs="Times New Roman"/>
+          <w:kern w:val="0"/>
+          <w:lang w:eastAsia="en-IN"/>
+          <w14:ligatures w14:val="none"/>
+        </w:rPr>
+      </w:pPr>
+      <w:r>
+        <w:rPr>
+          <w:rFonts w:ascii="Times New Roman" w:eastAsia="Times New Roman" w:hAnsi="Times New Roman" w:cs="Times New Roman"/>
+          <w:kern w:val="0"/>
+          <w:lang w:eastAsia="en-IN"/>
+          <w14:ligatures w14:val="none"/>
+        </w:rPr>
+        <w:t>Alex looked around expecting to see a highly intelligent engineer. Instead, he saw a computer sitting quietly on the table.</w:t>
+      </w:r>
+    </w:p>
+    <w:p>
+      <w:pPr>
+        <w:spacing w:before="100" w:beforeAutospacing="1" w:after="100" w:afterAutospacing="1" w:line="240" w:lineRule="auto"/>
+        <w:rPr>
+          <w:rFonts w:ascii="Times New Roman" w:eastAsia="Times New Roman" w:hAnsi="Times New Roman" w:cs="Times New Roman"/>
+          <w:kern w:val="0"/>
+          <w:lang w:eastAsia="en-IN"/>
+          <w14:ligatures w14:val="none"/>
+        </w:rPr>
+      </w:pPr>
+      <w:r>
+        <w:rPr>
+          <w:rFonts w:ascii="Times New Roman" w:eastAsia="Times New Roman" w:hAnsi="Times New Roman" w:cs="Times New Roman"/>
+          <w:kern w:val="0"/>
+          <w:lang w:eastAsia="en-IN"/>
+          <w14:ligatures w14:val="none"/>
+        </w:rPr>
+        <w:t>"That's Byte?" Alex asked.</w:t>
+      </w:r>
+    </w:p>
+    <w:p>
+      <w:pPr>
+        <w:spacing w:before="100" w:beforeAutospacing="1" w:after="100" w:afterAutospacing="1" w:line="240" w:lineRule="auto"/>
+        <w:rPr>
+          <w:rFonts w:ascii="Times New Roman" w:eastAsia="Times New Roman" w:hAnsi="Times New Roman" w:cs="Times New Roman"/>
+          <w:kern w:val="0"/>
+          <w:lang w:eastAsia="en-IN"/>
+          <w14:ligatures w14:val="none"/>
+        </w:rPr>
+      </w:pPr>
+      <w:r>
+        <w:rPr>
+          <w:rFonts w:ascii="Times New Roman" w:eastAsia="Times New Roman" w:hAnsi="Times New Roman" w:cs="Times New Roman"/>
+          <w:kern w:val="0"/>
+          <w:lang w:eastAsia="en-IN"/>
+          <w14:ligatures w14:val="none"/>
+        </w:rPr>
+        <w:t>Nova nodded.</w:t>
+      </w:r>
+    </w:p>
+    <w:p>
+      <w:pPr>
+        <w:spacing w:before="100" w:beforeAutospacing="1" w:after="100" w:afterAutospacing="1" w:line="240" w:lineRule="auto"/>
+        <w:rPr>
+          <w:rFonts w:ascii="Times New Roman" w:eastAsia="Times New Roman" w:hAnsi="Times New Roman" w:cs="Times New Roman"/>
+          <w:kern w:val="0"/>
+          <w:lang w:eastAsia="en-IN"/>
+          <w14:ligatures w14:val="none"/>
+        </w:rPr>
+      </w:pPr>
+      <w:r>
+        <w:rPr>
+          <w:rFonts w:ascii="Times New Roman" w:eastAsia="Times New Roman" w:hAnsi="Times New Roman" w:cs="Times New Roman"/>
+          <w:kern w:val="0"/>
+          <w:lang w:eastAsia="en-IN"/>
+          <w14:ligatures w14:val="none"/>
+        </w:rPr>
+        <w:t>"Yes. Byte is our computer."</w:t>
+      </w:r>
+    </w:p>
+    <w:p>
+      <w:pPr>
+        <w:spacing w:before="100" w:beforeAutospacing="1" w:after="100" w:afterAutospacing="1" w:line="240" w:lineRule="auto"/>
+        <w:rPr>
+          <w:rFonts w:ascii="Times New Roman" w:eastAsia="Times New Roman" w:hAnsi="Times New Roman" w:cs="Times New Roman"/>
+          <w:kern w:val="0"/>
+          <w:lang w:eastAsia="en-IN"/>
+          <w14:ligatures w14:val="none"/>
+        </w:rPr>
+      </w:pPr>
+      <w:r>
+        <w:rPr>
+          <w:rFonts w:ascii="Times New Roman" w:eastAsia="Times New Roman" w:hAnsi="Times New Roman" w:cs="Times New Roman"/>
+          <w:kern w:val="0"/>
+          <w:lang w:eastAsia="en-IN"/>
+          <w14:ligatures w14:val="none"/>
+        </w:rPr>
+        <w:t>Alex looked confused.</w:t>
+      </w:r>
+    </w:p>
+    <w:p>
+      <w:pPr>
+        <w:spacing w:before="100" w:beforeAutospacing="1" w:after="100" w:afterAutospacing="1" w:line="240" w:lineRule="auto"/>
+        <w:rPr>
+          <w:rFonts w:ascii="Times New Roman" w:eastAsia="Times New Roman" w:hAnsi="Times New Roman" w:cs="Times New Roman"/>
+          <w:kern w:val="0"/>
+          <w:lang w:eastAsia="en-IN"/>
+          <w14:ligatures w14:val="none"/>
+        </w:rPr>
+      </w:pPr>
+      <w:r>
+        <w:rPr>
+          <w:rFonts w:ascii="Times New Roman" w:eastAsia="Times New Roman" w:hAnsi="Times New Roman" w:cs="Times New Roman"/>
+          <w:kern w:val="0"/>
+          <w:lang w:eastAsia="en-IN"/>
+          <w14:ligatures w14:val="none"/>
+        </w:rPr>
+        <w:t>"If Byte is so powerful, why is he just sitting there doing nothing?"</w:t>
+      </w:r>
+    </w:p>
+    <w:p>
+      <w:pPr>
+        <w:spacing w:before="100" w:beforeAutospacing="1" w:after="100" w:afterAutospacing="1" w:line="240" w:lineRule="auto"/>
+        <w:rPr>
+          <w:rFonts w:ascii="Times New Roman" w:eastAsia="Times New Roman" w:hAnsi="Times New Roman" w:cs="Times New Roman"/>
+          <w:kern w:val="0"/>
+          <w:lang w:eastAsia="en-IN"/>
+          <w14:ligatures w14:val="none"/>
+        </w:rPr>
+      </w:pPr>
+      <w:r>
+        <w:rPr>
+          <w:rFonts w:ascii="Times New Roman" w:eastAsia="Times New Roman" w:hAnsi="Times New Roman" w:cs="Times New Roman"/>
+          <w:kern w:val="0"/>
+          <w:lang w:eastAsia="en-IN"/>
+          <w14:ligatures w14:val="none"/>
+        </w:rPr>
+        <w:t>Nova laughed.</w:t>
+      </w:r>
+    </w:p>
+    <w:p>
+      <w:pPr>
+        <w:spacing w:before="100" w:beforeAutospacing="1" w:after="100" w:afterAutospacing="1" w:line="240" w:lineRule="auto"/>
+        <w:rPr>
+          <w:rFonts w:ascii="Times New Roman" w:eastAsia="Times New Roman" w:hAnsi="Times New Roman" w:cs="Times New Roman"/>
+          <w:kern w:val="0"/>
+          <w:lang w:eastAsia="en-IN"/>
+          <w14:ligatures w14:val="none"/>
+        </w:rPr>
+      </w:pPr>
+      <w:r>
+        <w:rPr>
+          <w:rFonts w:ascii="Times New Roman" w:eastAsia="Times New Roman" w:hAnsi="Times New Roman" w:cs="Times New Roman"/>
+          <w:kern w:val="0"/>
+          <w:lang w:eastAsia="en-IN"/>
+          <w14:ligatures w14:val="none"/>
+        </w:rPr>
+        <w:t>"Because Byte has one limitation. He never makes decisions on his own. He only follows instructions."</w:t>
+      </w:r>
+    </w:p>
+    <w:p>
+      <w:pPr>
+        <w:spacing w:before="100" w:beforeAutospacing="1" w:after="100" w:afterAutospacing="1" w:line="240" w:lineRule="auto"/>
+        <w:rPr>
+          <w:rFonts w:ascii="Times New Roman" w:eastAsia="Times New Roman" w:hAnsi="Times New Roman" w:cs="Times New Roman"/>
+          <w:kern w:val="0"/>
+          <w:lang w:eastAsia="en-IN"/>
+          <w14:ligatures w14:val="none"/>
+        </w:rPr>
+      </w:pPr>
+      <w:r>
+        <w:rPr>
+          <w:rFonts w:ascii="Times New Roman" w:eastAsia="Times New Roman" w:hAnsi="Times New Roman" w:cs="Times New Roman"/>
+          <w:kern w:val="0"/>
+          <w:lang w:eastAsia="en-IN"/>
+          <w14:ligatures w14:val="none"/>
+        </w:rPr>
+        <w:t>Alex was surprised.</w:t>
+      </w:r>
+    </w:p>
+    <w:p>
+      <w:pPr>
+        <w:spacing w:before="100" w:beforeAutospacing="1" w:after="100" w:afterAutospacing="1" w:line="240" w:lineRule="auto"/>
+        <w:rPr>
+          <w:rFonts w:ascii="Times New Roman" w:eastAsia="Times New Roman" w:hAnsi="Times New Roman" w:cs="Times New Roman"/>
+          <w:kern w:val="0"/>
+          <w:lang w:eastAsia="en-IN"/>
+          <w14:ligatures w14:val="none"/>
+        </w:rPr>
+      </w:pPr>
+      <w:r>
+        <w:rPr>
+          <w:rFonts w:ascii="Times New Roman" w:eastAsia="Times New Roman" w:hAnsi="Times New Roman" w:cs="Times New Roman"/>
+          <w:kern w:val="0"/>
+          <w:lang w:eastAsia="en-IN"/>
+          <w14:ligatures w14:val="none"/>
+        </w:rPr>
+        <w:t>"You mean computers cannot think?"</w:t>
+      </w:r>
+    </w:p>
+    <w:p>
+      <w:pPr>
+        <w:spacing w:before="100" w:beforeAutospacing="1" w:after="100" w:afterAutospacing="1" w:line="240" w:lineRule="auto"/>
+        <w:rPr>
+          <w:rFonts w:ascii="Times New Roman" w:eastAsia="Times New Roman" w:hAnsi="Times New Roman" w:cs="Times New Roman"/>
+          <w:kern w:val="0"/>
+          <w:lang w:eastAsia="en-IN"/>
+          <w14:ligatures w14:val="none"/>
+        </w:rPr>
+      </w:pPr>
+      <w:r>
+        <w:rPr>
+          <w:rFonts w:ascii="Times New Roman" w:eastAsia="Times New Roman" w:hAnsi="Times New Roman" w:cs="Times New Roman"/>
+          <w:kern w:val="0"/>
+          <w:lang w:eastAsia="en-IN"/>
+          <w14:ligatures w14:val="none"/>
+        </w:rPr>
+        <w:t>"Not in the way humans think," Nova replied. "A computer is one of the fastest workers ever created, but it needs clear instructions for every task."</w:t>
+      </w:r>
+    </w:p>
+    <w:p>
+      <w:pPr>
+        <w:spacing w:before="100" w:beforeAutospacing="1" w:after="100" w:afterAutospacing="1" w:line="240" w:lineRule="auto"/>
+        <w:rPr>
+          <w:rFonts w:ascii="Times New Roman" w:eastAsia="Times New Roman" w:hAnsi="Times New Roman" w:cs="Times New Roman"/>
+          <w:kern w:val="0"/>
+          <w:lang w:eastAsia="en-IN"/>
+          <w14:ligatures w14:val="none"/>
+        </w:rPr>
+      </w:pPr>
+      <w:r>
+        <w:rPr>
+          <w:rFonts w:ascii="Times New Roman" w:eastAsia="Times New Roman" w:hAnsi="Times New Roman" w:cs="Times New Roman"/>
+          <w:kern w:val="0"/>
+          <w:lang w:eastAsia="en-IN"/>
+          <w14:ligatures w14:val="none"/>
+        </w:rPr>
+        <w:t>Nova picked up a calculator.</w:t>
+      </w:r>
+    </w:p>
+    <w:p>
+      <w:pPr>
+        <w:spacing w:before="100" w:beforeAutospacing="1" w:after="100" w:afterAutospacing="1" w:line="240" w:lineRule="auto"/>
+        <w:rPr>
+          <w:rFonts w:ascii="Times New Roman" w:eastAsia="Times New Roman" w:hAnsi="Times New Roman" w:cs="Times New Roman"/>
+          <w:kern w:val="0"/>
+          <w:lang w:eastAsia="en-IN"/>
+          <w14:ligatures w14:val="none"/>
+        </w:rPr>
+      </w:pPr>
+      <w:r>
+        <w:rPr>
+          <w:rFonts w:ascii="Times New Roman" w:eastAsia="Times New Roman" w:hAnsi="Times New Roman" w:cs="Times New Roman"/>
+          <w:kern w:val="0"/>
+          <w:lang w:eastAsia="en-IN"/>
+          <w14:ligatures w14:val="none"/>
+        </w:rPr>
+        <w:t>"If I ask you to add 25 and 75, you can do it in your head because you already know mathematics."</w:t>
+      </w:r>
+    </w:p>
+    <w:p>
+      <w:pPr>
+        <w:spacing w:before="100" w:beforeAutospacing="1" w:after="100" w:afterAutospacing="1" w:line="240" w:lineRule="auto"/>
+        <w:rPr>
+          <w:rFonts w:ascii="Times New Roman" w:eastAsia="Times New Roman" w:hAnsi="Times New Roman" w:cs="Times New Roman"/>
+          <w:kern w:val="0"/>
+          <w:lang w:eastAsia="en-IN"/>
+          <w14:ligatures w14:val="none"/>
+        </w:rPr>
+      </w:pPr>
+      <w:r>
+        <w:rPr>
+          <w:rFonts w:ascii="Times New Roman" w:eastAsia="Times New Roman" w:hAnsi="Times New Roman" w:cs="Times New Roman"/>
+          <w:kern w:val="0"/>
+          <w:lang w:eastAsia="en-IN"/>
+          <w14:ligatures w14:val="none"/>
+        </w:rPr>
+        <w:t>Alex nodded.</w:t>
+      </w:r>
+    </w:p>
+    <w:p>
+      <w:pPr>
+        <w:spacing w:before="100" w:beforeAutospacing="1" w:after="100" w:afterAutospacing="1" w:line="240" w:lineRule="auto"/>
+        <w:rPr>
+          <w:rFonts w:ascii="Times New Roman" w:eastAsia="Times New Roman" w:hAnsi="Times New Roman" w:cs="Times New Roman"/>
+          <w:kern w:val="0"/>
+          <w:lang w:eastAsia="en-IN"/>
+          <w14:ligatures w14:val="none"/>
+        </w:rPr>
+      </w:pPr>
+      <w:r>
+        <w:rPr>
+          <w:rFonts w:ascii="Times New Roman" w:eastAsia="Times New Roman" w:hAnsi="Times New Roman" w:cs="Times New Roman"/>
+          <w:kern w:val="0"/>
+          <w:lang w:eastAsia="en-IN"/>
+          <w14:ligatures w14:val="none"/>
+        </w:rPr>
+        <w:t>"But Byte does not understand mathematics, language, pictures, videos, or games. Everything must be explained step by step."</w:t>
+      </w:r>
+    </w:p>
+    <w:p>
+      <w:pPr>
+        <w:spacing w:before="100" w:beforeAutospacing="1" w:after="100" w:afterAutospacing="1" w:line="240" w:lineRule="auto"/>
+        <w:rPr>
+          <w:rFonts w:ascii="Times New Roman" w:eastAsia="Times New Roman" w:hAnsi="Times New Roman" w:cs="Times New Roman"/>
+          <w:kern w:val="0"/>
+          <w:lang w:eastAsia="en-IN"/>
+          <w14:ligatures w14:val="none"/>
+        </w:rPr>
+      </w:pPr>
+    </w:p>
+    <w:p>
+      <w:pPr>
+        <w:spacing w:before="100" w:beforeAutospacing="1" w:after="100" w:afterAutospacing="1" w:line="240" w:lineRule="auto"/>
+        <w:rPr>
+          <w:rFonts w:ascii="Times New Roman" w:eastAsia="Times New Roman" w:hAnsi="Times New Roman" w:cs="Times New Roman"/>
+          <w:kern w:val="0"/>
+          <w:lang w:eastAsia="en-IN"/>
+          <w14:ligatures w14:val="none"/>
+        </w:rPr>
+      </w:pPr>
+      <w:r>
+        <w:rPr>
+          <w:rFonts w:ascii="Times New Roman" w:eastAsia="Times New Roman" w:hAnsi="Times New Roman" w:cs="Times New Roman"/>
+          <w:kern w:val="0"/>
+          <w:lang w:eastAsia="en-IN"/>
+          <w14:ligatures w14:val="none"/>
+        </w:rPr>
+        <w:lastRenderedPageBreak/>
+        <w:t>Nova typed:</w:t>
+      </w:r>
+    </w:p>
+    <w:p>
+      <w:pPr>
+        <w:tabs>
+          <w:tab w:val="left" w:pos="916"/>
+          <w:tab w:val="left" w:pos="1832"/>
+          <w:tab w:val="left" w:pos="2748"/>
+          <w:tab w:val="left" w:pos="3664"/>
+          <w:tab w:val="left" w:pos="4580"/>
+          <w:tab w:val="left" w:pos="5496"/>
+          <w:tab w:val="left" w:pos="6412"/>
+          <w:tab w:val="left" w:pos="7328"/>
+          <w:tab w:val="left" w:pos="8244"/>
+          <w:tab w:val="left" w:pos="9160"/>
+          <w:tab w:val="left" w:pos="10076"/>
+          <w:tab w:val="left" w:pos="10992"/>
+          <w:tab w:val="left" w:pos="11908"/>
+          <w:tab w:val="left" w:pos="12824"/>
+          <w:tab w:val="left" w:pos="13740"/>
+          <w:tab w:val="left" w:pos="14656"/>
+        </w:tabs>
+        <w:spacing w:after="0" w:line="240" w:lineRule="auto"/>
+        <w:rPr>
+          <w:rFonts w:ascii="Courier New" w:eastAsia="Times New Roman" w:hAnsi="Courier New" w:cs="Courier New"/>
+          <w:kern w:val="0"/>
+          <w:sz w:val="20"/>
+          <w:szCs w:val="20"/>
+          <w:lang w:eastAsia="en-IN"/>
+          <w14:ligatures w14:val="none"/>
+        </w:rPr>
+      </w:pPr>
+      <w:proofErr w:type="gramStart"/>
+      <w:r>
+        <w:rPr>
+          <w:rFonts w:ascii="Courier New" w:eastAsia="Times New Roman" w:hAnsi="Courier New" w:cs="Courier New"/>
+          <w:kern w:val="0"/>
+          <w:sz w:val="20"/>
+          <w:szCs w:val="20"/>
+          <w:lang w:eastAsia="en-IN"/>
+          <w14:ligatures w14:val="none"/>
+        </w:rPr>
+        <w:t>print(</w:t>
+      </w:r>
+      <w:proofErr w:type="gramEnd"/>
+      <w:r>
+        <w:rPr>
+          <w:rFonts w:ascii="Courier New" w:eastAsia="Times New Roman" w:hAnsi="Courier New" w:cs="Courier New"/>
+          <w:kern w:val="0"/>
+          <w:sz w:val="20"/>
+          <w:szCs w:val="20"/>
+          <w:lang w:eastAsia="en-IN"/>
+          <w14:ligatures w14:val="none"/>
+        </w:rPr>
+        <w:t>"Hello World")</w:t>
+      </w:r>
+    </w:p>
+    <w:p>
+      <w:pPr>
+        <w:spacing w:before="100" w:beforeAutospacing="1" w:after="100" w:afterAutospacing="1" w:line="240" w:lineRule="auto"/>
+        <w:rPr>
+          <w:rFonts w:ascii="Times New Roman" w:eastAsia="Times New Roman" w:hAnsi="Times New Roman" w:cs="Times New Roman"/>
+          <w:kern w:val="0"/>
+          <w:lang w:eastAsia="en-IN"/>
+          <w14:ligatures w14:val="none"/>
+        </w:rPr>
+      </w:pPr>
+      <w:r>
+        <w:rPr>
+          <w:rFonts w:ascii="Times New Roman" w:eastAsia="Times New Roman" w:hAnsi="Times New Roman" w:cs="Times New Roman"/>
+          <w:kern w:val="0"/>
+          <w:lang w:eastAsia="en-IN"/>
+          <w14:ligatures w14:val="none"/>
+        </w:rPr>
+        <w:t>A message immediately appeared on the screen.</w:t>
+      </w:r>
+    </w:p>
+    <w:p>
+      <w:pPr>
+        <w:spacing w:before="100" w:beforeAutospacing="1" w:after="100" w:afterAutospacing="1" w:line="240" w:lineRule="auto"/>
+        <w:rPr>
+          <w:rFonts w:ascii="Times New Roman" w:eastAsia="Times New Roman" w:hAnsi="Times New Roman" w:cs="Times New Roman"/>
+          <w:kern w:val="0"/>
+          <w:lang w:eastAsia="en-IN"/>
+          <w14:ligatures w14:val="none"/>
+        </w:rPr>
+      </w:pPr>
+      <w:r>
+        <w:rPr>
+          <w:rFonts w:ascii="Times New Roman" w:eastAsia="Times New Roman" w:hAnsi="Times New Roman" w:cs="Times New Roman"/>
+          <w:kern w:val="0"/>
+          <w:lang w:eastAsia="en-IN"/>
+          <w14:ligatures w14:val="none"/>
+        </w:rPr>
+        <w:t>Alex smiled.</w:t>
+      </w:r>
+    </w:p>
+    <w:p>
+      <w:pPr>
+        <w:spacing w:before="100" w:beforeAutospacing="1" w:after="100" w:afterAutospacing="1" w:line="240" w:lineRule="auto"/>
+        <w:rPr>
+          <w:rFonts w:ascii="Times New Roman" w:eastAsia="Times New Roman" w:hAnsi="Times New Roman" w:cs="Times New Roman"/>
+          <w:kern w:val="0"/>
+          <w:lang w:eastAsia="en-IN"/>
+          <w14:ligatures w14:val="none"/>
+        </w:rPr>
+      </w:pPr>
+      <w:r>
+        <w:rPr>
+          <w:rFonts w:ascii="Times New Roman" w:eastAsia="Times New Roman" w:hAnsi="Times New Roman" w:cs="Times New Roman"/>
+          <w:kern w:val="0"/>
+          <w:lang w:eastAsia="en-IN"/>
+          <w14:ligatures w14:val="none"/>
+        </w:rPr>
+        <w:t>"</w:t>
+      </w:r>
+      <w:proofErr w:type="gramStart"/>
+      <w:r>
+        <w:rPr>
+          <w:rFonts w:ascii="Times New Roman" w:eastAsia="Times New Roman" w:hAnsi="Times New Roman" w:cs="Times New Roman"/>
+          <w:kern w:val="0"/>
+          <w:lang w:eastAsia="en-IN"/>
+          <w14:ligatures w14:val="none"/>
+        </w:rPr>
+        <w:t>So</w:t>
+      </w:r>
+      <w:proofErr w:type="gramEnd"/>
+      <w:r>
+        <w:rPr>
+          <w:rFonts w:ascii="Times New Roman" w:eastAsia="Times New Roman" w:hAnsi="Times New Roman" w:cs="Times New Roman"/>
+          <w:kern w:val="0"/>
+          <w:lang w:eastAsia="en-IN"/>
+          <w14:ligatures w14:val="none"/>
+        </w:rPr>
+        <w:t xml:space="preserve"> Byte followed your instruction."</w:t>
+      </w:r>
+    </w:p>
+    <w:p>
+      <w:pPr>
+        <w:spacing w:before="100" w:beforeAutospacing="1" w:after="100" w:afterAutospacing="1" w:line="240" w:lineRule="auto"/>
+        <w:rPr>
+          <w:rFonts w:ascii="Times New Roman" w:eastAsia="Times New Roman" w:hAnsi="Times New Roman" w:cs="Times New Roman"/>
+          <w:kern w:val="0"/>
+          <w:lang w:eastAsia="en-IN"/>
+          <w14:ligatures w14:val="none"/>
+        </w:rPr>
+      </w:pPr>
+      <w:r>
+        <w:rPr>
+          <w:rFonts w:ascii="Times New Roman" w:eastAsia="Times New Roman" w:hAnsi="Times New Roman" w:cs="Times New Roman"/>
+          <w:kern w:val="0"/>
+          <w:lang w:eastAsia="en-IN"/>
+          <w14:ligatures w14:val="none"/>
+        </w:rPr>
+        <w:t>"Exactly," said Nova. "Every application, website, game, AI system, and operating system is built using instructions. Those instructions are called programs."</w:t>
+      </w:r>
+    </w:p>
+    <w:p>
+      <w:pPr>
+        <w:spacing w:before="100" w:beforeAutospacing="1" w:after="100" w:afterAutospacing="1" w:line="240" w:lineRule="auto"/>
+        <w:rPr>
+          <w:rFonts w:ascii="Times New Roman" w:eastAsia="Times New Roman" w:hAnsi="Times New Roman" w:cs="Times New Roman"/>
+          <w:kern w:val="0"/>
+          <w:lang w:eastAsia="en-IN"/>
+          <w14:ligatures w14:val="none"/>
+        </w:rPr>
+      </w:pPr>
+      <w:r>
+        <w:rPr>
+          <w:rFonts w:ascii="Times New Roman" w:eastAsia="Times New Roman" w:hAnsi="Times New Roman" w:cs="Times New Roman"/>
+          <w:kern w:val="0"/>
+          <w:lang w:eastAsia="en-IN"/>
+          <w14:ligatures w14:val="none"/>
+        </w:rPr>
+        <w:t>"And writing those instructions is called programming?" Alex asked.</w:t>
+      </w:r>
+    </w:p>
+    <w:p>
+      <w:pPr>
+        <w:spacing w:before="100" w:beforeAutospacing="1" w:after="100" w:afterAutospacing="1" w:line="240" w:lineRule="auto"/>
+        <w:rPr>
+          <w:rFonts w:ascii="Times New Roman" w:eastAsia="Times New Roman" w:hAnsi="Times New Roman" w:cs="Times New Roman"/>
+          <w:kern w:val="0"/>
+          <w:lang w:eastAsia="en-IN"/>
+          <w14:ligatures w14:val="none"/>
+        </w:rPr>
+      </w:pPr>
+      <w:r>
+        <w:rPr>
+          <w:rFonts w:ascii="Times New Roman" w:eastAsia="Times New Roman" w:hAnsi="Times New Roman" w:cs="Times New Roman"/>
+          <w:kern w:val="0"/>
+          <w:lang w:eastAsia="en-IN"/>
+          <w14:ligatures w14:val="none"/>
+        </w:rPr>
+        <w:t>Nova smiled.</w:t>
+      </w:r>
+    </w:p>
+    <w:p>
+      <w:pPr>
+        <w:spacing w:before="100" w:beforeAutospacing="1" w:after="100" w:afterAutospacing="1" w:line="240" w:lineRule="auto"/>
+        <w:rPr>
+          <w:rFonts w:ascii="Times New Roman" w:eastAsia="Times New Roman" w:hAnsi="Times New Roman" w:cs="Times New Roman"/>
+          <w:kern w:val="0"/>
+          <w:lang w:eastAsia="en-IN"/>
+          <w14:ligatures w14:val="none"/>
+        </w:rPr>
+      </w:pPr>
+      <w:r>
+        <w:rPr>
+          <w:rFonts w:ascii="Times New Roman" w:eastAsia="Times New Roman" w:hAnsi="Times New Roman" w:cs="Times New Roman"/>
+          <w:kern w:val="0"/>
+          <w:lang w:eastAsia="en-IN"/>
+          <w14:ligatures w14:val="none"/>
+        </w:rPr>
+        <w:t>"Correct. Programming is simply the art of communicating with Byte."</w:t>
+      </w:r>
+    </w:p>
+    <w:p>
+      <w:pPr>
+        <w:spacing w:before="100" w:beforeAutospacing="1" w:after="100" w:afterAutospacing="1" w:line="240" w:lineRule="auto"/>
+        <w:rPr>
+          <w:rFonts w:ascii="Times New Roman" w:eastAsia="Times New Roman" w:hAnsi="Times New Roman" w:cs="Times New Roman"/>
+          <w:kern w:val="0"/>
+          <w:lang w:eastAsia="en-IN"/>
+          <w14:ligatures w14:val="none"/>
+        </w:rPr>
+      </w:pPr>
+      <w:r>
+        <w:rPr>
+          <w:rFonts w:ascii="Times New Roman" w:eastAsia="Times New Roman" w:hAnsi="Times New Roman" w:cs="Times New Roman"/>
+          <w:kern w:val="0"/>
+          <w:lang w:eastAsia="en-IN"/>
+          <w14:ligatures w14:val="none"/>
+        </w:rPr>
+        <w:t>As the day continued, Nova explained that a computer works in three simple stages.</w:t>
+      </w:r>
+    </w:p>
+    <w:p>
+      <w:pPr>
+        <w:spacing w:before="100" w:beforeAutospacing="1" w:after="100" w:afterAutospacing="1" w:line="240" w:lineRule="auto"/>
+        <w:rPr>
+          <w:rFonts w:ascii="Times New Roman" w:eastAsia="Times New Roman" w:hAnsi="Times New Roman" w:cs="Times New Roman"/>
+          <w:kern w:val="0"/>
+          <w:lang w:eastAsia="en-IN"/>
+          <w14:ligatures w14:val="none"/>
+        </w:rPr>
+      </w:pPr>
+      <w:r>
+        <w:rPr>
+          <w:rFonts w:ascii="Times New Roman" w:eastAsia="Times New Roman" w:hAnsi="Times New Roman" w:cs="Times New Roman"/>
+          <w:kern w:val="0"/>
+          <w:lang w:eastAsia="en-IN"/>
+          <w14:ligatures w14:val="none"/>
+        </w:rPr>
+        <w:t>First, it receives information. This is called Input.</w:t>
+      </w:r>
+    </w:p>
+    <w:p>
+      <w:pPr>
+        <w:spacing w:before="100" w:beforeAutospacing="1" w:after="100" w:afterAutospacing="1" w:line="240" w:lineRule="auto"/>
+        <w:rPr>
+          <w:rFonts w:ascii="Times New Roman" w:eastAsia="Times New Roman" w:hAnsi="Times New Roman" w:cs="Times New Roman"/>
+          <w:kern w:val="0"/>
+          <w:lang w:eastAsia="en-IN"/>
+          <w14:ligatures w14:val="none"/>
+        </w:rPr>
+      </w:pPr>
+      <w:r>
+        <w:rPr>
+          <w:rFonts w:ascii="Times New Roman" w:eastAsia="Times New Roman" w:hAnsi="Times New Roman" w:cs="Times New Roman"/>
+          <w:kern w:val="0"/>
+          <w:lang w:eastAsia="en-IN"/>
+          <w14:ligatures w14:val="none"/>
+        </w:rPr>
+        <w:t>Next, it processes that information according to instructions. This is called Processing.</w:t>
+      </w:r>
+    </w:p>
+    <w:p>
+      <w:pPr>
+        <w:spacing w:before="100" w:beforeAutospacing="1" w:after="100" w:afterAutospacing="1" w:line="240" w:lineRule="auto"/>
+        <w:rPr>
+          <w:rFonts w:ascii="Times New Roman" w:eastAsia="Times New Roman" w:hAnsi="Times New Roman" w:cs="Times New Roman"/>
+          <w:kern w:val="0"/>
+          <w:lang w:eastAsia="en-IN"/>
+          <w14:ligatures w14:val="none"/>
+        </w:rPr>
+      </w:pPr>
+      <w:r>
+        <w:rPr>
+          <w:rFonts w:ascii="Times New Roman" w:eastAsia="Times New Roman" w:hAnsi="Times New Roman" w:cs="Times New Roman"/>
+          <w:kern w:val="0"/>
+          <w:lang w:eastAsia="en-IN"/>
+          <w14:ligatures w14:val="none"/>
+        </w:rPr>
+        <w:t>Finally, it produces a result. This is called Output.</w:t>
+      </w:r>
+    </w:p>
+    <w:p>
+      <w:pPr>
+        <w:spacing w:before="100" w:beforeAutospacing="1" w:after="100" w:afterAutospacing="1" w:line="240" w:lineRule="auto"/>
+        <w:rPr>
+          <w:rFonts w:ascii="Times New Roman" w:eastAsia="Times New Roman" w:hAnsi="Times New Roman" w:cs="Times New Roman"/>
+          <w:kern w:val="0"/>
+          <w:lang w:eastAsia="en-IN"/>
+          <w14:ligatures w14:val="none"/>
+        </w:rPr>
+      </w:pPr>
+      <w:r>
+        <w:rPr>
+          <w:rFonts w:ascii="Times New Roman" w:eastAsia="Times New Roman" w:hAnsi="Times New Roman" w:cs="Times New Roman"/>
+          <w:kern w:val="0"/>
+          <w:lang w:eastAsia="en-IN"/>
+          <w14:ligatures w14:val="none"/>
+        </w:rPr>
+        <w:t>For example:</w:t>
+      </w:r>
+    </w:p>
+    <w:p>
+      <w:pPr>
+        <w:spacing w:before="100" w:beforeAutospacing="1" w:after="100" w:afterAutospacing="1" w:line="240" w:lineRule="auto"/>
+        <w:rPr>
+          <w:rFonts w:ascii="Times New Roman" w:eastAsia="Times New Roman" w:hAnsi="Times New Roman" w:cs="Times New Roman"/>
+          <w:kern w:val="0"/>
+          <w:lang w:eastAsia="en-IN"/>
+          <w14:ligatures w14:val="none"/>
+        </w:rPr>
+      </w:pPr>
+      <w:r>
+        <w:rPr>
+          <w:rFonts w:ascii="Times New Roman" w:eastAsia="Times New Roman" w:hAnsi="Times New Roman" w:cs="Times New Roman"/>
+          <w:kern w:val="0"/>
+          <w:lang w:eastAsia="en-IN"/>
+          <w14:ligatures w14:val="none"/>
+        </w:rPr>
+        <w:t>Input: 25 + 75</w:t>
+      </w:r>
+    </w:p>
+    <w:p>
+      <w:pPr>
+        <w:spacing w:before="100" w:beforeAutospacing="1" w:after="100" w:afterAutospacing="1" w:line="240" w:lineRule="auto"/>
+        <w:rPr>
+          <w:rFonts w:ascii="Times New Roman" w:eastAsia="Times New Roman" w:hAnsi="Times New Roman" w:cs="Times New Roman"/>
+          <w:kern w:val="0"/>
+          <w:lang w:eastAsia="en-IN"/>
+          <w14:ligatures w14:val="none"/>
+        </w:rPr>
+      </w:pPr>
+      <w:r>
+        <w:rPr>
+          <w:rFonts w:ascii="Times New Roman" w:eastAsia="Times New Roman" w:hAnsi="Times New Roman" w:cs="Times New Roman"/>
+          <w:kern w:val="0"/>
+          <w:lang w:eastAsia="en-IN"/>
+          <w14:ligatures w14:val="none"/>
+        </w:rPr>
+        <w:t>Processing: Addition</w:t>
+      </w:r>
+    </w:p>
+    <w:p>
+      <w:pPr>
+        <w:spacing w:before="100" w:beforeAutospacing="1" w:after="100" w:afterAutospacing="1" w:line="240" w:lineRule="auto"/>
+        <w:rPr>
+          <w:rFonts w:ascii="Times New Roman" w:eastAsia="Times New Roman" w:hAnsi="Times New Roman" w:cs="Times New Roman"/>
+          <w:kern w:val="0"/>
+          <w:lang w:eastAsia="en-IN"/>
+          <w14:ligatures w14:val="none"/>
+        </w:rPr>
+      </w:pPr>
+      <w:r>
+        <w:rPr>
+          <w:rFonts w:ascii="Times New Roman" w:eastAsia="Times New Roman" w:hAnsi="Times New Roman" w:cs="Times New Roman"/>
+          <w:kern w:val="0"/>
+          <w:lang w:eastAsia="en-IN"/>
+          <w14:ligatures w14:val="none"/>
+        </w:rPr>
+        <w:t>Output: 100</w:t>
+      </w:r>
+    </w:p>
+    <w:p>
+      <w:pPr>
+        <w:spacing w:before="100" w:beforeAutospacing="1" w:after="100" w:afterAutospacing="1" w:line="240" w:lineRule="auto"/>
+        <w:rPr>
+          <w:rFonts w:ascii="Times New Roman" w:eastAsia="Times New Roman" w:hAnsi="Times New Roman" w:cs="Times New Roman"/>
+          <w:kern w:val="0"/>
+          <w:lang w:eastAsia="en-IN"/>
+          <w14:ligatures w14:val="none"/>
+        </w:rPr>
+      </w:pPr>
+      <w:r>
+        <w:rPr>
+          <w:rFonts w:ascii="Times New Roman" w:eastAsia="Times New Roman" w:hAnsi="Times New Roman" w:cs="Times New Roman"/>
+          <w:kern w:val="0"/>
+          <w:lang w:eastAsia="en-IN"/>
+          <w14:ligatures w14:val="none"/>
+        </w:rPr>
+        <w:t>"That seems simple," Alex said.</w:t>
+      </w:r>
+    </w:p>
+    <w:p>
+      <w:pPr>
+        <w:spacing w:before="100" w:beforeAutospacing="1" w:after="100" w:afterAutospacing="1" w:line="240" w:lineRule="auto"/>
+        <w:rPr>
+          <w:rFonts w:ascii="Times New Roman" w:eastAsia="Times New Roman" w:hAnsi="Times New Roman" w:cs="Times New Roman"/>
+          <w:kern w:val="0"/>
+          <w:lang w:eastAsia="en-IN"/>
+          <w14:ligatures w14:val="none"/>
+        </w:rPr>
+      </w:pPr>
+      <w:r>
+        <w:rPr>
+          <w:rFonts w:ascii="Times New Roman" w:eastAsia="Times New Roman" w:hAnsi="Times New Roman" w:cs="Times New Roman"/>
+          <w:kern w:val="0"/>
+          <w:lang w:eastAsia="en-IN"/>
+          <w14:ligatures w14:val="none"/>
+        </w:rPr>
+        <w:t>"It is," Nova replied. "Every computer system in the world follows this basic principle."</w:t>
+      </w:r>
+    </w:p>
+    <w:p>
+      <w:pPr>
+        <w:spacing w:before="100" w:beforeAutospacing="1" w:after="100" w:afterAutospacing="1" w:line="240" w:lineRule="auto"/>
+        <w:rPr>
+          <w:rFonts w:ascii="Times New Roman" w:eastAsia="Times New Roman" w:hAnsi="Times New Roman" w:cs="Times New Roman"/>
+          <w:kern w:val="0"/>
+          <w:lang w:eastAsia="en-IN"/>
+          <w14:ligatures w14:val="none"/>
+        </w:rPr>
+      </w:pPr>
+      <w:r>
+        <w:rPr>
+          <w:rFonts w:ascii="Times New Roman" w:eastAsia="Times New Roman" w:hAnsi="Times New Roman" w:cs="Times New Roman"/>
+          <w:kern w:val="0"/>
+          <w:lang w:eastAsia="en-IN"/>
+          <w14:ligatures w14:val="none"/>
+        </w:rPr>
+        <w:t>Alex then pointed toward the monitor, keyboard, mouse, and CPU.</w:t>
+      </w:r>
+    </w:p>
+    <w:p>
+      <w:pPr>
+        <w:spacing w:before="100" w:beforeAutospacing="1" w:after="100" w:afterAutospacing="1" w:line="240" w:lineRule="auto"/>
+        <w:rPr>
+          <w:rFonts w:ascii="Times New Roman" w:eastAsia="Times New Roman" w:hAnsi="Times New Roman" w:cs="Times New Roman"/>
+          <w:kern w:val="0"/>
+          <w:lang w:eastAsia="en-IN"/>
+          <w14:ligatures w14:val="none"/>
+        </w:rPr>
+      </w:pPr>
+      <w:r>
+        <w:rPr>
+          <w:rFonts w:ascii="Times New Roman" w:eastAsia="Times New Roman" w:hAnsi="Times New Roman" w:cs="Times New Roman"/>
+          <w:kern w:val="0"/>
+          <w:lang w:eastAsia="en-IN"/>
+          <w14:ligatures w14:val="none"/>
+        </w:rPr>
+        <w:t>"What are all these parts called?"</w:t>
+      </w:r>
+    </w:p>
+    <w:p>
+      <w:pPr>
+        <w:spacing w:before="100" w:beforeAutospacing="1" w:after="100" w:afterAutospacing="1" w:line="240" w:lineRule="auto"/>
+        <w:rPr>
+          <w:rFonts w:ascii="Times New Roman" w:eastAsia="Times New Roman" w:hAnsi="Times New Roman" w:cs="Times New Roman"/>
+          <w:kern w:val="0"/>
+          <w:lang w:eastAsia="en-IN"/>
+          <w14:ligatures w14:val="none"/>
+        </w:rPr>
+      </w:pPr>
+      <w:r>
+        <w:rPr>
+          <w:rFonts w:ascii="Times New Roman" w:eastAsia="Times New Roman" w:hAnsi="Times New Roman" w:cs="Times New Roman"/>
+          <w:kern w:val="0"/>
+          <w:lang w:eastAsia="en-IN"/>
+          <w14:ligatures w14:val="none"/>
+        </w:rPr>
+        <w:t>Nova replied, "Those physical components are called Hardware."</w:t>
+      </w:r>
+    </w:p>
+    <w:p>
+      <w:pPr>
+        <w:spacing w:before="100" w:beforeAutospacing="1" w:after="100" w:afterAutospacing="1" w:line="240" w:lineRule="auto"/>
+        <w:rPr>
+          <w:rFonts w:ascii="Times New Roman" w:eastAsia="Times New Roman" w:hAnsi="Times New Roman" w:cs="Times New Roman"/>
+          <w:kern w:val="0"/>
+          <w:lang w:eastAsia="en-IN"/>
+          <w14:ligatures w14:val="none"/>
+        </w:rPr>
+      </w:pPr>
+      <w:r>
+        <w:rPr>
+          <w:rFonts w:ascii="Times New Roman" w:eastAsia="Times New Roman" w:hAnsi="Times New Roman" w:cs="Times New Roman"/>
+          <w:kern w:val="0"/>
+          <w:lang w:eastAsia="en-IN"/>
+          <w14:ligatures w14:val="none"/>
+        </w:rPr>
+        <w:t>Hardware includes everything you can physically touch, such as the monitor, keyboard, mouse, processor, memory, motherboard, and storage devices.</w:t>
+      </w:r>
+    </w:p>
+    <w:p>
+      <w:pPr>
+        <w:spacing w:before="100" w:beforeAutospacing="1" w:after="100" w:afterAutospacing="1" w:line="240" w:lineRule="auto"/>
+        <w:rPr>
+          <w:rFonts w:ascii="Times New Roman" w:eastAsia="Times New Roman" w:hAnsi="Times New Roman" w:cs="Times New Roman"/>
+          <w:kern w:val="0"/>
+          <w:lang w:eastAsia="en-IN"/>
+          <w14:ligatures w14:val="none"/>
+        </w:rPr>
+      </w:pPr>
+      <w:r>
+        <w:rPr>
+          <w:rFonts w:ascii="Times New Roman" w:eastAsia="Times New Roman" w:hAnsi="Times New Roman" w:cs="Times New Roman"/>
+          <w:kern w:val="0"/>
+          <w:lang w:eastAsia="en-IN"/>
+          <w14:ligatures w14:val="none"/>
+        </w:rPr>
+        <w:t>Alex nodded.</w:t>
+      </w:r>
+    </w:p>
+    <w:p>
+      <w:pPr>
+        <w:spacing w:before="100" w:beforeAutospacing="1" w:after="100" w:afterAutospacing="1" w:line="240" w:lineRule="auto"/>
+        <w:rPr>
+          <w:rFonts w:ascii="Times New Roman" w:eastAsia="Times New Roman" w:hAnsi="Times New Roman" w:cs="Times New Roman"/>
+          <w:kern w:val="0"/>
+          <w:lang w:eastAsia="en-IN"/>
+          <w14:ligatures w14:val="none"/>
+        </w:rPr>
+      </w:pPr>
+      <w:r>
+        <w:rPr>
+          <w:rFonts w:ascii="Times New Roman" w:eastAsia="Times New Roman" w:hAnsi="Times New Roman" w:cs="Times New Roman"/>
+          <w:kern w:val="0"/>
+          <w:lang w:eastAsia="en-IN"/>
+          <w14:ligatures w14:val="none"/>
+        </w:rPr>
+        <w:t>"</w:t>
+      </w:r>
+      <w:proofErr w:type="gramStart"/>
+      <w:r>
+        <w:rPr>
+          <w:rFonts w:ascii="Times New Roman" w:eastAsia="Times New Roman" w:hAnsi="Times New Roman" w:cs="Times New Roman"/>
+          <w:kern w:val="0"/>
+          <w:lang w:eastAsia="en-IN"/>
+          <w14:ligatures w14:val="none"/>
+        </w:rPr>
+        <w:t>So</w:t>
+      </w:r>
+      <w:proofErr w:type="gramEnd"/>
+      <w:r>
+        <w:rPr>
+          <w:rFonts w:ascii="Times New Roman" w:eastAsia="Times New Roman" w:hAnsi="Times New Roman" w:cs="Times New Roman"/>
+          <w:kern w:val="0"/>
+          <w:lang w:eastAsia="en-IN"/>
+          <w14:ligatures w14:val="none"/>
+        </w:rPr>
+        <w:t xml:space="preserve"> hardware is like the body of the computer."</w:t>
+      </w:r>
+    </w:p>
+    <w:p>
+      <w:pPr>
+        <w:spacing w:before="100" w:beforeAutospacing="1" w:after="100" w:afterAutospacing="1" w:line="240" w:lineRule="auto"/>
+        <w:rPr>
+          <w:rFonts w:ascii="Times New Roman" w:eastAsia="Times New Roman" w:hAnsi="Times New Roman" w:cs="Times New Roman"/>
+          <w:kern w:val="0"/>
+          <w:lang w:eastAsia="en-IN"/>
+          <w14:ligatures w14:val="none"/>
+        </w:rPr>
+      </w:pPr>
+      <w:r>
+        <w:rPr>
+          <w:rFonts w:ascii="Times New Roman" w:eastAsia="Times New Roman" w:hAnsi="Times New Roman" w:cs="Times New Roman"/>
+          <w:kern w:val="0"/>
+          <w:lang w:eastAsia="en-IN"/>
+          <w14:ligatures w14:val="none"/>
+        </w:rPr>
+        <w:t>"Exactly," Nova said.</w:t>
+      </w:r>
+    </w:p>
+    <w:p>
+      <w:pPr>
+        <w:spacing w:before="100" w:beforeAutospacing="1" w:after="100" w:afterAutospacing="1" w:line="240" w:lineRule="auto"/>
+        <w:rPr>
+          <w:rFonts w:ascii="Times New Roman" w:eastAsia="Times New Roman" w:hAnsi="Times New Roman" w:cs="Times New Roman"/>
+          <w:kern w:val="0"/>
+          <w:lang w:eastAsia="en-IN"/>
+          <w14:ligatures w14:val="none"/>
+        </w:rPr>
+      </w:pPr>
+    </w:p>
+    <w:p>
+      <w:pPr>
+        <w:spacing w:before="100" w:beforeAutospacing="1" w:after="100" w:afterAutospacing="1" w:line="240" w:lineRule="auto"/>
+        <w:rPr>
+          <w:rFonts w:ascii="Times New Roman" w:eastAsia="Times New Roman" w:hAnsi="Times New Roman" w:cs="Times New Roman"/>
+          <w:kern w:val="0"/>
+          <w:lang w:eastAsia="en-IN"/>
+          <w14:ligatures w14:val="none"/>
+        </w:rPr>
+      </w:pPr>
+      <w:r>
+        <w:rPr>
+          <w:rFonts w:ascii="Times New Roman" w:eastAsia="Times New Roman" w:hAnsi="Times New Roman" w:cs="Times New Roman"/>
+          <w:kern w:val="0"/>
+          <w:lang w:eastAsia="en-IN"/>
+          <w14:ligatures w14:val="none"/>
+        </w:rPr>
+        <w:lastRenderedPageBreak/>
+        <w:t>"Then what is Software?"</w:t>
+      </w:r>
+    </w:p>
+    <w:p>
+      <w:pPr>
+        <w:spacing w:before="100" w:beforeAutospacing="1" w:after="100" w:afterAutospacing="1" w:line="240" w:lineRule="auto"/>
+        <w:rPr>
+          <w:rFonts w:ascii="Times New Roman" w:eastAsia="Times New Roman" w:hAnsi="Times New Roman" w:cs="Times New Roman"/>
+          <w:kern w:val="0"/>
+          <w:lang w:eastAsia="en-IN"/>
+          <w14:ligatures w14:val="none"/>
+        </w:rPr>
+      </w:pPr>
+      <w:r>
+        <w:rPr>
+          <w:rFonts w:ascii="Times New Roman" w:eastAsia="Times New Roman" w:hAnsi="Times New Roman" w:cs="Times New Roman"/>
+          <w:kern w:val="0"/>
+          <w:lang w:eastAsia="en-IN"/>
+          <w14:ligatures w14:val="none"/>
+        </w:rPr>
+        <w:t>Nova opened a web browser.</w:t>
+      </w:r>
+    </w:p>
+    <w:p>
+      <w:pPr>
+        <w:spacing w:before="100" w:beforeAutospacing="1" w:after="100" w:afterAutospacing="1" w:line="240" w:lineRule="auto"/>
+        <w:rPr>
+          <w:rFonts w:ascii="Times New Roman" w:eastAsia="Times New Roman" w:hAnsi="Times New Roman" w:cs="Times New Roman"/>
+          <w:kern w:val="0"/>
+          <w:lang w:eastAsia="en-IN"/>
+          <w14:ligatures w14:val="none"/>
+        </w:rPr>
+      </w:pPr>
+      <w:r>
+        <w:rPr>
+          <w:rFonts w:ascii="Times New Roman" w:eastAsia="Times New Roman" w:hAnsi="Times New Roman" w:cs="Times New Roman"/>
+          <w:kern w:val="0"/>
+          <w:lang w:eastAsia="en-IN"/>
+          <w14:ligatures w14:val="none"/>
+        </w:rPr>
+        <w:t>"The browser you are seeing is software. Windows is software. Python is software. Games are software. Software is simply a collection of instructions that tell hardware what to do."</w:t>
+      </w:r>
+    </w:p>
+    <w:p>
+      <w:pPr>
+        <w:spacing w:before="100" w:beforeAutospacing="1" w:after="100" w:afterAutospacing="1" w:line="240" w:lineRule="auto"/>
+        <w:rPr>
+          <w:rFonts w:ascii="Times New Roman" w:eastAsia="Times New Roman" w:hAnsi="Times New Roman" w:cs="Times New Roman"/>
+          <w:kern w:val="0"/>
+          <w:lang w:eastAsia="en-IN"/>
+          <w14:ligatures w14:val="none"/>
+        </w:rPr>
+      </w:pPr>
+      <w:r>
+        <w:rPr>
+          <w:rFonts w:ascii="Times New Roman" w:eastAsia="Times New Roman" w:hAnsi="Times New Roman" w:cs="Times New Roman"/>
+          <w:kern w:val="0"/>
+          <w:lang w:eastAsia="en-IN"/>
+          <w14:ligatures w14:val="none"/>
+        </w:rPr>
+        <w:t>Alex thought for a moment.</w:t>
+      </w:r>
+    </w:p>
+    <w:p>
+      <w:pPr>
+        <w:spacing w:before="100" w:beforeAutospacing="1" w:after="100" w:afterAutospacing="1" w:line="240" w:lineRule="auto"/>
+        <w:rPr>
+          <w:rFonts w:ascii="Times New Roman" w:eastAsia="Times New Roman" w:hAnsi="Times New Roman" w:cs="Times New Roman"/>
+          <w:kern w:val="0"/>
+          <w:lang w:eastAsia="en-IN"/>
+          <w14:ligatures w14:val="none"/>
+        </w:rPr>
+      </w:pPr>
+      <w:r>
+        <w:rPr>
+          <w:rFonts w:ascii="Times New Roman" w:eastAsia="Times New Roman" w:hAnsi="Times New Roman" w:cs="Times New Roman"/>
+          <w:kern w:val="0"/>
+          <w:lang w:eastAsia="en-IN"/>
+          <w14:ligatures w14:val="none"/>
+        </w:rPr>
+        <w:t>"</w:t>
+      </w:r>
+      <w:proofErr w:type="gramStart"/>
+      <w:r>
+        <w:rPr>
+          <w:rFonts w:ascii="Times New Roman" w:eastAsia="Times New Roman" w:hAnsi="Times New Roman" w:cs="Times New Roman"/>
+          <w:kern w:val="0"/>
+          <w:lang w:eastAsia="en-IN"/>
+          <w14:ligatures w14:val="none"/>
+        </w:rPr>
+        <w:t>So</w:t>
+      </w:r>
+      <w:proofErr w:type="gramEnd"/>
+      <w:r>
+        <w:rPr>
+          <w:rFonts w:ascii="Times New Roman" w:eastAsia="Times New Roman" w:hAnsi="Times New Roman" w:cs="Times New Roman"/>
+          <w:kern w:val="0"/>
+          <w:lang w:eastAsia="en-IN"/>
+          <w14:ligatures w14:val="none"/>
+        </w:rPr>
+        <w:t xml:space="preserve"> hardware is the body and software is the knowledge."</w:t>
+      </w:r>
+    </w:p>
+    <w:p>
+      <w:pPr>
+        <w:spacing w:before="100" w:beforeAutospacing="1" w:after="100" w:afterAutospacing="1" w:line="240" w:lineRule="auto"/>
+        <w:rPr>
+          <w:rFonts w:ascii="Times New Roman" w:eastAsia="Times New Roman" w:hAnsi="Times New Roman" w:cs="Times New Roman"/>
+          <w:kern w:val="0"/>
+          <w:lang w:eastAsia="en-IN"/>
+          <w14:ligatures w14:val="none"/>
+        </w:rPr>
+      </w:pPr>
+      <w:r>
+        <w:rPr>
+          <w:rFonts w:ascii="Times New Roman" w:eastAsia="Times New Roman" w:hAnsi="Times New Roman" w:cs="Times New Roman"/>
+          <w:kern w:val="0"/>
+          <w:lang w:eastAsia="en-IN"/>
+          <w14:ligatures w14:val="none"/>
+        </w:rPr>
+        <w:t>Nova smiled.</w:t>
+      </w:r>
+    </w:p>
+    <w:p>
+      <w:pPr>
+        <w:spacing w:before="100" w:beforeAutospacing="1" w:after="100" w:afterAutospacing="1" w:line="240" w:lineRule="auto"/>
+        <w:rPr>
+          <w:rFonts w:ascii="Times New Roman" w:eastAsia="Times New Roman" w:hAnsi="Times New Roman" w:cs="Times New Roman"/>
+          <w:kern w:val="0"/>
+          <w:lang w:eastAsia="en-IN"/>
+          <w14:ligatures w14:val="none"/>
+        </w:rPr>
+      </w:pPr>
+      <w:r>
+        <w:rPr>
+          <w:rFonts w:ascii="Times New Roman" w:eastAsia="Times New Roman" w:hAnsi="Times New Roman" w:cs="Times New Roman"/>
+          <w:kern w:val="0"/>
+          <w:lang w:eastAsia="en-IN"/>
+          <w14:ligatures w14:val="none"/>
+        </w:rPr>
+        <w:t>"That's one of the best ways to understand it."</w:t>
+      </w:r>
+    </w:p>
+    <w:p>
+      <w:pPr>
+        <w:spacing w:before="100" w:beforeAutospacing="1" w:after="100" w:afterAutospacing="1" w:line="240" w:lineRule="auto"/>
+        <w:rPr>
+          <w:rFonts w:ascii="Times New Roman" w:eastAsia="Times New Roman" w:hAnsi="Times New Roman" w:cs="Times New Roman"/>
+          <w:kern w:val="0"/>
+          <w:lang w:eastAsia="en-IN"/>
+          <w14:ligatures w14:val="none"/>
+        </w:rPr>
+      </w:pPr>
+      <w:r>
+        <w:rPr>
+          <w:rFonts w:ascii="Times New Roman" w:eastAsia="Times New Roman" w:hAnsi="Times New Roman" w:cs="Times New Roman"/>
+          <w:kern w:val="0"/>
+          <w:lang w:eastAsia="en-IN"/>
+          <w14:ligatures w14:val="none"/>
+        </w:rPr>
+        <w:t>A few minutes later, Alex asked another question.</w:t>
+      </w:r>
+    </w:p>
+    <w:p>
+      <w:pPr>
+        <w:spacing w:before="100" w:beforeAutospacing="1" w:after="100" w:afterAutospacing="1" w:line="240" w:lineRule="auto"/>
+        <w:rPr>
+          <w:rFonts w:ascii="Times New Roman" w:eastAsia="Times New Roman" w:hAnsi="Times New Roman" w:cs="Times New Roman"/>
+          <w:kern w:val="0"/>
+          <w:lang w:eastAsia="en-IN"/>
+          <w14:ligatures w14:val="none"/>
+        </w:rPr>
+      </w:pPr>
+      <w:r>
+        <w:rPr>
+          <w:rFonts w:ascii="Times New Roman" w:eastAsia="Times New Roman" w:hAnsi="Times New Roman" w:cs="Times New Roman"/>
+          <w:kern w:val="0"/>
+          <w:lang w:eastAsia="en-IN"/>
+          <w14:ligatures w14:val="none"/>
+        </w:rPr>
+        <w:t>"When I click on an application, who actually starts it?"</w:t>
+      </w:r>
+    </w:p>
+    <w:p>
+      <w:pPr>
+        <w:spacing w:before="100" w:beforeAutospacing="1" w:after="100" w:afterAutospacing="1" w:line="240" w:lineRule="auto"/>
+        <w:rPr>
+          <w:rFonts w:ascii="Times New Roman" w:eastAsia="Times New Roman" w:hAnsi="Times New Roman" w:cs="Times New Roman"/>
+          <w:kern w:val="0"/>
+          <w:lang w:eastAsia="en-IN"/>
+          <w14:ligatures w14:val="none"/>
+        </w:rPr>
+      </w:pPr>
+      <w:r>
+        <w:rPr>
+          <w:rFonts w:ascii="Times New Roman" w:eastAsia="Times New Roman" w:hAnsi="Times New Roman" w:cs="Times New Roman"/>
+          <w:kern w:val="0"/>
+          <w:lang w:eastAsia="en-IN"/>
+          <w14:ligatures w14:val="none"/>
+        </w:rPr>
+        <w:t>"The Operating System," Nova replied.</w:t>
+      </w:r>
+    </w:p>
+    <w:p>
+      <w:pPr>
+        <w:spacing w:before="100" w:beforeAutospacing="1" w:after="100" w:afterAutospacing="1" w:line="240" w:lineRule="auto"/>
+        <w:rPr>
+          <w:rFonts w:ascii="Times New Roman" w:eastAsia="Times New Roman" w:hAnsi="Times New Roman" w:cs="Times New Roman"/>
+          <w:kern w:val="0"/>
+          <w:lang w:eastAsia="en-IN"/>
+          <w14:ligatures w14:val="none"/>
+        </w:rPr>
+      </w:pPr>
+      <w:r>
+        <w:rPr>
+          <w:rFonts w:ascii="Times New Roman" w:eastAsia="Times New Roman" w:hAnsi="Times New Roman" w:cs="Times New Roman"/>
+          <w:kern w:val="0"/>
+          <w:lang w:eastAsia="en-IN"/>
+          <w14:ligatures w14:val="none"/>
+        </w:rPr>
+        <w:t>Nova explained that an Operating System is the manager of the entire computer.</w:t>
+      </w:r>
+    </w:p>
+    <w:p>
+      <w:pPr>
+        <w:spacing w:before="100" w:beforeAutospacing="1" w:after="100" w:afterAutospacing="1" w:line="240" w:lineRule="auto"/>
+        <w:rPr>
+          <w:rFonts w:ascii="Times New Roman" w:eastAsia="Times New Roman" w:hAnsi="Times New Roman" w:cs="Times New Roman"/>
+          <w:kern w:val="0"/>
+          <w:lang w:eastAsia="en-IN"/>
+          <w14:ligatures w14:val="none"/>
+        </w:rPr>
+      </w:pPr>
+      <w:r>
+        <w:rPr>
+          <w:rFonts w:ascii="Times New Roman" w:eastAsia="Times New Roman" w:hAnsi="Times New Roman" w:cs="Times New Roman"/>
+          <w:kern w:val="0"/>
+          <w:lang w:eastAsia="en-IN"/>
+          <w14:ligatures w14:val="none"/>
+        </w:rPr>
+        <w:t>Just like a company manager assigns work to employees and manages resources, the operating system manages memory, files, applications, processors, and devices.</w:t>
+      </w:r>
+    </w:p>
+    <w:p>
+      <w:pPr>
+        <w:spacing w:before="100" w:beforeAutospacing="1" w:after="100" w:afterAutospacing="1" w:line="240" w:lineRule="auto"/>
+        <w:rPr>
+          <w:rFonts w:ascii="Times New Roman" w:eastAsia="Times New Roman" w:hAnsi="Times New Roman" w:cs="Times New Roman"/>
+          <w:kern w:val="0"/>
+          <w:lang w:eastAsia="en-IN"/>
+          <w14:ligatures w14:val="none"/>
+        </w:rPr>
+      </w:pPr>
+      <w:r>
+        <w:rPr>
+          <w:rFonts w:ascii="Times New Roman" w:eastAsia="Times New Roman" w:hAnsi="Times New Roman" w:cs="Times New Roman"/>
+          <w:kern w:val="0"/>
+          <w:lang w:eastAsia="en-IN"/>
+          <w14:ligatures w14:val="none"/>
+        </w:rPr>
+        <w:t>Examples of operating systems include Windows, Linux, and macOS.</w:t>
+      </w:r>
+    </w:p>
+    <w:p>
+      <w:pPr>
+        <w:spacing w:before="100" w:beforeAutospacing="1" w:after="100" w:afterAutospacing="1" w:line="240" w:lineRule="auto"/>
+        <w:rPr>
+          <w:rFonts w:ascii="Times New Roman" w:eastAsia="Times New Roman" w:hAnsi="Times New Roman" w:cs="Times New Roman"/>
+          <w:kern w:val="0"/>
+          <w:lang w:eastAsia="en-IN"/>
+          <w14:ligatures w14:val="none"/>
+        </w:rPr>
+      </w:pPr>
+      <w:r>
+        <w:rPr>
+          <w:rFonts w:ascii="Times New Roman" w:eastAsia="Times New Roman" w:hAnsi="Times New Roman" w:cs="Times New Roman"/>
+          <w:kern w:val="0"/>
+          <w:lang w:eastAsia="en-IN"/>
+          <w14:ligatures w14:val="none"/>
+        </w:rPr>
+        <w:t>Without an operating system, the computer would not know how to organize and execute tasks.</w:t>
+      </w:r>
+    </w:p>
+    <w:p>
+      <w:pPr>
+        <w:spacing w:before="100" w:beforeAutospacing="1" w:after="100" w:afterAutospacing="1" w:line="240" w:lineRule="auto"/>
+        <w:rPr>
+          <w:rFonts w:ascii="Times New Roman" w:eastAsia="Times New Roman" w:hAnsi="Times New Roman" w:cs="Times New Roman"/>
+          <w:kern w:val="0"/>
+          <w:lang w:eastAsia="en-IN"/>
+          <w14:ligatures w14:val="none"/>
+        </w:rPr>
+      </w:pPr>
+      <w:r>
+        <w:rPr>
+          <w:rFonts w:ascii="Times New Roman" w:eastAsia="Times New Roman" w:hAnsi="Times New Roman" w:cs="Times New Roman"/>
+          <w:kern w:val="0"/>
+          <w:lang w:eastAsia="en-IN"/>
+          <w14:ligatures w14:val="none"/>
+        </w:rPr>
+        <w:t>Alex was beginning to understand how everything worked together.</w:t>
+      </w:r>
+    </w:p>
+    <w:p>
+      <w:pPr>
+        <w:spacing w:before="100" w:beforeAutospacing="1" w:after="100" w:afterAutospacing="1" w:line="240" w:lineRule="auto"/>
+        <w:rPr>
+          <w:rFonts w:ascii="Times New Roman" w:eastAsia="Times New Roman" w:hAnsi="Times New Roman" w:cs="Times New Roman"/>
+          <w:kern w:val="0"/>
+          <w:lang w:eastAsia="en-IN"/>
+          <w14:ligatures w14:val="none"/>
+        </w:rPr>
+      </w:pPr>
+      <w:r>
+        <w:rPr>
+          <w:rFonts w:ascii="Times New Roman" w:eastAsia="Times New Roman" w:hAnsi="Times New Roman" w:cs="Times New Roman"/>
+          <w:kern w:val="0"/>
+          <w:lang w:eastAsia="en-IN"/>
+          <w14:ligatures w14:val="none"/>
+        </w:rPr>
+        <w:t>Then Nova introduced one final concept.</w:t>
+      </w:r>
+    </w:p>
+    <w:p>
+      <w:pPr>
+        <w:spacing w:before="100" w:beforeAutospacing="1" w:after="100" w:afterAutospacing="1" w:line="240" w:lineRule="auto"/>
+        <w:rPr>
+          <w:rFonts w:ascii="Times New Roman" w:eastAsia="Times New Roman" w:hAnsi="Times New Roman" w:cs="Times New Roman"/>
+          <w:kern w:val="0"/>
+          <w:lang w:eastAsia="en-IN"/>
+          <w14:ligatures w14:val="none"/>
+        </w:rPr>
+      </w:pPr>
+      <w:r>
+        <w:rPr>
+          <w:rFonts w:ascii="Times New Roman" w:eastAsia="Times New Roman" w:hAnsi="Times New Roman" w:cs="Times New Roman"/>
+          <w:kern w:val="0"/>
+          <w:lang w:eastAsia="en-IN"/>
+          <w14:ligatures w14:val="none"/>
+        </w:rPr>
+        <w:t>"Inside every operating system is a very important component called the Kernel."</w:t>
+      </w:r>
+    </w:p>
+    <w:p>
+      <w:pPr>
+        <w:spacing w:before="100" w:beforeAutospacing="1" w:after="100" w:afterAutospacing="1" w:line="240" w:lineRule="auto"/>
+        <w:rPr>
+          <w:rFonts w:ascii="Times New Roman" w:eastAsia="Times New Roman" w:hAnsi="Times New Roman" w:cs="Times New Roman"/>
+          <w:kern w:val="0"/>
+          <w:lang w:eastAsia="en-IN"/>
+          <w14:ligatures w14:val="none"/>
+        </w:rPr>
+      </w:pPr>
+      <w:r>
+        <w:rPr>
+          <w:rFonts w:ascii="Times New Roman" w:eastAsia="Times New Roman" w:hAnsi="Times New Roman" w:cs="Times New Roman"/>
+          <w:kern w:val="0"/>
+          <w:lang w:eastAsia="en-IN"/>
+          <w14:ligatures w14:val="none"/>
+        </w:rPr>
+        <w:t>"What does the Kernel do?" Alex asked.</w:t>
+      </w:r>
+    </w:p>
+    <w:p>
+      <w:pPr>
+        <w:spacing w:before="100" w:beforeAutospacing="1" w:after="100" w:afterAutospacing="1" w:line="240" w:lineRule="auto"/>
+        <w:rPr>
+          <w:rFonts w:ascii="Times New Roman" w:eastAsia="Times New Roman" w:hAnsi="Times New Roman" w:cs="Times New Roman"/>
+          <w:kern w:val="0"/>
+          <w:lang w:eastAsia="en-IN"/>
+          <w14:ligatures w14:val="none"/>
+        </w:rPr>
+      </w:pPr>
+      <w:r>
+        <w:rPr>
+          <w:rFonts w:ascii="Times New Roman" w:eastAsia="Times New Roman" w:hAnsi="Times New Roman" w:cs="Times New Roman"/>
+          <w:kern w:val="0"/>
+          <w:lang w:eastAsia="en-IN"/>
+          <w14:ligatures w14:val="none"/>
+        </w:rPr>
+        <w:t>Nova pointed to Byte.</w:t>
+      </w:r>
+    </w:p>
+    <w:p>
+      <w:pPr>
+        <w:spacing w:before="100" w:beforeAutospacing="1" w:after="100" w:afterAutospacing="1" w:line="240" w:lineRule="auto"/>
+        <w:rPr>
+          <w:rFonts w:ascii="Times New Roman" w:eastAsia="Times New Roman" w:hAnsi="Times New Roman" w:cs="Times New Roman"/>
+          <w:kern w:val="0"/>
+          <w:lang w:eastAsia="en-IN"/>
+          <w14:ligatures w14:val="none"/>
+        </w:rPr>
+      </w:pPr>
+      <w:r>
+        <w:rPr>
+          <w:rFonts w:ascii="Times New Roman" w:eastAsia="Times New Roman" w:hAnsi="Times New Roman" w:cs="Times New Roman"/>
+          <w:kern w:val="0"/>
+          <w:lang w:eastAsia="en-IN"/>
+          <w14:ligatures w14:val="none"/>
+        </w:rPr>
+        <w:t>"Imagine software wants to use hardware. Software cannot directly control hardware. Instead, it sends a request to the Kernel."</w:t>
+      </w:r>
+    </w:p>
+    <w:p>
+      <w:pPr>
+        <w:spacing w:before="100" w:beforeAutospacing="1" w:after="100" w:afterAutospacing="1" w:line="240" w:lineRule="auto"/>
+        <w:rPr>
+          <w:rFonts w:ascii="Times New Roman" w:eastAsia="Times New Roman" w:hAnsi="Times New Roman" w:cs="Times New Roman"/>
+          <w:kern w:val="0"/>
+          <w:lang w:eastAsia="en-IN"/>
+          <w14:ligatures w14:val="none"/>
+        </w:rPr>
+      </w:pPr>
+      <w:r>
+        <w:rPr>
+          <w:rFonts w:ascii="Times New Roman" w:eastAsia="Times New Roman" w:hAnsi="Times New Roman" w:cs="Times New Roman"/>
+          <w:kern w:val="0"/>
+          <w:lang w:eastAsia="en-IN"/>
+          <w14:ligatures w14:val="none"/>
+        </w:rPr>
+        <w:t>Software → Kernel → Hardware</w:t>
+      </w:r>
+    </w:p>
+    <w:p>
+      <w:pPr>
+        <w:spacing w:before="100" w:beforeAutospacing="1" w:after="100" w:afterAutospacing="1" w:line="240" w:lineRule="auto"/>
+        <w:rPr>
+          <w:rFonts w:ascii="Times New Roman" w:eastAsia="Times New Roman" w:hAnsi="Times New Roman" w:cs="Times New Roman"/>
+          <w:kern w:val="0"/>
+          <w:lang w:eastAsia="en-IN"/>
+          <w14:ligatures w14:val="none"/>
+        </w:rPr>
+      </w:pPr>
+      <w:r>
+        <w:rPr>
+          <w:rFonts w:ascii="Times New Roman" w:eastAsia="Times New Roman" w:hAnsi="Times New Roman" w:cs="Times New Roman"/>
+          <w:kern w:val="0"/>
+          <w:lang w:eastAsia="en-IN"/>
+          <w14:ligatures w14:val="none"/>
+        </w:rPr>
+        <w:t>"When Python wants to save a file, it asks the operating system. The operating system passes the request to the Kernel. The Kernel then communicates with the storage device."</w:t>
+      </w:r>
+    </w:p>
+    <w:p>
+      <w:pPr>
+        <w:spacing w:before="100" w:beforeAutospacing="1" w:after="100" w:afterAutospacing="1" w:line="240" w:lineRule="auto"/>
+        <w:rPr>
+          <w:rFonts w:ascii="Times New Roman" w:eastAsia="Times New Roman" w:hAnsi="Times New Roman" w:cs="Times New Roman"/>
+          <w:kern w:val="0"/>
+          <w:lang w:eastAsia="en-IN"/>
+          <w14:ligatures w14:val="none"/>
+        </w:rPr>
+      </w:pPr>
+      <w:r>
+        <w:rPr>
+          <w:rFonts w:ascii="Times New Roman" w:eastAsia="Times New Roman" w:hAnsi="Times New Roman" w:cs="Times New Roman"/>
+          <w:kern w:val="0"/>
+          <w:lang w:eastAsia="en-IN"/>
+          <w14:ligatures w14:val="none"/>
+        </w:rPr>
+        <w:t>"</w:t>
+      </w:r>
+      <w:proofErr w:type="gramStart"/>
+      <w:r>
+        <w:rPr>
+          <w:rFonts w:ascii="Times New Roman" w:eastAsia="Times New Roman" w:hAnsi="Times New Roman" w:cs="Times New Roman"/>
+          <w:kern w:val="0"/>
+          <w:lang w:eastAsia="en-IN"/>
+          <w14:ligatures w14:val="none"/>
+        </w:rPr>
+        <w:t>So</w:t>
+      </w:r>
+      <w:proofErr w:type="gramEnd"/>
+      <w:r>
+        <w:rPr>
+          <w:rFonts w:ascii="Times New Roman" w:eastAsia="Times New Roman" w:hAnsi="Times New Roman" w:cs="Times New Roman"/>
+          <w:kern w:val="0"/>
+          <w:lang w:eastAsia="en-IN"/>
+          <w14:ligatures w14:val="none"/>
+        </w:rPr>
+        <w:t xml:space="preserve"> the Kernel is like a translator between software and hardware?" Alex asked.</w:t>
+      </w:r>
+    </w:p>
+    <w:p>
+      <w:pPr>
+        <w:spacing w:before="100" w:beforeAutospacing="1" w:after="100" w:afterAutospacing="1" w:line="240" w:lineRule="auto"/>
+        <w:rPr>
+          <w:rFonts w:ascii="Times New Roman" w:eastAsia="Times New Roman" w:hAnsi="Times New Roman" w:cs="Times New Roman"/>
+          <w:kern w:val="0"/>
+          <w:lang w:eastAsia="en-IN"/>
+          <w14:ligatures w14:val="none"/>
+        </w:rPr>
+      </w:pPr>
+      <w:r>
+        <w:rPr>
+          <w:rFonts w:ascii="Times New Roman" w:eastAsia="Times New Roman" w:hAnsi="Times New Roman" w:cs="Times New Roman"/>
+          <w:kern w:val="0"/>
+          <w:lang w:eastAsia="en-IN"/>
+          <w14:ligatures w14:val="none"/>
+        </w:rPr>
+        <w:t>"Exactly," Nova replied.</w:t>
+      </w:r>
+    </w:p>
+    <w:p>
+      <w:pPr>
+        <w:spacing w:before="100" w:beforeAutospacing="1" w:after="100" w:afterAutospacing="1" w:line="240" w:lineRule="auto"/>
+        <w:rPr>
+          <w:rFonts w:ascii="Times New Roman" w:eastAsia="Times New Roman" w:hAnsi="Times New Roman" w:cs="Times New Roman"/>
+          <w:kern w:val="0"/>
+          <w:lang w:eastAsia="en-IN"/>
+          <w14:ligatures w14:val="none"/>
+        </w:rPr>
+      </w:pPr>
+      <w:r>
+        <w:rPr>
+          <w:rFonts w:ascii="Times New Roman" w:eastAsia="Times New Roman" w:hAnsi="Times New Roman" w:cs="Times New Roman"/>
+          <w:kern w:val="0"/>
+          <w:lang w:eastAsia="en-IN"/>
+          <w14:ligatures w14:val="none"/>
+        </w:rPr>
+        <w:t>As the day ended, Alex looked at Byte differently.</w:t>
+      </w:r>
+    </w:p>
+    <w:p>
+      <w:pPr>
+        <w:spacing w:before="100" w:beforeAutospacing="1" w:after="100" w:afterAutospacing="1" w:line="240" w:lineRule="auto"/>
+        <w:rPr>
+          <w:rFonts w:ascii="Times New Roman" w:eastAsia="Times New Roman" w:hAnsi="Times New Roman" w:cs="Times New Roman"/>
+          <w:kern w:val="0"/>
+          <w:lang w:eastAsia="en-IN"/>
+          <w14:ligatures w14:val="none"/>
+        </w:rPr>
+      </w:pPr>
+      <w:r>
+        <w:rPr>
+          <w:rFonts w:ascii="Times New Roman" w:eastAsia="Times New Roman" w:hAnsi="Times New Roman" w:cs="Times New Roman"/>
+          <w:kern w:val="0"/>
+          <w:lang w:eastAsia="en-IN"/>
+          <w14:ligatures w14:val="none"/>
+        </w:rPr>
+        <w:t>Earlier, he thought a computer was a magical machine that could think on its own.</w:t>
+      </w:r>
+    </w:p>
+    <w:p>
+      <w:pPr>
+        <w:spacing w:before="100" w:beforeAutospacing="1" w:after="100" w:afterAutospacing="1" w:line="240" w:lineRule="auto"/>
+        <w:rPr>
+          <w:rFonts w:ascii="Times New Roman" w:eastAsia="Times New Roman" w:hAnsi="Times New Roman" w:cs="Times New Roman"/>
+          <w:kern w:val="0"/>
+          <w:lang w:eastAsia="en-IN"/>
+          <w14:ligatures w14:val="none"/>
+        </w:rPr>
+      </w:pPr>
+      <w:r>
+        <w:rPr>
+          <w:rFonts w:ascii="Times New Roman" w:eastAsia="Times New Roman" w:hAnsi="Times New Roman" w:cs="Times New Roman"/>
+          <w:kern w:val="0"/>
+          <w:lang w:eastAsia="en-IN"/>
+          <w14:ligatures w14:val="none"/>
+        </w:rPr>
+        <w:lastRenderedPageBreak/>
+        <w:t>Now he understood the truth.</w:t>
+      </w:r>
+    </w:p>
+    <w:p>
+      <w:pPr>
+        <w:spacing w:before="100" w:beforeAutospacing="1" w:after="100" w:afterAutospacing="1" w:line="240" w:lineRule="auto"/>
+        <w:rPr>
+          <w:rFonts w:ascii="Times New Roman" w:eastAsia="Times New Roman" w:hAnsi="Times New Roman" w:cs="Times New Roman"/>
+          <w:kern w:val="0"/>
+          <w:lang w:eastAsia="en-IN"/>
+          <w14:ligatures w14:val="none"/>
+        </w:rPr>
+      </w:pPr>
+      <w:r>
+        <w:rPr>
+          <w:rFonts w:ascii="Times New Roman" w:eastAsia="Times New Roman" w:hAnsi="Times New Roman" w:cs="Times New Roman"/>
+          <w:kern w:val="0"/>
+          <w:lang w:eastAsia="en-IN"/>
+          <w14:ligatures w14:val="none"/>
+        </w:rPr>
+        <w:t>A computer is simply an incredibly fast worker that follows instructions perfectly.</w:t>
+      </w:r>
+    </w:p>
+    <w:p>
+      <w:pPr>
+        <w:spacing w:before="100" w:beforeAutospacing="1" w:after="100" w:afterAutospacing="1" w:line="240" w:lineRule="auto"/>
+        <w:rPr>
+          <w:rFonts w:ascii="Times New Roman" w:eastAsia="Times New Roman" w:hAnsi="Times New Roman" w:cs="Times New Roman"/>
+          <w:kern w:val="0"/>
+          <w:lang w:eastAsia="en-IN"/>
+          <w14:ligatures w14:val="none"/>
+        </w:rPr>
+      </w:pPr>
+      <w:r>
+        <w:rPr>
+          <w:rFonts w:ascii="Times New Roman" w:eastAsia="Times New Roman" w:hAnsi="Times New Roman" w:cs="Times New Roman"/>
+          <w:kern w:val="0"/>
+          <w:lang w:eastAsia="en-IN"/>
+          <w14:ligatures w14:val="none"/>
+        </w:rPr>
+        <w:t>Those instructions are called programs.</w:t>
+      </w:r>
+    </w:p>
+    <w:p>
+      <w:pPr>
+        <w:spacing w:before="100" w:beforeAutospacing="1" w:after="100" w:afterAutospacing="1" w:line="240" w:lineRule="auto"/>
+        <w:rPr>
+          <w:rFonts w:ascii="Times New Roman" w:eastAsia="Times New Roman" w:hAnsi="Times New Roman" w:cs="Times New Roman"/>
+          <w:kern w:val="0"/>
+          <w:lang w:eastAsia="en-IN"/>
+          <w14:ligatures w14:val="none"/>
+        </w:rPr>
+      </w:pPr>
+      <w:r>
+        <w:rPr>
+          <w:rFonts w:ascii="Times New Roman" w:eastAsia="Times New Roman" w:hAnsi="Times New Roman" w:cs="Times New Roman"/>
+          <w:kern w:val="0"/>
+          <w:lang w:eastAsia="en-IN"/>
+          <w14:ligatures w14:val="none"/>
+        </w:rPr>
+        <w:t>Writing those programs is called programming.</w:t>
+      </w:r>
+    </w:p>
+    <w:p>
+      <w:pPr>
+        <w:spacing w:before="100" w:beforeAutospacing="1" w:after="100" w:afterAutospacing="1" w:line="240" w:lineRule="auto"/>
+        <w:rPr>
+          <w:rFonts w:ascii="Times New Roman" w:eastAsia="Times New Roman" w:hAnsi="Times New Roman" w:cs="Times New Roman"/>
+          <w:kern w:val="0"/>
+          <w:lang w:eastAsia="en-IN"/>
+          <w14:ligatures w14:val="none"/>
+        </w:rPr>
+      </w:pPr>
+      <w:r>
+        <w:rPr>
+          <w:rFonts w:ascii="Times New Roman" w:eastAsia="Times New Roman" w:hAnsi="Times New Roman" w:cs="Times New Roman"/>
+          <w:kern w:val="0"/>
+          <w:lang w:eastAsia="en-IN"/>
+          <w14:ligatures w14:val="none"/>
+        </w:rPr>
+        <w:t>And that is where every programmer's journey begins.</w:t>
+      </w:r>
+    </w:p>
+    <w:p>
+      <w:pPr>
+        <w:spacing w:before="100" w:beforeAutospacing="1" w:after="100" w:afterAutospacing="1" w:line="240" w:lineRule="auto"/>
+        <w:outlineLvl w:val="1"/>
+        <w:rPr>
+          <w:rFonts w:ascii="Times New Roman" w:eastAsia="Times New Roman" w:hAnsi="Times New Roman" w:cs="Times New Roman"/>
+          <w:b/>
+          <w:bCs/>
+          <w:kern w:val="0"/>
+          <w:sz w:val="36"/>
+          <w:szCs w:val="36"/>
+          <w:lang w:eastAsia="en-IN"/>
+          <w14:ligatures w14:val="none"/>
+        </w:rPr>
+      </w:pPr>
+      <w:r>
+        <w:rPr>
+          <w:rFonts w:ascii="Times New Roman" w:eastAsia="Times New Roman" w:hAnsi="Times New Roman" w:cs="Times New Roman"/>
+          <w:b/>
+          <w:bCs/>
+          <w:kern w:val="0"/>
+          <w:sz w:val="36"/>
+          <w:szCs w:val="36"/>
+          <w:lang w:eastAsia="en-IN"/>
+          <w14:ligatures w14:val="none"/>
+        </w:rPr>
+        <w:t>Quick Revision</w:t>
+      </w:r>
+    </w:p>
+    <w:p>
+      <w:pPr>
+        <w:spacing w:before="100" w:beforeAutospacing="1" w:after="100" w:afterAutospacing="1" w:line="240" w:lineRule="auto"/>
+        <w:rPr>
+          <w:rFonts w:ascii="Times New Roman" w:eastAsia="Times New Roman" w:hAnsi="Times New Roman" w:cs="Times New Roman"/>
+          <w:kern w:val="0"/>
+          <w:lang w:eastAsia="en-IN"/>
+          <w14:ligatures w14:val="none"/>
+        </w:rPr>
+      </w:pPr>
+      <w:r>
+        <w:rPr>
+          <w:rFonts w:ascii="Times New Roman" w:eastAsia="Times New Roman" w:hAnsi="Times New Roman" w:cs="Times New Roman"/>
+          <w:kern w:val="0"/>
+          <w:lang w:eastAsia="en-IN"/>
+          <w14:ligatures w14:val="none"/>
+        </w:rPr>
+        <w:t>Computer:</w:t>
+      </w:r>
+      <w:r>
+        <w:rPr>
+          <w:rFonts w:ascii="Times New Roman" w:eastAsia="Times New Roman" w:hAnsi="Times New Roman" w:cs="Times New Roman"/>
+          <w:kern w:val="0"/>
+          <w:lang w:eastAsia="en-IN"/>
+          <w14:ligatures w14:val="none"/>
+        </w:rPr>
+        <w:br/>
+        <w:t>A machine that follows instructions.</w:t>
+      </w:r>
+    </w:p>
+    <w:p>
+      <w:pPr>
+        <w:spacing w:before="100" w:beforeAutospacing="1" w:after="100" w:afterAutospacing="1" w:line="240" w:lineRule="auto"/>
+        <w:rPr>
+          <w:rFonts w:ascii="Times New Roman" w:eastAsia="Times New Roman" w:hAnsi="Times New Roman" w:cs="Times New Roman"/>
+          <w:kern w:val="0"/>
+          <w:lang w:eastAsia="en-IN"/>
+          <w14:ligatures w14:val="none"/>
+        </w:rPr>
+      </w:pPr>
+      <w:r>
+        <w:rPr>
+          <w:rFonts w:ascii="Times New Roman" w:eastAsia="Times New Roman" w:hAnsi="Times New Roman" w:cs="Times New Roman"/>
+          <w:kern w:val="0"/>
+          <w:lang w:eastAsia="en-IN"/>
+          <w14:ligatures w14:val="none"/>
+        </w:rPr>
+        <w:t>Program:</w:t>
+      </w:r>
+      <w:r>
+        <w:rPr>
+          <w:rFonts w:ascii="Times New Roman" w:eastAsia="Times New Roman" w:hAnsi="Times New Roman" w:cs="Times New Roman"/>
+          <w:kern w:val="0"/>
+          <w:lang w:eastAsia="en-IN"/>
+          <w14:ligatures w14:val="none"/>
+        </w:rPr>
+        <w:br/>
+        <w:t>A set of instructions given to a computer.</w:t>
+      </w:r>
+    </w:p>
+    <w:p>
+      <w:pPr>
+        <w:spacing w:before="100" w:beforeAutospacing="1" w:after="100" w:afterAutospacing="1" w:line="240" w:lineRule="auto"/>
+        <w:rPr>
+          <w:rFonts w:ascii="Times New Roman" w:eastAsia="Times New Roman" w:hAnsi="Times New Roman" w:cs="Times New Roman"/>
+          <w:kern w:val="0"/>
+          <w:lang w:eastAsia="en-IN"/>
+          <w14:ligatures w14:val="none"/>
+        </w:rPr>
+      </w:pPr>
+      <w:r>
+        <w:rPr>
+          <w:rFonts w:ascii="Times New Roman" w:eastAsia="Times New Roman" w:hAnsi="Times New Roman" w:cs="Times New Roman"/>
+          <w:kern w:val="0"/>
+          <w:lang w:eastAsia="en-IN"/>
+          <w14:ligatures w14:val="none"/>
+        </w:rPr>
+        <w:t>Programming:</w:t>
+      </w:r>
+      <w:r>
+        <w:rPr>
+          <w:rFonts w:ascii="Times New Roman" w:eastAsia="Times New Roman" w:hAnsi="Times New Roman" w:cs="Times New Roman"/>
+          <w:kern w:val="0"/>
+          <w:lang w:eastAsia="en-IN"/>
+          <w14:ligatures w14:val="none"/>
+        </w:rPr>
+        <w:br/>
+        <w:t>The process of writing instructions for a computer.</w:t>
+      </w:r>
+    </w:p>
+    <w:p>
+      <w:pPr>
+        <w:spacing w:before="100" w:beforeAutospacing="1" w:after="100" w:afterAutospacing="1" w:line="240" w:lineRule="auto"/>
+        <w:rPr>
+          <w:rFonts w:ascii="Times New Roman" w:eastAsia="Times New Roman" w:hAnsi="Times New Roman" w:cs="Times New Roman"/>
+          <w:kern w:val="0"/>
+          <w:lang w:eastAsia="en-IN"/>
+          <w14:ligatures w14:val="none"/>
+        </w:rPr>
+      </w:pPr>
+      <w:r>
+        <w:rPr>
+          <w:rFonts w:ascii="Times New Roman" w:eastAsia="Times New Roman" w:hAnsi="Times New Roman" w:cs="Times New Roman"/>
+          <w:kern w:val="0"/>
+          <w:lang w:eastAsia="en-IN"/>
+          <w14:ligatures w14:val="none"/>
+        </w:rPr>
+        <w:t>Hardware:</w:t>
+      </w:r>
+      <w:r>
+        <w:rPr>
+          <w:rFonts w:ascii="Times New Roman" w:eastAsia="Times New Roman" w:hAnsi="Times New Roman" w:cs="Times New Roman"/>
+          <w:kern w:val="0"/>
+          <w:lang w:eastAsia="en-IN"/>
+          <w14:ligatures w14:val="none"/>
+        </w:rPr>
+        <w:br/>
+        <w:t>Physical components that can be touched.</w:t>
+      </w:r>
+    </w:p>
+    <w:p>
+      <w:pPr>
+        <w:spacing w:before="100" w:beforeAutospacing="1" w:after="100" w:afterAutospacing="1" w:line="240" w:lineRule="auto"/>
+        <w:rPr>
+          <w:rFonts w:ascii="Times New Roman" w:eastAsia="Times New Roman" w:hAnsi="Times New Roman" w:cs="Times New Roman"/>
+          <w:kern w:val="0"/>
+          <w:lang w:eastAsia="en-IN"/>
+          <w14:ligatures w14:val="none"/>
+        </w:rPr>
+      </w:pPr>
+      <w:r>
+        <w:rPr>
+          <w:rFonts w:ascii="Times New Roman" w:eastAsia="Times New Roman" w:hAnsi="Times New Roman" w:cs="Times New Roman"/>
+          <w:kern w:val="0"/>
+          <w:lang w:eastAsia="en-IN"/>
+          <w14:ligatures w14:val="none"/>
+        </w:rPr>
+        <w:t>Software:</w:t>
+      </w:r>
+      <w:r>
+        <w:rPr>
+          <w:rFonts w:ascii="Times New Roman" w:eastAsia="Times New Roman" w:hAnsi="Times New Roman" w:cs="Times New Roman"/>
+          <w:kern w:val="0"/>
+          <w:lang w:eastAsia="en-IN"/>
+          <w14:ligatures w14:val="none"/>
+        </w:rPr>
+        <w:br/>
+        <w:t>Instructions that tell hardware what to do.</w:t>
+      </w:r>
+    </w:p>
+    <w:p>
+      <w:pPr>
+        <w:spacing w:before="100" w:beforeAutospacing="1" w:after="100" w:afterAutospacing="1" w:line="240" w:lineRule="auto"/>
+        <w:rPr>
+          <w:rFonts w:ascii="Times New Roman" w:eastAsia="Times New Roman" w:hAnsi="Times New Roman" w:cs="Times New Roman"/>
+          <w:kern w:val="0"/>
+          <w:lang w:eastAsia="en-IN"/>
+          <w14:ligatures w14:val="none"/>
+        </w:rPr>
+      </w:pPr>
+      <w:r>
+        <w:rPr>
+          <w:rFonts w:ascii="Times New Roman" w:eastAsia="Times New Roman" w:hAnsi="Times New Roman" w:cs="Times New Roman"/>
+          <w:kern w:val="0"/>
+          <w:lang w:eastAsia="en-IN"/>
+          <w14:ligatures w14:val="none"/>
+        </w:rPr>
+        <w:t>Operating System:</w:t>
+      </w:r>
+      <w:r>
+        <w:rPr>
+          <w:rFonts w:ascii="Times New Roman" w:eastAsia="Times New Roman" w:hAnsi="Times New Roman" w:cs="Times New Roman"/>
+          <w:kern w:val="0"/>
+          <w:lang w:eastAsia="en-IN"/>
+          <w14:ligatures w14:val="none"/>
+        </w:rPr>
+        <w:br/>
+        <w:t>The manager of the computer.</w:t>
+      </w:r>
+    </w:p>
+    <w:p>
+      <w:pPr>
+        <w:spacing w:before="100" w:beforeAutospacing="1" w:after="100" w:afterAutospacing="1" w:line="240" w:lineRule="auto"/>
+        <w:rPr>
+          <w:rFonts w:ascii="Times New Roman" w:eastAsia="Times New Roman" w:hAnsi="Times New Roman" w:cs="Times New Roman"/>
+          <w:kern w:val="0"/>
+          <w:lang w:eastAsia="en-IN"/>
+          <w14:ligatures w14:val="none"/>
+        </w:rPr>
+      </w:pPr>
+      <w:r>
+        <w:rPr>
+          <w:rFonts w:ascii="Times New Roman" w:eastAsia="Times New Roman" w:hAnsi="Times New Roman" w:cs="Times New Roman"/>
+          <w:kern w:val="0"/>
+          <w:lang w:eastAsia="en-IN"/>
+          <w14:ligatures w14:val="none"/>
+        </w:rPr>
+        <w:t>Kernel:</w:t>
+      </w:r>
+      <w:r>
+        <w:rPr>
+          <w:rFonts w:ascii="Times New Roman" w:eastAsia="Times New Roman" w:hAnsi="Times New Roman" w:cs="Times New Roman"/>
+          <w:kern w:val="0"/>
+          <w:lang w:eastAsia="en-IN"/>
+          <w14:ligatures w14:val="none"/>
+        </w:rPr>
+        <w:br/>
+        <w:t>The bridge between software and hardware.</w:t>
+      </w:r>
+    </w:p>
+    <w:p>
+      <w:pPr>
+        <w:spacing w:before="100" w:beforeAutospacing="1" w:after="100" w:afterAutospacing="1" w:line="240" w:lineRule="auto"/>
+        <w:outlineLvl w:val="1"/>
+        <w:rPr>
+          <w:rFonts w:ascii="Times New Roman" w:eastAsia="Times New Roman" w:hAnsi="Times New Roman" w:cs="Times New Roman"/>
+          <w:b/>
+          <w:bCs/>
+          <w:kern w:val="0"/>
+          <w:sz w:val="36"/>
+          <w:szCs w:val="36"/>
+          <w:lang w:eastAsia="en-IN"/>
+          <w14:ligatures w14:val="none"/>
+        </w:rPr>
+      </w:pPr>
+      <w:r>
+        <w:rPr>
+          <w:rFonts w:ascii="Times New Roman" w:eastAsia="Times New Roman" w:hAnsi="Times New Roman" w:cs="Times New Roman"/>
+          <w:b/>
+          <w:bCs/>
+          <w:kern w:val="0"/>
+          <w:sz w:val="36"/>
+          <w:szCs w:val="36"/>
+          <w:lang w:eastAsia="en-IN"/>
+          <w14:ligatures w14:val="none"/>
+        </w:rPr>
+        <w:t>Friend-to-Friend Summary</w:t>
+      </w:r>
+    </w:p>
+    <w:p>
+      <w:pPr>
+        <w:spacing w:before="100" w:beforeAutospacing="1" w:after="100" w:afterAutospacing="1" w:line="240" w:lineRule="auto"/>
+        <w:rPr>
+          <w:rFonts w:ascii="Times New Roman" w:eastAsia="Times New Roman" w:hAnsi="Times New Roman" w:cs="Times New Roman"/>
+          <w:kern w:val="0"/>
+          <w:lang w:eastAsia="en-IN"/>
+          <w14:ligatures w14:val="none"/>
+        </w:rPr>
+      </w:pPr>
+      <w:r>
+        <w:rPr>
+          <w:rFonts w:ascii="Times New Roman" w:eastAsia="Times New Roman" w:hAnsi="Times New Roman" w:cs="Times New Roman"/>
+          <w:kern w:val="0"/>
+          <w:lang w:eastAsia="en-IN"/>
+          <w14:ligatures w14:val="none"/>
+        </w:rPr>
+        <w:t>Alex: What is a computer?</w:t>
+      </w:r>
+    </w:p>
+    <w:p>
+      <w:pPr>
+        <w:spacing w:before="100" w:beforeAutospacing="1" w:after="100" w:afterAutospacing="1" w:line="240" w:lineRule="auto"/>
+        <w:rPr>
+          <w:rFonts w:ascii="Times New Roman" w:eastAsia="Times New Roman" w:hAnsi="Times New Roman" w:cs="Times New Roman"/>
+          <w:kern w:val="0"/>
+          <w:lang w:eastAsia="en-IN"/>
+          <w14:ligatures w14:val="none"/>
+        </w:rPr>
+      </w:pPr>
+      <w:r>
+        <w:rPr>
+          <w:rFonts w:ascii="Times New Roman" w:eastAsia="Times New Roman" w:hAnsi="Times New Roman" w:cs="Times New Roman"/>
+          <w:kern w:val="0"/>
+          <w:lang w:eastAsia="en-IN"/>
+          <w14:ligatures w14:val="none"/>
+        </w:rPr>
+        <w:t>Nova: A very fast worker that follows instructions.</w:t>
+      </w:r>
+    </w:p>
+    <w:p>
+      <w:pPr>
+        <w:spacing w:before="100" w:beforeAutospacing="1" w:after="100" w:afterAutospacing="1" w:line="240" w:lineRule="auto"/>
+        <w:rPr>
+          <w:rFonts w:ascii="Times New Roman" w:eastAsia="Times New Roman" w:hAnsi="Times New Roman" w:cs="Times New Roman"/>
+          <w:kern w:val="0"/>
+          <w:lang w:eastAsia="en-IN"/>
+          <w14:ligatures w14:val="none"/>
+        </w:rPr>
+      </w:pPr>
+      <w:r>
+        <w:rPr>
+          <w:rFonts w:ascii="Times New Roman" w:eastAsia="Times New Roman" w:hAnsi="Times New Roman" w:cs="Times New Roman"/>
+          <w:kern w:val="0"/>
+          <w:lang w:eastAsia="en-IN"/>
+          <w14:ligatures w14:val="none"/>
+        </w:rPr>
+        <w:t>Alex: What is hardware?</w:t>
+      </w:r>
+    </w:p>
+    <w:p>
+      <w:pPr>
+        <w:spacing w:before="100" w:beforeAutospacing="1" w:after="100" w:afterAutospacing="1" w:line="240" w:lineRule="auto"/>
+        <w:rPr>
+          <w:rFonts w:ascii="Times New Roman" w:eastAsia="Times New Roman" w:hAnsi="Times New Roman" w:cs="Times New Roman"/>
+          <w:kern w:val="0"/>
+          <w:lang w:eastAsia="en-IN"/>
+          <w14:ligatures w14:val="none"/>
+        </w:rPr>
+      </w:pPr>
+      <w:r>
+        <w:rPr>
+          <w:rFonts w:ascii="Times New Roman" w:eastAsia="Times New Roman" w:hAnsi="Times New Roman" w:cs="Times New Roman"/>
+          <w:kern w:val="0"/>
+          <w:lang w:eastAsia="en-IN"/>
+          <w14:ligatures w14:val="none"/>
+        </w:rPr>
+        <w:t>Nova: Everything you can physically touch.</w:t>
+      </w:r>
+    </w:p>
+    <w:p>
+      <w:pPr>
+        <w:spacing w:before="100" w:beforeAutospacing="1" w:after="100" w:afterAutospacing="1" w:line="240" w:lineRule="auto"/>
+        <w:rPr>
+          <w:rFonts w:ascii="Times New Roman" w:eastAsia="Times New Roman" w:hAnsi="Times New Roman" w:cs="Times New Roman"/>
+          <w:kern w:val="0"/>
+          <w:lang w:eastAsia="en-IN"/>
+          <w14:ligatures w14:val="none"/>
+        </w:rPr>
+      </w:pPr>
+      <w:r>
+        <w:rPr>
+          <w:rFonts w:ascii="Times New Roman" w:eastAsia="Times New Roman" w:hAnsi="Times New Roman" w:cs="Times New Roman"/>
+          <w:kern w:val="0"/>
+          <w:lang w:eastAsia="en-IN"/>
+          <w14:ligatures w14:val="none"/>
+        </w:rPr>
+        <w:t>Alex: What is software?</w:t>
+      </w:r>
+    </w:p>
+    <w:p>
+      <w:pPr>
+        <w:spacing w:before="100" w:beforeAutospacing="1" w:after="100" w:afterAutospacing="1" w:line="240" w:lineRule="auto"/>
+        <w:rPr>
+          <w:rFonts w:ascii="Times New Roman" w:eastAsia="Times New Roman" w:hAnsi="Times New Roman" w:cs="Times New Roman"/>
+          <w:kern w:val="0"/>
+          <w:lang w:eastAsia="en-IN"/>
+          <w14:ligatures w14:val="none"/>
+        </w:rPr>
+      </w:pPr>
+      <w:r>
+        <w:rPr>
+          <w:rFonts w:ascii="Times New Roman" w:eastAsia="Times New Roman" w:hAnsi="Times New Roman" w:cs="Times New Roman"/>
+          <w:kern w:val="0"/>
+          <w:lang w:eastAsia="en-IN"/>
+          <w14:ligatures w14:val="none"/>
+        </w:rPr>
+        <w:t>Nova: Instructions that tell hardware what to do.</w:t>
+      </w:r>
+    </w:p>
+    <w:p>
+      <w:pPr>
+        <w:spacing w:before="100" w:beforeAutospacing="1" w:after="100" w:afterAutospacing="1" w:line="240" w:lineRule="auto"/>
+        <w:rPr>
+          <w:rFonts w:ascii="Times New Roman" w:eastAsia="Times New Roman" w:hAnsi="Times New Roman" w:cs="Times New Roman"/>
+          <w:kern w:val="0"/>
+          <w:lang w:eastAsia="en-IN"/>
+          <w14:ligatures w14:val="none"/>
+        </w:rPr>
+      </w:pPr>
+      <w:r>
+        <w:rPr>
+          <w:rFonts w:ascii="Times New Roman" w:eastAsia="Times New Roman" w:hAnsi="Times New Roman" w:cs="Times New Roman"/>
+          <w:kern w:val="0"/>
+          <w:lang w:eastAsia="en-IN"/>
+          <w14:ligatures w14:val="none"/>
+        </w:rPr>
+        <w:t>Alex: What is the operating system?</w:t>
+      </w:r>
+    </w:p>
+    <w:p>
+      <w:pPr>
+        <w:spacing w:before="100" w:beforeAutospacing="1" w:after="100" w:afterAutospacing="1" w:line="240" w:lineRule="auto"/>
+        <w:rPr>
+          <w:rFonts w:ascii="Times New Roman" w:eastAsia="Times New Roman" w:hAnsi="Times New Roman" w:cs="Times New Roman"/>
+          <w:kern w:val="0"/>
+          <w:lang w:eastAsia="en-IN"/>
+          <w14:ligatures w14:val="none"/>
+        </w:rPr>
+      </w:pPr>
+      <w:r>
+        <w:rPr>
+          <w:rFonts w:ascii="Times New Roman" w:eastAsia="Times New Roman" w:hAnsi="Times New Roman" w:cs="Times New Roman"/>
+          <w:kern w:val="0"/>
+          <w:lang w:eastAsia="en-IN"/>
+          <w14:ligatures w14:val="none"/>
+        </w:rPr>
+        <w:t>Nova: The manager that controls the computer.</w:t>
+      </w:r>
+    </w:p>
+    <w:p>
+      <w:pPr>
+        <w:spacing w:before="100" w:beforeAutospacing="1" w:after="100" w:afterAutospacing="1" w:line="240" w:lineRule="auto"/>
+        <w:rPr>
+          <w:rFonts w:ascii="Times New Roman" w:eastAsia="Times New Roman" w:hAnsi="Times New Roman" w:cs="Times New Roman"/>
+          <w:kern w:val="0"/>
+          <w:lang w:eastAsia="en-IN"/>
+          <w14:ligatures w14:val="none"/>
+        </w:rPr>
+      </w:pPr>
+      <w:r>
+        <w:rPr>
+          <w:rFonts w:ascii="Times New Roman" w:eastAsia="Times New Roman" w:hAnsi="Times New Roman" w:cs="Times New Roman"/>
+          <w:kern w:val="0"/>
+          <w:lang w:eastAsia="en-IN"/>
+          <w14:ligatures w14:val="none"/>
+        </w:rPr>
+        <w:t>Alex: What is the kernel?</w:t>
+      </w:r>
+    </w:p>
+    <w:p>
+      <w:pPr>
+        <w:spacing w:before="100" w:beforeAutospacing="1" w:after="100" w:afterAutospacing="1" w:line="240" w:lineRule="auto"/>
+        <w:rPr>
+          <w:rFonts w:ascii="Times New Roman" w:eastAsia="Times New Roman" w:hAnsi="Times New Roman" w:cs="Times New Roman"/>
+          <w:kern w:val="0"/>
+          <w:lang w:eastAsia="en-IN"/>
+          <w14:ligatures w14:val="none"/>
+        </w:rPr>
+      </w:pPr>
+      <w:r>
+        <w:rPr>
+          <w:rFonts w:ascii="Times New Roman" w:eastAsia="Times New Roman" w:hAnsi="Times New Roman" w:cs="Times New Roman"/>
+          <w:kern w:val="0"/>
+          <w:lang w:eastAsia="en-IN"/>
+          <w14:ligatures w14:val="none"/>
+        </w:rPr>
+        <w:t>Nova: The bridge that allows software and hardware to communicate.</w:t>
+      </w:r>
+    </w:p>
+    <w:p>
+      <w:pPr>
+        <w:spacing w:after="0" w:line="360" w:lineRule="auto"/>
+        <w:ind w:right="-755"/>
+        <w:jc w:val="both"/>
+        <w:rPr>
+          <w:rFonts w:ascii="Times New Roman" w:hAnsi="Times New Roman" w:cs="Times New Roman"/>
+          <w:b/>
+          <w:bCs/>
+        </w:rPr>
+      </w:pPr>
+    </w:p>
+    <w:p>
+      <w:pPr>
+        <w:spacing w:after="0" w:line="360" w:lineRule="auto"/>
+        <w:ind w:right="-755"/>
+        <w:jc w:val="both"/>
+        <w:rPr>
+          <w:rFonts w:ascii="Times New Roman" w:hAnsi="Times New Roman" w:cs="Times New Roman"/>
+          <w:b/>
+          <w:bCs/>
+        </w:rPr>
+      </w:pPr>
+    </w:p>
+    <w:p>
+      <w:pPr>
+        <w:spacing w:after="0" w:line="360" w:lineRule="auto"/>
+        <w:ind w:right="-755"/>
+        <w:jc w:val="both"/>
+        <w:rPr>
+          <w:rFonts w:ascii="Times New Roman" w:hAnsi="Times New Roman" w:cs="Times New Roman"/>
+          <w:b/>
+          <w:bCs/>
+        </w:rPr>
+      </w:pPr>
+    </w:p>
+    <w:p>
+      <w:pPr>
+        <w:spacing w:after="0" w:line="360" w:lineRule="auto"/>
+        <w:ind w:right="-755"/>
+        <w:jc w:val="both"/>
+        <w:rPr>
+          <w:rFonts w:ascii="Times New Roman" w:hAnsi="Times New Roman" w:cs="Times New Roman"/>
+          <w:b/>
+          <w:bCs/>
+        </w:rPr>
+      </w:pPr>
+    </w:p>
     <w:sectPr>
       <w:pgSz w:w="11906" w:h="16838"/>
-      <w:pgMar w:top="709" w:right="1440" w:bottom="709" w:left="1440" w:header="708" w:footer="708" w:gutter="0"/>
+      <w:pgMar w:top="709" w:right="849" w:bottom="709" w:left="709" w:header="708" w:footer="708" w:gutter="0"/>
       <w:pgBorders w:offsetFrom="page">
         <w:top w:val="single" w:sz="4" w:space="24" w:color="auto"/>
         <w:left w:val="single" w:sz="4" w:space="24" w:color="auto"/>
@@ -8258,7 +10754,6 @@
   <w:style w:type="character" w:default="1" w:styleId="DefaultParagraphFont">
     <w:name w:val="Default Paragraph Font"/>
     <w:uiPriority w:val="1"/>
-    <w:semiHidden/>
     <w:unhideWhenUsed/>
   </w:style>
   <w:style w:type="table" w:default="1" w:styleId="TableNormal">
